--- a/memoire-ngoma/kit-donnees-reelles/Outils_de_collecte_VIERGES.docx
+++ b/memoire-ngoma/kit-donnees-reelles/Outils_de_collecte_VIERGES.docx
@@ -372,7 +372,7 @@
           <w:sz w:val="19"/>
           <w:szCs w:val="19"/>
         </w:rPr>
-        <w:t xml:space="preserve">À mettre à jour après chaque entretien : la collecte vise chacune des modalités des sept dimensions et couvre les seize centres, à raison d'un à deux participants par structure.</w:t>
+        <w:t xml:space="preserve">À mettre à jour après chaque entretien : la collecte vise chacune des modalités des sept dimensions et couvre quinze des seize centres, à raison d'un à deux participants par structure ; le seizième sert au pré-test et n'est pas retenu.</w:t>
       </w:r>
     </w:p>
     <w:p/>
@@ -24792,179 +24792,6 @@
           </w:p>
         </w:tc>
       </w:tr>
-      <w:tr>
-        <w:trPr>
-          <w:tblHeader w:val="off"/>
-        </w:trPr>
-        <w:tc>
-          <w:tcPr>
-            <w:tcW w:type="dxa" w:w="900"/>
-            <w:tcMar>
-              <w:top w:type="dxa" w:w="60"/>
-              <w:left w:type="dxa" w:w="100"/>
-              <w:bottom w:type="dxa" w:w="60"/>
-              <w:right w:type="dxa" w:w="100"/>
-            </w:tcMar>
-          </w:tcPr>
-          <w:p>
-            <w:r>
-              <w:rPr>
-                <w:b w:val="false"/>
-                <w:bCs w:val="false"/>
-                <w:i w:val="false"/>
-                <w:iCs w:val="false"/>
-                <w:sz w:val="19"/>
-                <w:szCs w:val="19"/>
-              </w:rPr>
-              <w:t xml:space="preserve">CS16</w:t>
-            </w:r>
-          </w:p>
-        </w:tc>
-        <w:tc>
-          <w:tcPr>
-            <w:tcW w:type="dxa" w:w="900"/>
-            <w:tcMar>
-              <w:top w:type="dxa" w:w="60"/>
-              <w:left w:type="dxa" w:w="100"/>
-              <w:bottom w:type="dxa" w:w="60"/>
-              <w:right w:type="dxa" w:w="100"/>
-            </w:tcMar>
-          </w:tcPr>
-          <w:p>
-            <w:r>
-              <w:rPr>
-                <w:b w:val="false"/>
-                <w:bCs w:val="false"/>
-                <w:i w:val="false"/>
-                <w:iCs w:val="false"/>
-                <w:sz w:val="19"/>
-                <w:szCs w:val="19"/>
-              </w:rPr>
-              <w:t xml:space="preserve"/>
-            </w:r>
-          </w:p>
-        </w:tc>
-        <w:tc>
-          <w:tcPr>
-            <w:tcW w:type="dxa" w:w="900"/>
-            <w:tcMar>
-              <w:top w:type="dxa" w:w="60"/>
-              <w:left w:type="dxa" w:w="100"/>
-              <w:bottom w:type="dxa" w:w="60"/>
-              <w:right w:type="dxa" w:w="100"/>
-            </w:tcMar>
-          </w:tcPr>
-          <w:p>
-            <w:r>
-              <w:rPr>
-                <w:b w:val="false"/>
-                <w:bCs w:val="false"/>
-                <w:i w:val="false"/>
-                <w:iCs w:val="false"/>
-                <w:sz w:val="19"/>
-                <w:szCs w:val="19"/>
-              </w:rPr>
-              <w:t xml:space="preserve"/>
-            </w:r>
-          </w:p>
-        </w:tc>
-        <w:tc>
-          <w:tcPr>
-            <w:tcW w:type="dxa" w:w="1200"/>
-            <w:tcMar>
-              <w:top w:type="dxa" w:w="60"/>
-              <w:left w:type="dxa" w:w="100"/>
-              <w:bottom w:type="dxa" w:w="60"/>
-              <w:right w:type="dxa" w:w="100"/>
-            </w:tcMar>
-          </w:tcPr>
-          <w:p>
-            <w:r>
-              <w:rPr>
-                <w:b w:val="false"/>
-                <w:bCs w:val="false"/>
-                <w:i w:val="false"/>
-                <w:iCs w:val="false"/>
-                <w:sz w:val="19"/>
-                <w:szCs w:val="19"/>
-              </w:rPr>
-              <w:t xml:space="preserve"/>
-            </w:r>
-          </w:p>
-        </w:tc>
-        <w:tc>
-          <w:tcPr>
-            <w:tcW w:type="dxa" w:w="1700"/>
-            <w:tcMar>
-              <w:top w:type="dxa" w:w="60"/>
-              <w:left w:type="dxa" w:w="100"/>
-              <w:bottom w:type="dxa" w:w="60"/>
-              <w:right w:type="dxa" w:w="100"/>
-            </w:tcMar>
-          </w:tcPr>
-          <w:p>
-            <w:r>
-              <w:rPr>
-                <w:b w:val="false"/>
-                <w:bCs w:val="false"/>
-                <w:i w:val="false"/>
-                <w:iCs w:val="false"/>
-                <w:sz w:val="19"/>
-                <w:szCs w:val="19"/>
-              </w:rPr>
-              <w:t xml:space="preserve"/>
-            </w:r>
-          </w:p>
-        </w:tc>
-        <w:tc>
-          <w:tcPr>
-            <w:tcW w:type="dxa" w:w="1900"/>
-            <w:tcMar>
-              <w:top w:type="dxa" w:w="60"/>
-              <w:left w:type="dxa" w:w="100"/>
-              <w:bottom w:type="dxa" w:w="60"/>
-              <w:right w:type="dxa" w:w="100"/>
-            </w:tcMar>
-          </w:tcPr>
-          <w:p>
-            <w:r>
-              <w:rPr>
-                <w:b w:val="false"/>
-                <w:bCs w:val="false"/>
-                <w:i w:val="false"/>
-                <w:iCs w:val="false"/>
-                <w:sz w:val="19"/>
-                <w:szCs w:val="19"/>
-              </w:rPr>
-              <w:t xml:space="preserve"/>
-            </w:r>
-          </w:p>
-        </w:tc>
-        <w:tc>
-          <w:tcPr>
-            <w:tcW w:type="dxa" w:w="1526"/>
-            <w:tcMar>
-              <w:top w:type="dxa" w:w="60"/>
-              <w:left w:type="dxa" w:w="100"/>
-              <w:bottom w:type="dxa" w:w="60"/>
-              <w:right w:type="dxa" w:w="100"/>
-            </w:tcMar>
-          </w:tcPr>
-          <w:p>
-            <w:r>
-              <w:rPr>
-                <w:b w:val="false"/>
-                <w:bCs w:val="false"/>
-                <w:i w:val="false"/>
-                <w:iCs w:val="false"/>
-                <w:sz w:val="19"/>
-                <w:szCs w:val="19"/>
-              </w:rPr>
-              <w:t xml:space="preserve"/>
-            </w:r>
-          </w:p>
-        </w:tc>
-      </w:tr>
     </w:tbl>
     <w:p/>
     <w:tbl>
@@ -26529,107 +26356,6 @@
                 <w:szCs w:val="19"/>
               </w:rPr>
               <w:t xml:space="preserve">CS15</w:t>
-            </w:r>
-          </w:p>
-        </w:tc>
-        <w:tc>
-          <w:tcPr>
-            <w:tcW w:type="dxa" w:w="3300"/>
-            <w:tcMar>
-              <w:top w:type="dxa" w:w="60"/>
-              <w:left w:type="dxa" w:w="100"/>
-              <w:bottom w:type="dxa" w:w="60"/>
-              <w:right w:type="dxa" w:w="100"/>
-            </w:tcMar>
-          </w:tcPr>
-          <w:p>
-            <w:r>
-              <w:rPr>
-                <w:b w:val="false"/>
-                <w:bCs w:val="false"/>
-                <w:i w:val="false"/>
-                <w:iCs w:val="false"/>
-                <w:sz w:val="19"/>
-                <w:szCs w:val="19"/>
-              </w:rPr>
-              <w:t xml:space="preserve"/>
-            </w:r>
-          </w:p>
-        </w:tc>
-        <w:tc>
-          <w:tcPr>
-            <w:tcW w:type="dxa" w:w="2300"/>
-            <w:tcMar>
-              <w:top w:type="dxa" w:w="60"/>
-              <w:left w:type="dxa" w:w="100"/>
-              <w:bottom w:type="dxa" w:w="60"/>
-              <w:right w:type="dxa" w:w="100"/>
-            </w:tcMar>
-          </w:tcPr>
-          <w:p>
-            <w:r>
-              <w:rPr>
-                <w:b w:val="false"/>
-                <w:bCs w:val="false"/>
-                <w:i w:val="false"/>
-                <w:iCs w:val="false"/>
-                <w:sz w:val="19"/>
-                <w:szCs w:val="19"/>
-              </w:rPr>
-              <w:t xml:space="preserve"/>
-            </w:r>
-          </w:p>
-        </w:tc>
-        <w:tc>
-          <w:tcPr>
-            <w:tcW w:type="dxa" w:w="2526"/>
-            <w:tcMar>
-              <w:top w:type="dxa" w:w="60"/>
-              <w:left w:type="dxa" w:w="100"/>
-              <w:bottom w:type="dxa" w:w="60"/>
-              <w:right w:type="dxa" w:w="100"/>
-            </w:tcMar>
-          </w:tcPr>
-          <w:p>
-            <w:r>
-              <w:rPr>
-                <w:b w:val="false"/>
-                <w:bCs w:val="false"/>
-                <w:i w:val="false"/>
-                <w:iCs w:val="false"/>
-                <w:sz w:val="19"/>
-                <w:szCs w:val="19"/>
-              </w:rPr>
-              <w:t xml:space="preserve"/>
-            </w:r>
-          </w:p>
-        </w:tc>
-      </w:tr>
-      <w:tr>
-        <w:trPr>
-          <w:tblHeader w:val="off"/>
-        </w:trPr>
-        <w:tc>
-          <w:tcPr>
-            <w:tcW w:type="dxa" w:w="900"/>
-            <w:tcMar>
-              <w:top w:type="dxa" w:w="60"/>
-              <w:left w:type="dxa" w:w="100"/>
-              <w:bottom w:type="dxa" w:w="60"/>
-              <w:right w:type="dxa" w:w="100"/>
-            </w:tcMar>
-          </w:tcPr>
-          <w:p>
-            <w:r>
-              <w:rPr>
-                <w:b w:val="false"/>
-                <w:bCs w:val="false"/>
-                <w:i w:val="false"/>
-                <w:iCs w:val="false"/>
-                <w:sz w:val="19"/>
-                <w:szCs w:val="19"/>
-              </w:rPr>
-              <w:t xml:space="preserve">CS16</w:t>
             </w:r>
           </w:p>
         </w:tc>

--- a/memoire-ngoma/kit-donnees-reelles/Outils_de_collecte_VIERGES.docx
+++ b/memoire-ngoma/kit-donnees-reelles/Outils_de_collecte_VIERGES.docx
@@ -13566,6 +13566,510 @@
         <w:spacing w:after="100" w:before="180"/>
       </w:pPr>
       <w:r>
+        <w:t xml:space="preserve">A bis. Séance d'éducation collective (rubrique ajoutée à la grille — à valider avec la direction de mémoire)</w:t>
+      </w:r>
+    </w:p>
+    <w:tbl>
+      <w:tblPr>
+        <w:tblW w:type="dxa" w:w="9026"/>
+        <w:tblBorders>
+          <w:top w:val="single" w:color="auto" w:sz="4"/>
+          <w:left w:val="single" w:color="auto" w:sz="4"/>
+          <w:bottom w:val="single" w:color="auto" w:sz="4"/>
+          <w:right w:val="single" w:color="auto" w:sz="4"/>
+          <w:insideH w:val="single" w:color="auto" w:sz="4"/>
+          <w:insideV w:val="single" w:color="auto" w:sz="4"/>
+        </w:tblBorders>
+      </w:tblPr>
+      <w:tblGrid>
+        <w:gridCol w:w="3400"/>
+        <w:gridCol w:w="5626"/>
+      </w:tblGrid>
+      <w:tr>
+        <w:trPr>
+          <w:tblHeader w:val="off"/>
+        </w:trPr>
+        <w:tc>
+          <w:tcPr>
+            <w:tcW w:type="dxa" w:w="3400"/>
+            <w:tcMar>
+              <w:top w:type="dxa" w:w="60"/>
+              <w:left w:type="dxa" w:w="100"/>
+              <w:bottom w:type="dxa" w:w="60"/>
+              <w:right w:type="dxa" w:w="100"/>
+            </w:tcMar>
+          </w:tcPr>
+          <w:p>
+            <w:r>
+              <w:rPr>
+                <w:b w:val="false"/>
+                <w:bCs w:val="false"/>
+                <w:i w:val="false"/>
+                <w:iCs w:val="false"/>
+                <w:sz w:val="19"/>
+                <w:szCs w:val="19"/>
+              </w:rPr>
+              <w:t xml:space="preserve">Fréquence déclarée (séances par semaine, jours)</w:t>
+            </w:r>
+          </w:p>
+        </w:tc>
+        <w:tc>
+          <w:tcPr>
+            <w:tcW w:type="dxa" w:w="5626"/>
+            <w:tcMar>
+              <w:top w:type="dxa" w:w="60"/>
+              <w:left w:type="dxa" w:w="100"/>
+              <w:bottom w:type="dxa" w:w="60"/>
+              <w:right w:type="dxa" w:w="100"/>
+            </w:tcMar>
+          </w:tcPr>
+          <w:p>
+            <w:r>
+              <w:rPr>
+                <w:b w:val="false"/>
+                <w:bCs w:val="false"/>
+                <w:i w:val="false"/>
+                <w:iCs w:val="false"/>
+                <w:sz w:val="19"/>
+                <w:szCs w:val="19"/>
+              </w:rPr>
+              <w:t xml:space="preserve"/>
+            </w:r>
+          </w:p>
+        </w:tc>
+      </w:tr>
+      <w:tr>
+        <w:trPr>
+          <w:tblHeader w:val="off"/>
+        </w:trPr>
+        <w:tc>
+          <w:tcPr>
+            <w:tcW w:type="dxa" w:w="3400"/>
+            <w:tcMar>
+              <w:top w:type="dxa" w:w="60"/>
+              <w:left w:type="dxa" w:w="100"/>
+              <w:bottom w:type="dxa" w:w="60"/>
+              <w:right w:type="dxa" w:w="100"/>
+            </w:tcMar>
+          </w:tcPr>
+          <w:p>
+            <w:r>
+              <w:rPr>
+                <w:b w:val="false"/>
+                <w:bCs w:val="false"/>
+                <w:i w:val="false"/>
+                <w:iCs w:val="false"/>
+                <w:sz w:val="19"/>
+                <w:szCs w:val="19"/>
+              </w:rPr>
+              <w:t xml:space="preserve">Séance observée ce jour</w:t>
+            </w:r>
+          </w:p>
+        </w:tc>
+        <w:tc>
+          <w:tcPr>
+            <w:tcW w:type="dxa" w:w="5626"/>
+            <w:tcMar>
+              <w:top w:type="dxa" w:w="60"/>
+              <w:left w:type="dxa" w:w="100"/>
+              <w:bottom w:type="dxa" w:w="60"/>
+              <w:right w:type="dxa" w:w="100"/>
+            </w:tcMar>
+          </w:tcPr>
+          <w:p>
+            <w:r>
+              <w:rPr>
+                <w:b w:val="false"/>
+                <w:bCs w:val="false"/>
+                <w:i w:val="false"/>
+                <w:iCs w:val="false"/>
+                <w:sz w:val="19"/>
+                <w:szCs w:val="19"/>
+              </w:rPr>
+              <w:t xml:space="preserve">☐ oui   ☐ non</w:t>
+            </w:r>
+          </w:p>
+        </w:tc>
+      </w:tr>
+      <w:tr>
+        <w:trPr>
+          <w:tblHeader w:val="off"/>
+        </w:trPr>
+        <w:tc>
+          <w:tcPr>
+            <w:tcW w:type="dxa" w:w="3400"/>
+            <w:tcMar>
+              <w:top w:type="dxa" w:w="60"/>
+              <w:left w:type="dxa" w:w="100"/>
+              <w:bottom w:type="dxa" w:w="60"/>
+              <w:right w:type="dxa" w:w="100"/>
+            </w:tcMar>
+          </w:tcPr>
+          <w:p>
+            <w:r>
+              <w:rPr>
+                <w:b w:val="false"/>
+                <w:bCs w:val="false"/>
+                <w:i w:val="false"/>
+                <w:iCs w:val="false"/>
+                <w:sz w:val="19"/>
+                <w:szCs w:val="19"/>
+              </w:rPr>
+              <w:t xml:space="preserve">Heure, durée, lieu, animée par (fonction seulement)</w:t>
+            </w:r>
+          </w:p>
+        </w:tc>
+        <w:tc>
+          <w:tcPr>
+            <w:tcW w:type="dxa" w:w="5626"/>
+            <w:tcMar>
+              <w:top w:type="dxa" w:w="60"/>
+              <w:left w:type="dxa" w:w="100"/>
+              <w:bottom w:type="dxa" w:w="60"/>
+              <w:right w:type="dxa" w:w="100"/>
+            </w:tcMar>
+          </w:tcPr>
+          <w:p>
+            <w:r>
+              <w:rPr>
+                <w:b w:val="false"/>
+                <w:bCs w:val="false"/>
+                <w:i w:val="false"/>
+                <w:iCs w:val="false"/>
+                <w:sz w:val="19"/>
+                <w:szCs w:val="19"/>
+              </w:rPr>
+              <w:t xml:space="preserve"/>
+            </w:r>
+          </w:p>
+        </w:tc>
+      </w:tr>
+      <w:tr>
+        <w:trPr>
+          <w:tblHeader w:val="off"/>
+        </w:trPr>
+        <w:tc>
+          <w:tcPr>
+            <w:tcW w:type="dxa" w:w="3400"/>
+            <w:tcMar>
+              <w:top w:type="dxa" w:w="60"/>
+              <w:left w:type="dxa" w:w="100"/>
+              <w:bottom w:type="dxa" w:w="60"/>
+              <w:right w:type="dxa" w:w="100"/>
+            </w:tcMar>
+          </w:tcPr>
+          <w:p>
+            <w:r>
+              <w:rPr>
+                <w:b w:val="false"/>
+                <w:bCs w:val="false"/>
+                <w:i w:val="false"/>
+                <w:iCs w:val="false"/>
+                <w:sz w:val="19"/>
+                <w:szCs w:val="19"/>
+              </w:rPr>
+              <w:t xml:space="preserve">Nombre approximatif de femmes présentes ; conjoints présents</w:t>
+            </w:r>
+          </w:p>
+        </w:tc>
+        <w:tc>
+          <w:tcPr>
+            <w:tcW w:type="dxa" w:w="5626"/>
+            <w:tcMar>
+              <w:top w:type="dxa" w:w="60"/>
+              <w:left w:type="dxa" w:w="100"/>
+              <w:bottom w:type="dxa" w:w="60"/>
+              <w:right w:type="dxa" w:w="100"/>
+            </w:tcMar>
+          </w:tcPr>
+          <w:p>
+            <w:r>
+              <w:rPr>
+                <w:b w:val="false"/>
+                <w:bCs w:val="false"/>
+                <w:i w:val="false"/>
+                <w:iCs w:val="false"/>
+                <w:sz w:val="19"/>
+                <w:szCs w:val="19"/>
+              </w:rPr>
+              <w:t xml:space="preserve"/>
+            </w:r>
+          </w:p>
+        </w:tc>
+      </w:tr>
+      <w:tr>
+        <w:trPr>
+          <w:tblHeader w:val="off"/>
+        </w:trPr>
+        <w:tc>
+          <w:tcPr>
+            <w:tcW w:type="dxa" w:w="3400"/>
+            <w:tcMar>
+              <w:top w:type="dxa" w:w="60"/>
+              <w:left w:type="dxa" w:w="100"/>
+              <w:bottom w:type="dxa" w:w="60"/>
+              <w:right w:type="dxa" w:w="100"/>
+            </w:tcMar>
+          </w:tcPr>
+          <w:p>
+            <w:r>
+              <w:rPr>
+                <w:b w:val="false"/>
+                <w:bCs w:val="false"/>
+                <w:i w:val="false"/>
+                <w:iCs w:val="false"/>
+                <w:sz w:val="19"/>
+                <w:szCs w:val="19"/>
+              </w:rPr>
+              <w:t xml:space="preserve">Thème du jour ; support utilisé (boîte à images, affiche…)</w:t>
+            </w:r>
+          </w:p>
+        </w:tc>
+        <w:tc>
+          <w:tcPr>
+            <w:tcW w:type="dxa" w:w="5626"/>
+            <w:tcMar>
+              <w:top w:type="dxa" w:w="60"/>
+              <w:left w:type="dxa" w:w="100"/>
+              <w:bottom w:type="dxa" w:w="60"/>
+              <w:right w:type="dxa" w:w="100"/>
+            </w:tcMar>
+          </w:tcPr>
+          <w:p>
+            <w:r>
+              <w:rPr>
+                <w:b w:val="false"/>
+                <w:bCs w:val="false"/>
+                <w:i w:val="false"/>
+                <w:iCs w:val="false"/>
+                <w:sz w:val="19"/>
+                <w:szCs w:val="19"/>
+              </w:rPr>
+              <w:t xml:space="preserve"/>
+            </w:r>
+          </w:p>
+        </w:tc>
+      </w:tr>
+      <w:tr>
+        <w:trPr>
+          <w:tblHeader w:val="off"/>
+        </w:trPr>
+        <w:tc>
+          <w:tcPr>
+            <w:tcW w:type="dxa" w:w="3400"/>
+            <w:tcMar>
+              <w:top w:type="dxa" w:w="60"/>
+              <w:left w:type="dxa" w:w="100"/>
+              <w:bottom w:type="dxa" w:w="60"/>
+              <w:right w:type="dxa" w:w="100"/>
+            </w:tcMar>
+          </w:tcPr>
+          <w:p>
+            <w:r>
+              <w:rPr>
+                <w:b w:val="false"/>
+                <w:bCs w:val="false"/>
+                <w:i w:val="false"/>
+                <w:iCs w:val="false"/>
+                <w:sz w:val="19"/>
+                <w:szCs w:val="19"/>
+              </w:rPr>
+              <w:t xml:space="preserve">Tension abordée</w:t>
+            </w:r>
+          </w:p>
+        </w:tc>
+        <w:tc>
+          <w:tcPr>
+            <w:tcW w:type="dxa" w:w="5626"/>
+            <w:tcMar>
+              <w:top w:type="dxa" w:w="60"/>
+              <w:left w:type="dxa" w:w="100"/>
+              <w:bottom w:type="dxa" w:w="60"/>
+              <w:right w:type="dxa" w:w="100"/>
+            </w:tcMar>
+          </w:tcPr>
+          <w:p>
+            <w:r>
+              <w:rPr>
+                <w:b w:val="false"/>
+                <w:bCs w:val="false"/>
+                <w:i w:val="false"/>
+                <w:iCs w:val="false"/>
+                <w:sz w:val="19"/>
+                <w:szCs w:val="19"/>
+              </w:rPr>
+              <w:t xml:space="preserve">☐ oui   ☐ non</w:t>
+            </w:r>
+          </w:p>
+        </w:tc>
+      </w:tr>
+      <w:tr>
+        <w:trPr>
+          <w:tblHeader w:val="off"/>
+        </w:trPr>
+        <w:tc>
+          <w:tcPr>
+            <w:tcW w:type="dxa" w:w="3400"/>
+            <w:tcMar>
+              <w:top w:type="dxa" w:w="60"/>
+              <w:left w:type="dxa" w:w="100"/>
+              <w:bottom w:type="dxa" w:w="60"/>
+              <w:right w:type="dxa" w:w="100"/>
+            </w:tcMar>
+          </w:tcPr>
+          <w:p>
+            <w:r>
+              <w:rPr>
+                <w:b w:val="false"/>
+                <w:bCs w:val="false"/>
+                <w:i w:val="false"/>
+                <w:iCs w:val="false"/>
+                <w:sz w:val="19"/>
+                <w:szCs w:val="19"/>
+              </w:rPr>
+              <w:t xml:space="preserve">Sucre (diabète) abordé</w:t>
+            </w:r>
+          </w:p>
+        </w:tc>
+        <w:tc>
+          <w:tcPr>
+            <w:tcW w:type="dxa" w:w="5626"/>
+            <w:tcMar>
+              <w:top w:type="dxa" w:w="60"/>
+              <w:left w:type="dxa" w:w="100"/>
+              <w:bottom w:type="dxa" w:w="60"/>
+              <w:right w:type="dxa" w:w="100"/>
+            </w:tcMar>
+          </w:tcPr>
+          <w:p>
+            <w:r>
+              <w:rPr>
+                <w:b w:val="false"/>
+                <w:bCs w:val="false"/>
+                <w:i w:val="false"/>
+                <w:iCs w:val="false"/>
+                <w:sz w:val="19"/>
+                <w:szCs w:val="19"/>
+              </w:rPr>
+              <w:t xml:space="preserve">☐ oui   ☐ non</w:t>
+            </w:r>
+          </w:p>
+        </w:tc>
+      </w:tr>
+      <w:tr>
+        <w:trPr>
+          <w:tblHeader w:val="off"/>
+        </w:trPr>
+        <w:tc>
+          <w:tcPr>
+            <w:tcW w:type="dxa" w:w="3400"/>
+            <w:tcMar>
+              <w:top w:type="dxa" w:w="60"/>
+              <w:left w:type="dxa" w:w="100"/>
+              <w:bottom w:type="dxa" w:w="60"/>
+              <w:right w:type="dxa" w:w="100"/>
+            </w:tcMar>
+          </w:tcPr>
+          <w:p>
+            <w:r>
+              <w:rPr>
+                <w:b w:val="false"/>
+                <w:bCs w:val="false"/>
+                <w:i w:val="false"/>
+                <w:iCs w:val="false"/>
+                <w:sz w:val="19"/>
+                <w:szCs w:val="19"/>
+              </w:rPr>
+              <w:t xml:space="preserve">Femmes arrivées après la séance (estimation)</w:t>
+            </w:r>
+          </w:p>
+        </w:tc>
+        <w:tc>
+          <w:tcPr>
+            <w:tcW w:type="dxa" w:w="5626"/>
+            <w:tcMar>
+              <w:top w:type="dxa" w:w="60"/>
+              <w:left w:type="dxa" w:w="100"/>
+              <w:bottom w:type="dxa" w:w="60"/>
+              <w:right w:type="dxa" w:w="100"/>
+            </w:tcMar>
+          </w:tcPr>
+          <w:p>
+            <w:r>
+              <w:rPr>
+                <w:b w:val="false"/>
+                <w:bCs w:val="false"/>
+                <w:i w:val="false"/>
+                <w:iCs w:val="false"/>
+                <w:sz w:val="19"/>
+                <w:szCs w:val="19"/>
+              </w:rPr>
+              <w:t xml:space="preserve"/>
+            </w:r>
+          </w:p>
+        </w:tc>
+      </w:tr>
+      <w:tr>
+        <w:trPr>
+          <w:tblHeader w:val="off"/>
+        </w:trPr>
+        <w:tc>
+          <w:tcPr>
+            <w:tcW w:type="dxa" w:w="3400"/>
+            <w:tcMar>
+              <w:top w:type="dxa" w:w="60"/>
+              <w:left w:type="dxa" w:w="100"/>
+              <w:bottom w:type="dxa" w:w="60"/>
+              <w:right w:type="dxa" w:w="100"/>
+            </w:tcMar>
+          </w:tcPr>
+          <w:p>
+            <w:r>
+              <w:rPr>
+                <w:b w:val="false"/>
+                <w:bCs w:val="false"/>
+                <w:i w:val="false"/>
+                <w:iCs w:val="false"/>
+                <w:sz w:val="19"/>
+                <w:szCs w:val="19"/>
+              </w:rPr>
+              <w:t xml:space="preserve">Cahier des séances tenu (thème, date, nombre)</w:t>
+            </w:r>
+          </w:p>
+        </w:tc>
+        <w:tc>
+          <w:tcPr>
+            <w:tcW w:type="dxa" w:w="5626"/>
+            <w:tcMar>
+              <w:top w:type="dxa" w:w="60"/>
+              <w:left w:type="dxa" w:w="100"/>
+              <w:bottom w:type="dxa" w:w="60"/>
+              <w:right w:type="dxa" w:w="100"/>
+            </w:tcMar>
+          </w:tcPr>
+          <w:p>
+            <w:r>
+              <w:rPr>
+                <w:b w:val="false"/>
+                <w:bCs w:val="false"/>
+                <w:i w:val="false"/>
+                <w:iCs w:val="false"/>
+                <w:sz w:val="19"/>
+                <w:szCs w:val="19"/>
+              </w:rPr>
+              <w:t xml:space="preserve">☐ oui   ☐ non</w:t>
+            </w:r>
+          </w:p>
+        </w:tc>
+      </w:tr>
+    </w:tbl>
+    <w:p/>
+    <w:p>
+      <w:pPr>
+        <w:pStyle w:val="Heading3"/>
+        <w:spacing w:after="100" w:before="180"/>
+      </w:pPr>
+      <w:r>
         <w:t xml:space="preserve">B. Équipements et consommables</w:t>
       </w:r>
     </w:p>

--- a/memoire-ngoma/kit-donnees-reelles/Outils_de_collecte_VIERGES.docx
+++ b/memoire-ngoma/kit-donnees-reelles/Outils_de_collecte_VIERGES.docx
@@ -12166,6 +12166,27 @@
     </w:p>
     <w:p>
       <w:pPr>
+        <w:rPr>
+          <w:i/>
+          <w:iCs/>
+          <w:color w:val="7F8C8D"/>
+          <w:sz w:val="20"/>
+          <w:szCs w:val="20"/>
+        </w:rPr>
+      </w:pPr>
+      <w:r>
+        <w:rPr>
+          <w:i/>
+          <w:iCs/>
+          <w:color w:val="7F8C8D"/>
+          <w:sz w:val="20"/>
+          <w:szCs w:val="20"/>
+        </w:rPr>
+        <w:t xml:space="preserve">Relance ajoutée : Et les jours où il manque quelque chose — bandelettes, appareil, personne formée au glucomètre —, que deviennent les femmes venues pour la première visite ? Sont-elles retestées ?</w:t>
+      </w:r>
+    </w:p>
+    <w:p>
+      <w:pPr>
         <w:spacing w:after="40" w:before="120"/>
       </w:pPr>
       <w:r>
@@ -12258,6 +12279,27 @@
     </w:p>
     <w:p>
       <w:pPr>
+        <w:rPr>
+          <w:i/>
+          <w:iCs/>
+          <w:color w:val="7F8C8D"/>
+          <w:sz w:val="20"/>
+          <w:szCs w:val="20"/>
+        </w:rPr>
+      </w:pPr>
+      <w:r>
+        <w:rPr>
+          <w:i/>
+          <w:iCs/>
+          <w:color w:val="7F8C8D"/>
+          <w:sz w:val="20"/>
+          <w:szCs w:val="20"/>
+        </w:rPr>
+        <w:t xml:space="preserve">Relance ajoutée : Et à la séance d'éducation, qu'en dites-vous ?</w:t>
+      </w:r>
+    </w:p>
+    <w:p>
+      <w:pPr>
         <w:spacing w:after="40" w:before="120"/>
       </w:pPr>
       <w:r>
@@ -12346,6 +12388,27 @@
           <w:szCs w:val="20"/>
         </w:rPr>
         <w:t xml:space="preserve">P__ : …</w:t>
+      </w:r>
+    </w:p>
+    <w:p>
+      <w:pPr>
+        <w:rPr>
+          <w:i/>
+          <w:iCs/>
+          <w:color w:val="7F8C8D"/>
+          <w:sz w:val="20"/>
+          <w:szCs w:val="20"/>
+        </w:rPr>
+      </w:pPr>
+      <w:r>
+        <w:rPr>
+          <w:i/>
+          <w:iCs/>
+          <w:color w:val="7F8C8D"/>
+          <w:sz w:val="20"/>
+          <w:szCs w:val="20"/>
+        </w:rPr>
+        <w:t xml:space="preserve">Relance ajoutée : Et à la séance d'éducation, qu'en dites-vous ?</w:t>
       </w:r>
     </w:p>
     <w:p>
@@ -12677,6 +12740,27 @@
           <w:szCs w:val="20"/>
         </w:rPr>
         <w:t xml:space="preserve">P__ : …</w:t>
+      </w:r>
+    </w:p>
+    <w:p>
+      <w:pPr>
+        <w:rPr>
+          <w:i/>
+          <w:iCs/>
+          <w:color w:val="7F8C8D"/>
+          <w:sz w:val="20"/>
+          <w:szCs w:val="20"/>
+        </w:rPr>
+      </w:pPr>
+      <w:r>
+        <w:rPr>
+          <w:i/>
+          <w:iCs/>
+          <w:color w:val="7F8C8D"/>
+          <w:sz w:val="20"/>
+          <w:szCs w:val="20"/>
+        </w:rPr>
+        <w:t xml:space="preserve">Relance ajoutée : Après le diagnostic, comment la femme se surveille-t-elle ? Certaines ont-elles un tensiomètre ou un glucomètre à la maison ? Lesquelles ?</w:t>
       </w:r>
     </w:p>
     <w:p>
@@ -15230,6 +15314,298 @@
         <w:spacing w:after="100" w:before="180"/>
       </w:pPr>
       <w:r>
+        <w:t xml:space="preserve">B bis. Glycémie de la première CPN (rubrique ajoutée à la grille — à valider avec la direction de mémoire)</w:t>
+      </w:r>
+    </w:p>
+    <w:tbl>
+      <w:tblPr>
+        <w:tblW w:type="dxa" w:w="9026"/>
+        <w:tblBorders>
+          <w:top w:val="single" w:color="auto" w:sz="4"/>
+          <w:left w:val="single" w:color="auto" w:sz="4"/>
+          <w:bottom w:val="single" w:color="auto" w:sz="4"/>
+          <w:right w:val="single" w:color="auto" w:sz="4"/>
+          <w:insideH w:val="single" w:color="auto" w:sz="4"/>
+          <w:insideV w:val="single" w:color="auto" w:sz="4"/>
+        </w:tblBorders>
+      </w:tblPr>
+      <w:tblGrid>
+        <w:gridCol w:w="3400"/>
+        <w:gridCol w:w="5626"/>
+      </w:tblGrid>
+      <w:tr>
+        <w:trPr>
+          <w:tblHeader w:val="off"/>
+        </w:trPr>
+        <w:tc>
+          <w:tcPr>
+            <w:tcW w:type="dxa" w:w="3400"/>
+            <w:tcMar>
+              <w:top w:type="dxa" w:w="60"/>
+              <w:left w:type="dxa" w:w="100"/>
+              <w:bottom w:type="dxa" w:w="60"/>
+              <w:right w:type="dxa" w:w="100"/>
+            </w:tcMar>
+          </w:tcPr>
+          <w:p>
+            <w:r>
+              <w:rPr>
+                <w:b w:val="false"/>
+                <w:bCs w:val="false"/>
+                <w:i w:val="false"/>
+                <w:iCs w:val="false"/>
+                <w:sz w:val="19"/>
+                <w:szCs w:val="19"/>
+              </w:rPr>
+              <w:t xml:space="preserve">Glycémie faite aux femmes de première CPN reçues ce jour</w:t>
+            </w:r>
+          </w:p>
+        </w:tc>
+        <w:tc>
+          <w:tcPr>
+            <w:tcW w:type="dxa" w:w="5626"/>
+            <w:tcMar>
+              <w:top w:type="dxa" w:w="60"/>
+              <w:left w:type="dxa" w:w="100"/>
+              <w:bottom w:type="dxa" w:w="60"/>
+              <w:right w:type="dxa" w:w="100"/>
+            </w:tcMar>
+          </w:tcPr>
+          <w:p>
+            <w:r>
+              <w:rPr>
+                <w:b w:val="false"/>
+                <w:bCs w:val="false"/>
+                <w:i w:val="false"/>
+                <w:iCs w:val="false"/>
+                <w:sz w:val="19"/>
+                <w:szCs w:val="19"/>
+              </w:rPr>
+              <w:t xml:space="preserve">☐ toutes   ☐ certaines   ☐ aucune</w:t>
+            </w:r>
+          </w:p>
+        </w:tc>
+      </w:tr>
+      <w:tr>
+        <w:trPr>
+          <w:tblHeader w:val="off"/>
+        </w:trPr>
+        <w:tc>
+          <w:tcPr>
+            <w:tcW w:type="dxa" w:w="3400"/>
+            <w:tcMar>
+              <w:top w:type="dxa" w:w="60"/>
+              <w:left w:type="dxa" w:w="100"/>
+              <w:bottom w:type="dxa" w:w="60"/>
+              <w:right w:type="dxa" w:w="100"/>
+            </w:tcMar>
+          </w:tcPr>
+          <w:p>
+            <w:r>
+              <w:rPr>
+                <w:b w:val="false"/>
+                <w:bCs w:val="false"/>
+                <w:i w:val="false"/>
+                <w:iCs w:val="false"/>
+                <w:sz w:val="19"/>
+                <w:szCs w:val="19"/>
+              </w:rPr>
+              <w:t xml:space="preserve">Si non faite : motif constaté</w:t>
+            </w:r>
+          </w:p>
+        </w:tc>
+        <w:tc>
+          <w:tcPr>
+            <w:tcW w:type="dxa" w:w="5626"/>
+            <w:tcMar>
+              <w:top w:type="dxa" w:w="60"/>
+              <w:left w:type="dxa" w:w="100"/>
+              <w:bottom w:type="dxa" w:w="60"/>
+              <w:right w:type="dxa" w:w="100"/>
+            </w:tcMar>
+          </w:tcPr>
+          <w:p>
+            <w:r>
+              <w:rPr>
+                <w:b w:val="false"/>
+                <w:bCs w:val="false"/>
+                <w:i w:val="false"/>
+                <w:iCs w:val="false"/>
+                <w:sz w:val="19"/>
+                <w:szCs w:val="19"/>
+              </w:rPr>
+              <w:t xml:space="preserve">☐ rupture de bandelettes   ☐ glucomètre en panne   ☐ aucun prestataire formé présent   ☐ autre : ……</w:t>
+            </w:r>
+          </w:p>
+        </w:tc>
+      </w:tr>
+      <w:tr>
+        <w:trPr>
+          <w:tblHeader w:val="off"/>
+        </w:trPr>
+        <w:tc>
+          <w:tcPr>
+            <w:tcW w:type="dxa" w:w="3400"/>
+            <w:tcMar>
+              <w:top w:type="dxa" w:w="60"/>
+              <w:left w:type="dxa" w:w="100"/>
+              <w:bottom w:type="dxa" w:w="60"/>
+              <w:right w:type="dxa" w:w="100"/>
+            </w:tcMar>
+          </w:tcPr>
+          <w:p>
+            <w:r>
+              <w:rPr>
+                <w:b w:val="false"/>
+                <w:bCs w:val="false"/>
+                <w:i w:val="false"/>
+                <w:iCs w:val="false"/>
+                <w:sz w:val="19"/>
+                <w:szCs w:val="19"/>
+              </w:rPr>
+              <w:t xml:space="preserve">Lieu du test</w:t>
+            </w:r>
+          </w:p>
+        </w:tc>
+        <w:tc>
+          <w:tcPr>
+            <w:tcW w:type="dxa" w:w="5626"/>
+            <w:tcMar>
+              <w:top w:type="dxa" w:w="60"/>
+              <w:left w:type="dxa" w:w="100"/>
+              <w:bottom w:type="dxa" w:w="60"/>
+              <w:right w:type="dxa" w:w="100"/>
+            </w:tcMar>
+          </w:tcPr>
+          <w:p>
+            <w:r>
+              <w:rPr>
+                <w:b w:val="false"/>
+                <w:bCs w:val="false"/>
+                <w:i w:val="false"/>
+                <w:iCs w:val="false"/>
+                <w:sz w:val="19"/>
+                <w:szCs w:val="19"/>
+              </w:rPr>
+              <w:t xml:space="preserve">☐ salle de CPN / constantes   ☐ laboratoire   ☐ autre : ……</w:t>
+            </w:r>
+          </w:p>
+        </w:tc>
+      </w:tr>
+      <w:tr>
+        <w:trPr>
+          <w:tblHeader w:val="off"/>
+        </w:trPr>
+        <w:tc>
+          <w:tcPr>
+            <w:tcW w:type="dxa" w:w="3400"/>
+            <w:tcMar>
+              <w:top w:type="dxa" w:w="60"/>
+              <w:left w:type="dxa" w:w="100"/>
+              <w:bottom w:type="dxa" w:w="60"/>
+              <w:right w:type="dxa" w:w="100"/>
+            </w:tcMar>
+          </w:tcPr>
+          <w:p>
+            <w:r>
+              <w:rPr>
+                <w:b w:val="false"/>
+                <w:bCs w:val="false"/>
+                <w:i w:val="false"/>
+                <w:iCs w:val="false"/>
+                <w:sz w:val="19"/>
+                <w:szCs w:val="19"/>
+              </w:rPr>
+              <w:t xml:space="preserve">Test manqué noté pour être refait au rendez-vous suivant</w:t>
+            </w:r>
+          </w:p>
+        </w:tc>
+        <w:tc>
+          <w:tcPr>
+            <w:tcW w:type="dxa" w:w="5626"/>
+            <w:tcMar>
+              <w:top w:type="dxa" w:w="60"/>
+              <w:left w:type="dxa" w:w="100"/>
+              <w:bottom w:type="dxa" w:w="60"/>
+              <w:right w:type="dxa" w:w="100"/>
+            </w:tcMar>
+          </w:tcPr>
+          <w:p>
+            <w:r>
+              <w:rPr>
+                <w:b w:val="false"/>
+                <w:bCs w:val="false"/>
+                <w:i w:val="false"/>
+                <w:iCs w:val="false"/>
+                <w:sz w:val="19"/>
+                <w:szCs w:val="19"/>
+              </w:rPr>
+              <w:t xml:space="preserve">☐ oui   ☐ non</w:t>
+            </w:r>
+          </w:p>
+        </w:tc>
+      </w:tr>
+      <w:tr>
+        <w:trPr>
+          <w:tblHeader w:val="off"/>
+        </w:trPr>
+        <w:tc>
+          <w:tcPr>
+            <w:tcW w:type="dxa" w:w="3400"/>
+            <w:tcMar>
+              <w:top w:type="dxa" w:w="60"/>
+              <w:left w:type="dxa" w:w="100"/>
+              <w:bottom w:type="dxa" w:w="60"/>
+              <w:right w:type="dxa" w:w="100"/>
+            </w:tcMar>
+          </w:tcPr>
+          <w:p>
+            <w:r>
+              <w:rPr>
+                <w:b w:val="false"/>
+                <w:bCs w:val="false"/>
+                <w:i w:val="false"/>
+                <w:iCs w:val="false"/>
+                <w:sz w:val="19"/>
+                <w:szCs w:val="19"/>
+              </w:rPr>
+              <w:t xml:space="preserve">Glycémie refaite à 24-28 semaines</w:t>
+            </w:r>
+          </w:p>
+        </w:tc>
+        <w:tc>
+          <w:tcPr>
+            <w:tcW w:type="dxa" w:w="5626"/>
+            <w:tcMar>
+              <w:top w:type="dxa" w:w="60"/>
+              <w:left w:type="dxa" w:w="100"/>
+              <w:bottom w:type="dxa" w:w="60"/>
+              <w:right w:type="dxa" w:w="100"/>
+            </w:tcMar>
+          </w:tcPr>
+          <w:p>
+            <w:r>
+              <w:rPr>
+                <w:b w:val="false"/>
+                <w:bCs w:val="false"/>
+                <w:i w:val="false"/>
+                <w:iCs w:val="false"/>
+                <w:sz w:val="19"/>
+                <w:szCs w:val="19"/>
+              </w:rPr>
+              <w:t xml:space="preserve">☐ à toutes   ☐ sur facteurs de risque   ☐ jamais</w:t>
+            </w:r>
+          </w:p>
+        </w:tc>
+      </w:tr>
+    </w:tbl>
+    <w:p/>
+    <w:p>
+      <w:pPr>
+        <w:pStyle w:val="Heading3"/>
+        <w:spacing w:after="100" w:before="180"/>
+      </w:pPr>
+      <w:r>
         <w:t xml:space="preserve">C. Protocoles et supports</w:t>
       </w:r>
     </w:p>
@@ -25366,7 +25742,7 @@
                 <w:sz w:val="19"/>
                 <w:szCs w:val="19"/>
               </w:rPr>
-              <w:t xml:space="preserve">Dépistages glycémiques en CPN</w:t>
+              <w:t xml:space="preserve">Glycémies de première CPN (part des CPN1)</w:t>
             </w:r>
           </w:p>
         </w:tc>

--- a/memoire-ngoma/kit-donnees-reelles/Outils_de_collecte_VIERGES.docx
+++ b/memoire-ngoma/kit-donnees-reelles/Outils_de_collecte_VIERGES.docx
@@ -12182,7 +12182,28 @@
           <w:sz w:val="20"/>
           <w:szCs w:val="20"/>
         </w:rPr>
-        <w:t xml:space="preserve">Relance ajoutée : Et les jours où il manque quelque chose — bandelettes, appareil, personne formée au glucomètre —, que deviennent les femmes venues pour la première visite ? Sont-elles retestées ?</w:t>
+        <w:t xml:space="preserve">Relance ajoutée : Et les jours où le laboratoire ne peut pas faire la glycémie — bandelettes, appareil, laborantin absent —, que deviennent les femmes venues pour la première visite ? Sont-elles retestées ?</w:t>
+      </w:r>
+    </w:p>
+    <w:p>
+      <w:pPr>
+        <w:rPr>
+          <w:i/>
+          <w:iCs/>
+          <w:color w:val="7F8C8D"/>
+          <w:sz w:val="20"/>
+          <w:szCs w:val="20"/>
+        </w:rPr>
+      </w:pPr>
+      <w:r>
+        <w:rPr>
+          <w:i/>
+          <w:iCs/>
+          <w:color w:val="7F8C8D"/>
+          <w:sz w:val="20"/>
+          <w:szCs w:val="20"/>
+        </w:rPr>
+        <w:t xml:space="preserve">Relance ajoutée : Et en urgence, comment faites-vous la glycémie ?</w:t>
       </w:r>
     </w:p>
     <w:p>
@@ -15357,7 +15378,7 @@
                 <w:sz w:val="19"/>
                 <w:szCs w:val="19"/>
               </w:rPr>
-              <w:t xml:space="preserve">Glycémie faite aux femmes de première CPN reçues ce jour</w:t>
+              <w:t xml:space="preserve">Glycémie demandée par la CPN et faite aux femmes de première CPN reçues ce jour</w:t>
             </w:r>
           </w:p>
         </w:tc>
@@ -15434,7 +15455,7 @@
                 <w:sz w:val="19"/>
                 <w:szCs w:val="19"/>
               </w:rPr>
-              <w:t xml:space="preserve">☐ rupture de bandelettes   ☐ glucomètre en panne   ☐ aucun prestataire formé présent   ☐ autre : ……</w:t>
+              <w:t xml:space="preserve">☐ rupture de bandelettes   ☐ glucomètre en panne   ☐ laborantin absent   ☐ laboratoire fermé   ☐ autre : ……</w:t>
             </w:r>
           </w:p>
         </w:tc>
@@ -15463,7 +15484,7 @@
                 <w:sz w:val="19"/>
                 <w:szCs w:val="19"/>
               </w:rPr>
-              <w:t xml:space="preserve">Lieu du test</w:t>
+              <w:t xml:space="preserve">Lieu du test de routine</w:t>
             </w:r>
           </w:p>
         </w:tc>
@@ -15487,7 +15508,60 @@
                 <w:sz w:val="19"/>
                 <w:szCs w:val="19"/>
               </w:rPr>
-              <w:t xml:space="preserve">☐ salle de CPN / constantes   ☐ laboratoire   ☐ autre : ……</w:t>
+              <w:t xml:space="preserve">☐ laboratoire   ☐ salle de CPN   ☐ autre : ……</w:t>
+            </w:r>
+          </w:p>
+        </w:tc>
+      </w:tr>
+      <w:tr>
+        <w:trPr>
+          <w:tblHeader w:val="off"/>
+        </w:trPr>
+        <w:tc>
+          <w:tcPr>
+            <w:tcW w:type="dxa" w:w="3400"/>
+            <w:tcMar>
+              <w:top w:type="dxa" w:w="60"/>
+              <w:left w:type="dxa" w:w="100"/>
+              <w:bottom w:type="dxa" w:w="60"/>
+              <w:right w:type="dxa" w:w="100"/>
+            </w:tcMar>
+          </w:tcPr>
+          <w:p>
+            <w:r>
+              <w:rPr>
+                <w:b w:val="false"/>
+                <w:bCs w:val="false"/>
+                <w:i w:val="false"/>
+                <w:iCs w:val="false"/>
+                <w:sz w:val="19"/>
+                <w:szCs w:val="19"/>
+              </w:rPr>
+              <w:t xml:space="preserve">Glucomètre propre à la CPN (urgences)</w:t>
+            </w:r>
+          </w:p>
+        </w:tc>
+        <w:tc>
+          <w:tcPr>
+            <w:tcW w:type="dxa" w:w="5626"/>
+            <w:tcMar>
+              <w:top w:type="dxa" w:w="60"/>
+              <w:left w:type="dxa" w:w="100"/>
+              <w:bottom w:type="dxa" w:w="60"/>
+              <w:right w:type="dxa" w:w="100"/>
+            </w:tcMar>
+          </w:tcPr>
+          <w:p>
+            <w:r>
+              <w:rPr>
+                <w:b w:val="false"/>
+                <w:bCs w:val="false"/>
+                <w:i w:val="false"/>
+                <w:iCs w:val="false"/>
+                <w:sz w:val="19"/>
+                <w:szCs w:val="19"/>
+              </w:rPr>
+              <w:t xml:space="preserve">☐ oui   ☐ non — sinon, en urgence : ☐ le laborantin vient en CPN   ☐ la femme va au laboratoire</w:t>
             </w:r>
           </w:p>
         </w:tc>

--- a/memoire-ngoma/kit-donnees-reelles/Outils_de_collecte_VIERGES.docx
+++ b/memoire-ngoma/kit-donnees-reelles/Outils_de_collecte_VIERGES.docx
@@ -15455,7 +15455,7 @@
                 <w:sz w:val="19"/>
                 <w:szCs w:val="19"/>
               </w:rPr>
-              <w:t xml:space="preserve">☐ rupture de bandelettes   ☐ glucomètre en panne   ☐ laborantin absent   ☐ laboratoire fermé   ☐ autre : ……</w:t>
+              <w:t xml:space="preserve">☐ rupture de bandelettes   ☐ glucomètre en panne   ☐ laborantin absent   ☐ plus de prélèvement (heure dépassée)   ☐ autre : ……</w:t>
             </w:r>
           </w:p>
         </w:tc>

--- a/memoire-ngoma/kit-donnees-reelles/Outils_de_collecte_VIERGES.docx
+++ b/memoire-ngoma/kit-donnees-reelles/Outils_de_collecte_VIERGES.docx
@@ -7368,7 +7368,7 @@
                 <w:sz w:val="19"/>
                 <w:szCs w:val="19"/>
               </w:rPr>
-              <w:t xml:space="preserve">Transcription</w:t>
+              <w:t xml:space="preserve">Mise au propre (date)</w:t>
             </w:r>
           </w:p>
         </w:tc>
@@ -11562,7 +11562,7 @@
         <w:spacing w:after="160" w:before="280"/>
       </w:pPr>
       <w:r>
-        <w:t xml:space="preserve">3. Gabarit de transcription (un par entretien)</w:t>
+        <w:t xml:space="preserve">3. Gabarit des notes d'entretien mises au propre (un par entretien, sans enregistrement)</w:t>
       </w:r>
     </w:p>
     <w:tbl>
@@ -11857,7 +11857,7 @@
                 <w:sz w:val="19"/>
                 <w:szCs w:val="19"/>
               </w:rPr>
-              <w:t xml:space="preserve">Transcrit par</w:t>
+              <w:t xml:space="preserve">Mis au propre le</w:t>
             </w:r>
           </w:p>
         </w:tc>
@@ -12182,7 +12182,7 @@
           <w:sz w:val="20"/>
           <w:szCs w:val="20"/>
         </w:rPr>
-        <w:t xml:space="preserve">Relance ajoutée : Et les jours où le laboratoire ne peut pas faire la glycémie — bandelettes, appareil, laborantin absent —, que deviennent les femmes venues pour la première visite ? Sont-elles retestées ?</w:t>
+        <w:t xml:space="preserve">Relance (protocole révisé) : Et les jours où le laboratoire ne peut pas faire la glycémie (bandelettes, appareil, laborantin, heure des prélèvements), que deviennent les femmes de première visite ?</w:t>
       </w:r>
     </w:p>
     <w:p>
@@ -12203,7 +12203,7 @@
           <w:sz w:val="20"/>
           <w:szCs w:val="20"/>
         </w:rPr>
-        <w:t xml:space="preserve">Relance ajoutée : Et en urgence, comment faites-vous la glycémie ?</w:t>
+        <w:t xml:space="preserve">Relance (protocole révisé) : Et en urgence, comment faites-vous ?</w:t>
       </w:r>
     </w:p>
     <w:p>
@@ -12316,7 +12316,7 @@
           <w:sz w:val="20"/>
           <w:szCs w:val="20"/>
         </w:rPr>
-        <w:t xml:space="preserve">Relance ajoutée : Et à la séance d'éducation, qu'en dites-vous ?</w:t>
+        <w:t xml:space="preserve">Relance (protocole révisé) : Et à la séance d'éducation, qu'en dites-vous ?</w:t>
       </w:r>
     </w:p>
     <w:p>
@@ -12429,7 +12429,7 @@
           <w:sz w:val="20"/>
           <w:szCs w:val="20"/>
         </w:rPr>
-        <w:t xml:space="preserve">Relance ajoutée : Et à la séance d'éducation, qu'en dites-vous ?</w:t>
+        <w:t xml:space="preserve">Relance (protocole révisé) : Et à la séance d'éducation, qu'en dites-vous ?</w:t>
       </w:r>
     </w:p>
     <w:p>
@@ -12781,7 +12781,7 @@
           <w:sz w:val="20"/>
           <w:szCs w:val="20"/>
         </w:rPr>
-        <w:t xml:space="preserve">Relance ajoutée : Après le diagnostic, comment la femme se surveille-t-elle ? Certaines ont-elles un tensiomètre ou un glucomètre à la maison ? Lesquelles ?</w:t>
+        <w:t xml:space="preserve">Relance (protocole révisé) : Après le diagnostic, comment la femme se surveille-t-elle ? Certaines ont-elles un tensiomètre ou un glucomètre à la maison ? Lesquelles ?</w:t>
       </w:r>
     </w:p>
     <w:p>
@@ -13671,7 +13671,7 @@
         <w:spacing w:after="100" w:before="180"/>
       </w:pPr>
       <w:r>
-        <w:t xml:space="preserve">A bis. Séance d'éducation collective (rubrique ajoutée à la grille — à valider avec la direction de mémoire)</w:t>
+        <w:t xml:space="preserve">A bis. Séance d'éducation collective (protocole révisé — observée avec l'accord de l'animateur, les femmes présentes en étant informées ; aucune donnée sur elles)</w:t>
       </w:r>
     </w:p>
     <w:tbl>
@@ -15335,7 +15335,7 @@
         <w:spacing w:after="100" w:before="180"/>
       </w:pPr>
       <w:r>
-        <w:t xml:space="preserve">B bis. Glycémie de la première CPN (rubrique ajoutée à la grille — à valider avec la direction de mémoire)</w:t>
+        <w:t xml:space="preserve">B bis. Glycémie de la première CPN (protocole révisé — données de service, sans relevé nominatif)</w:t>
       </w:r>
     </w:p>
     <w:tbl>
@@ -17433,7 +17433,7 @@
           <w:sz w:val="19"/>
           <w:szCs w:val="19"/>
         </w:rPr>
-        <w:t xml:space="preserve">L'enregistrement et la citation d'extraits font l'objet d'accords DISTINCTS (§ 4.2.7). Les formulaires signés, en deux exemplaires, sont conservés à part ; ce registre ne fait que suivre les accords pour que l'analyse en tienne compte.</w:t>
+        <w:t xml:space="preserve">Les entretiens ne sont pas enregistrés ; la citation d'extraits fait l'objet d'un accord DISTINCT (§ 4.2.7). Les formulaires signés, en deux exemplaires, sont conservés à part ; ce registre ne fait que suivre les accords pour que l'analyse en tienne compte.</w:t>
       </w:r>
     </w:p>
     <w:p/>
@@ -17450,14 +17450,13 @@
         </w:tblBorders>
       </w:tblPr>
       <w:tblGrid>
-        <w:gridCol w:w="650"/>
-        <w:gridCol w:w="1000"/>
-        <w:gridCol w:w="1150"/>
-        <w:gridCol w:w="1050"/>
-        <w:gridCol w:w="1150"/>
-        <w:gridCol w:w="1400"/>
-        <w:gridCol w:w="1100"/>
-        <w:gridCol w:w="1526"/>
+        <w:gridCol w:w="800"/>
+        <w:gridCol w:w="1200"/>
+        <w:gridCol w:w="1350"/>
+        <w:gridCol w:w="1250"/>
+        <w:gridCol w:w="1550"/>
+        <w:gridCol w:w="1300"/>
+        <w:gridCol w:w="1576"/>
       </w:tblGrid>
       <w:tr>
         <w:trPr>
@@ -17465,7 +17464,7 @@
         </w:trPr>
         <w:tc>
           <w:tcPr>
-            <w:tcW w:type="dxa" w:w="650"/>
+            <w:tcW w:type="dxa" w:w="800"/>
             <w:shd w:fill="E8EDF2" w:color="auto" w:val="clear"/>
             <w:tcMar>
               <w:top w:type="dxa" w:w="60"/>
@@ -17490,7 +17489,7 @@
         </w:tc>
         <w:tc>
           <w:tcPr>
-            <w:tcW w:type="dxa" w:w="1000"/>
+            <w:tcW w:type="dxa" w:w="1200"/>
             <w:shd w:fill="E8EDF2" w:color="auto" w:val="clear"/>
             <w:tcMar>
               <w:top w:type="dxa" w:w="60"/>
@@ -17515,7 +17514,7 @@
         </w:tc>
         <w:tc>
           <w:tcPr>
-            <w:tcW w:type="dxa" w:w="1150"/>
+            <w:tcW w:type="dxa" w:w="1350"/>
             <w:shd w:fill="E8EDF2" w:color="auto" w:val="clear"/>
             <w:tcMar>
               <w:top w:type="dxa" w:w="60"/>
@@ -17540,7 +17539,7 @@
         </w:tc>
         <w:tc>
           <w:tcPr>
-            <w:tcW w:type="dxa" w:w="1050"/>
+            <w:tcW w:type="dxa" w:w="1250"/>
             <w:shd w:fill="E8EDF2" w:color="auto" w:val="clear"/>
             <w:tcMar>
               <w:top w:type="dxa" w:w="60"/>
@@ -17565,7 +17564,7 @@
         </w:tc>
         <w:tc>
           <w:tcPr>
-            <w:tcW w:type="dxa" w:w="1150"/>
+            <w:tcW w:type="dxa" w:w="1550"/>
             <w:shd w:fill="E8EDF2" w:color="auto" w:val="clear"/>
             <w:tcMar>
               <w:top w:type="dxa" w:w="60"/>
@@ -17584,13 +17583,13 @@
                 <w:sz w:val="19"/>
                 <w:szCs w:val="19"/>
               </w:rPr>
-              <w:t xml:space="preserve">Enregistrement</w:t>
-            </w:r>
-          </w:p>
-        </w:tc>
-        <w:tc>
-          <w:tcPr>
-            <w:tcW w:type="dxa" w:w="1400"/>
+              <w:t xml:space="preserve">Citation d'extraits</w:t>
+            </w:r>
+          </w:p>
+        </w:tc>
+        <w:tc>
+          <w:tcPr>
+            <w:tcW w:type="dxa" w:w="1300"/>
             <w:shd w:fill="E8EDF2" w:color="auto" w:val="clear"/>
             <w:tcMar>
               <w:top w:type="dxa" w:w="60"/>
@@ -17609,38 +17608,13 @@
                 <w:sz w:val="19"/>
                 <w:szCs w:val="19"/>
               </w:rPr>
-              <w:t xml:space="preserve">Citation d'extraits</w:t>
-            </w:r>
-          </w:p>
-        </w:tc>
-        <w:tc>
-          <w:tcPr>
-            <w:tcW w:type="dxa" w:w="1100"/>
-            <w:shd w:fill="E8EDF2" w:color="auto" w:val="clear"/>
-            <w:tcMar>
-              <w:top w:type="dxa" w:w="60"/>
-              <w:left w:type="dxa" w:w="100"/>
-              <w:bottom w:type="dxa" w:w="60"/>
-              <w:right w:type="dxa" w:w="100"/>
-            </w:tcMar>
-          </w:tcPr>
-          <w:p>
-            <w:r>
-              <w:rPr>
-                <w:b/>
-                <w:bCs/>
-                <w:i w:val="false"/>
-                <w:iCs w:val="false"/>
-                <w:sz w:val="19"/>
-                <w:szCs w:val="19"/>
-              </w:rPr>
               <w:t xml:space="preserve">Recontact</w:t>
             </w:r>
           </w:p>
         </w:tc>
         <w:tc>
           <w:tcPr>
-            <w:tcW w:type="dxa" w:w="1526"/>
+            <w:tcW w:type="dxa" w:w="1576"/>
             <w:shd w:fill="E8EDF2" w:color="auto" w:val="clear"/>
             <w:tcMar>
               <w:top w:type="dxa" w:w="60"/>
@@ -17670,7 +17644,7 @@
         </w:trPr>
         <w:tc>
           <w:tcPr>
-            <w:tcW w:type="dxa" w:w="650"/>
+            <w:tcW w:type="dxa" w:w="800"/>
             <w:tcMar>
               <w:top w:type="dxa" w:w="60"/>
               <w:left w:type="dxa" w:w="100"/>
@@ -17694,151 +17668,127 @@
         </w:tc>
         <w:tc>
           <w:tcPr>
-            <w:tcW w:type="dxa" w:w="1000"/>
-            <w:tcMar>
-              <w:top w:type="dxa" w:w="60"/>
-              <w:left w:type="dxa" w:w="100"/>
-              <w:bottom w:type="dxa" w:w="60"/>
-              <w:right w:type="dxa" w:w="100"/>
-            </w:tcMar>
-          </w:tcPr>
-          <w:p>
-            <w:r>
-              <w:rPr>
-                <w:b w:val="false"/>
-                <w:bCs w:val="false"/>
-                <w:i w:val="false"/>
-                <w:iCs w:val="false"/>
-                <w:sz w:val="19"/>
-                <w:szCs w:val="19"/>
-              </w:rPr>
-              <w:t xml:space="preserve"/>
-            </w:r>
-          </w:p>
-        </w:tc>
-        <w:tc>
-          <w:tcPr>
-            <w:tcW w:type="dxa" w:w="1150"/>
-            <w:tcMar>
-              <w:top w:type="dxa" w:w="60"/>
-              <w:left w:type="dxa" w:w="100"/>
-              <w:bottom w:type="dxa" w:w="60"/>
-              <w:right w:type="dxa" w:w="100"/>
-            </w:tcMar>
-          </w:tcPr>
-          <w:p>
-            <w:r>
-              <w:rPr>
-                <w:b w:val="false"/>
-                <w:bCs w:val="false"/>
-                <w:i w:val="false"/>
-                <w:iCs w:val="false"/>
-                <w:sz w:val="19"/>
-                <w:szCs w:val="19"/>
-              </w:rPr>
-              <w:t xml:space="preserve"/>
-            </w:r>
-          </w:p>
-        </w:tc>
-        <w:tc>
-          <w:tcPr>
-            <w:tcW w:type="dxa" w:w="1050"/>
-            <w:tcMar>
-              <w:top w:type="dxa" w:w="60"/>
-              <w:left w:type="dxa" w:w="100"/>
-              <w:bottom w:type="dxa" w:w="60"/>
-              <w:right w:type="dxa" w:w="100"/>
-            </w:tcMar>
-          </w:tcPr>
-          <w:p>
-            <w:r>
-              <w:rPr>
-                <w:b w:val="false"/>
-                <w:bCs w:val="false"/>
-                <w:i w:val="false"/>
-                <w:iCs w:val="false"/>
-                <w:sz w:val="19"/>
-                <w:szCs w:val="19"/>
-              </w:rPr>
-              <w:t xml:space="preserve"/>
-            </w:r>
-          </w:p>
-        </w:tc>
-        <w:tc>
-          <w:tcPr>
-            <w:tcW w:type="dxa" w:w="1150"/>
-            <w:tcMar>
-              <w:top w:type="dxa" w:w="60"/>
-              <w:left w:type="dxa" w:w="100"/>
-              <w:bottom w:type="dxa" w:w="60"/>
-              <w:right w:type="dxa" w:w="100"/>
-            </w:tcMar>
-          </w:tcPr>
-          <w:p>
-            <w:r>
-              <w:rPr>
-                <w:b w:val="false"/>
-                <w:bCs w:val="false"/>
-                <w:i w:val="false"/>
-                <w:iCs w:val="false"/>
-                <w:sz w:val="19"/>
-                <w:szCs w:val="19"/>
-              </w:rPr>
-              <w:t xml:space="preserve"/>
-            </w:r>
-          </w:p>
-        </w:tc>
-        <w:tc>
-          <w:tcPr>
-            <w:tcW w:type="dxa" w:w="1400"/>
-            <w:tcMar>
-              <w:top w:type="dxa" w:w="60"/>
-              <w:left w:type="dxa" w:w="100"/>
-              <w:bottom w:type="dxa" w:w="60"/>
-              <w:right w:type="dxa" w:w="100"/>
-            </w:tcMar>
-          </w:tcPr>
-          <w:p>
-            <w:r>
-              <w:rPr>
-                <w:b w:val="false"/>
-                <w:bCs w:val="false"/>
-                <w:i w:val="false"/>
-                <w:iCs w:val="false"/>
-                <w:sz w:val="19"/>
-                <w:szCs w:val="19"/>
-              </w:rPr>
-              <w:t xml:space="preserve"/>
-            </w:r>
-          </w:p>
-        </w:tc>
-        <w:tc>
-          <w:tcPr>
-            <w:tcW w:type="dxa" w:w="1100"/>
-            <w:tcMar>
-              <w:top w:type="dxa" w:w="60"/>
-              <w:left w:type="dxa" w:w="100"/>
-              <w:bottom w:type="dxa" w:w="60"/>
-              <w:right w:type="dxa" w:w="100"/>
-            </w:tcMar>
-          </w:tcPr>
-          <w:p>
-            <w:r>
-              <w:rPr>
-                <w:b w:val="false"/>
-                <w:bCs w:val="false"/>
-                <w:i w:val="false"/>
-                <w:iCs w:val="false"/>
-                <w:sz w:val="19"/>
-                <w:szCs w:val="19"/>
-              </w:rPr>
-              <w:t xml:space="preserve"/>
-            </w:r>
-          </w:p>
-        </w:tc>
-        <w:tc>
-          <w:tcPr>
-            <w:tcW w:type="dxa" w:w="1526"/>
+            <w:tcW w:type="dxa" w:w="1200"/>
+            <w:tcMar>
+              <w:top w:type="dxa" w:w="60"/>
+              <w:left w:type="dxa" w:w="100"/>
+              <w:bottom w:type="dxa" w:w="60"/>
+              <w:right w:type="dxa" w:w="100"/>
+            </w:tcMar>
+          </w:tcPr>
+          <w:p>
+            <w:r>
+              <w:rPr>
+                <w:b w:val="false"/>
+                <w:bCs w:val="false"/>
+                <w:i w:val="false"/>
+                <w:iCs w:val="false"/>
+                <w:sz w:val="19"/>
+                <w:szCs w:val="19"/>
+              </w:rPr>
+              <w:t xml:space="preserve"/>
+            </w:r>
+          </w:p>
+        </w:tc>
+        <w:tc>
+          <w:tcPr>
+            <w:tcW w:type="dxa" w:w="1350"/>
+            <w:tcMar>
+              <w:top w:type="dxa" w:w="60"/>
+              <w:left w:type="dxa" w:w="100"/>
+              <w:bottom w:type="dxa" w:w="60"/>
+              <w:right w:type="dxa" w:w="100"/>
+            </w:tcMar>
+          </w:tcPr>
+          <w:p>
+            <w:r>
+              <w:rPr>
+                <w:b w:val="false"/>
+                <w:bCs w:val="false"/>
+                <w:i w:val="false"/>
+                <w:iCs w:val="false"/>
+                <w:sz w:val="19"/>
+                <w:szCs w:val="19"/>
+              </w:rPr>
+              <w:t xml:space="preserve"/>
+            </w:r>
+          </w:p>
+        </w:tc>
+        <w:tc>
+          <w:tcPr>
+            <w:tcW w:type="dxa" w:w="1250"/>
+            <w:tcMar>
+              <w:top w:type="dxa" w:w="60"/>
+              <w:left w:type="dxa" w:w="100"/>
+              <w:bottom w:type="dxa" w:w="60"/>
+              <w:right w:type="dxa" w:w="100"/>
+            </w:tcMar>
+          </w:tcPr>
+          <w:p>
+            <w:r>
+              <w:rPr>
+                <w:b w:val="false"/>
+                <w:bCs w:val="false"/>
+                <w:i w:val="false"/>
+                <w:iCs w:val="false"/>
+                <w:sz w:val="19"/>
+                <w:szCs w:val="19"/>
+              </w:rPr>
+              <w:t xml:space="preserve"/>
+            </w:r>
+          </w:p>
+        </w:tc>
+        <w:tc>
+          <w:tcPr>
+            <w:tcW w:type="dxa" w:w="1550"/>
+            <w:tcMar>
+              <w:top w:type="dxa" w:w="60"/>
+              <w:left w:type="dxa" w:w="100"/>
+              <w:bottom w:type="dxa" w:w="60"/>
+              <w:right w:type="dxa" w:w="100"/>
+            </w:tcMar>
+          </w:tcPr>
+          <w:p>
+            <w:r>
+              <w:rPr>
+                <w:b w:val="false"/>
+                <w:bCs w:val="false"/>
+                <w:i w:val="false"/>
+                <w:iCs w:val="false"/>
+                <w:sz w:val="19"/>
+                <w:szCs w:val="19"/>
+              </w:rPr>
+              <w:t xml:space="preserve"/>
+            </w:r>
+          </w:p>
+        </w:tc>
+        <w:tc>
+          <w:tcPr>
+            <w:tcW w:type="dxa" w:w="1300"/>
+            <w:tcMar>
+              <w:top w:type="dxa" w:w="60"/>
+              <w:left w:type="dxa" w:w="100"/>
+              <w:bottom w:type="dxa" w:w="60"/>
+              <w:right w:type="dxa" w:w="100"/>
+            </w:tcMar>
+          </w:tcPr>
+          <w:p>
+            <w:r>
+              <w:rPr>
+                <w:b w:val="false"/>
+                <w:bCs w:val="false"/>
+                <w:i w:val="false"/>
+                <w:iCs w:val="false"/>
+                <w:sz w:val="19"/>
+                <w:szCs w:val="19"/>
+              </w:rPr>
+              <w:t xml:space="preserve"/>
+            </w:r>
+          </w:p>
+        </w:tc>
+        <w:tc>
+          <w:tcPr>
+            <w:tcW w:type="dxa" w:w="1576"/>
             <w:tcMar>
               <w:top w:type="dxa" w:w="60"/>
               <w:left w:type="dxa" w:w="100"/>
@@ -17867,7 +17817,7 @@
         </w:trPr>
         <w:tc>
           <w:tcPr>
-            <w:tcW w:type="dxa" w:w="650"/>
+            <w:tcW w:type="dxa" w:w="800"/>
             <w:tcMar>
               <w:top w:type="dxa" w:w="60"/>
               <w:left w:type="dxa" w:w="100"/>
@@ -17891,151 +17841,127 @@
         </w:tc>
         <w:tc>
           <w:tcPr>
-            <w:tcW w:type="dxa" w:w="1000"/>
-            <w:tcMar>
-              <w:top w:type="dxa" w:w="60"/>
-              <w:left w:type="dxa" w:w="100"/>
-              <w:bottom w:type="dxa" w:w="60"/>
-              <w:right w:type="dxa" w:w="100"/>
-            </w:tcMar>
-          </w:tcPr>
-          <w:p>
-            <w:r>
-              <w:rPr>
-                <w:b w:val="false"/>
-                <w:bCs w:val="false"/>
-                <w:i w:val="false"/>
-                <w:iCs w:val="false"/>
-                <w:sz w:val="19"/>
-                <w:szCs w:val="19"/>
-              </w:rPr>
-              <w:t xml:space="preserve"/>
-            </w:r>
-          </w:p>
-        </w:tc>
-        <w:tc>
-          <w:tcPr>
-            <w:tcW w:type="dxa" w:w="1150"/>
-            <w:tcMar>
-              <w:top w:type="dxa" w:w="60"/>
-              <w:left w:type="dxa" w:w="100"/>
-              <w:bottom w:type="dxa" w:w="60"/>
-              <w:right w:type="dxa" w:w="100"/>
-            </w:tcMar>
-          </w:tcPr>
-          <w:p>
-            <w:r>
-              <w:rPr>
-                <w:b w:val="false"/>
-                <w:bCs w:val="false"/>
-                <w:i w:val="false"/>
-                <w:iCs w:val="false"/>
-                <w:sz w:val="19"/>
-                <w:szCs w:val="19"/>
-              </w:rPr>
-              <w:t xml:space="preserve"/>
-            </w:r>
-          </w:p>
-        </w:tc>
-        <w:tc>
-          <w:tcPr>
-            <w:tcW w:type="dxa" w:w="1050"/>
-            <w:tcMar>
-              <w:top w:type="dxa" w:w="60"/>
-              <w:left w:type="dxa" w:w="100"/>
-              <w:bottom w:type="dxa" w:w="60"/>
-              <w:right w:type="dxa" w:w="100"/>
-            </w:tcMar>
-          </w:tcPr>
-          <w:p>
-            <w:r>
-              <w:rPr>
-                <w:b w:val="false"/>
-                <w:bCs w:val="false"/>
-                <w:i w:val="false"/>
-                <w:iCs w:val="false"/>
-                <w:sz w:val="19"/>
-                <w:szCs w:val="19"/>
-              </w:rPr>
-              <w:t xml:space="preserve"/>
-            </w:r>
-          </w:p>
-        </w:tc>
-        <w:tc>
-          <w:tcPr>
-            <w:tcW w:type="dxa" w:w="1150"/>
-            <w:tcMar>
-              <w:top w:type="dxa" w:w="60"/>
-              <w:left w:type="dxa" w:w="100"/>
-              <w:bottom w:type="dxa" w:w="60"/>
-              <w:right w:type="dxa" w:w="100"/>
-            </w:tcMar>
-          </w:tcPr>
-          <w:p>
-            <w:r>
-              <w:rPr>
-                <w:b w:val="false"/>
-                <w:bCs w:val="false"/>
-                <w:i w:val="false"/>
-                <w:iCs w:val="false"/>
-                <w:sz w:val="19"/>
-                <w:szCs w:val="19"/>
-              </w:rPr>
-              <w:t xml:space="preserve"/>
-            </w:r>
-          </w:p>
-        </w:tc>
-        <w:tc>
-          <w:tcPr>
-            <w:tcW w:type="dxa" w:w="1400"/>
-            <w:tcMar>
-              <w:top w:type="dxa" w:w="60"/>
-              <w:left w:type="dxa" w:w="100"/>
-              <w:bottom w:type="dxa" w:w="60"/>
-              <w:right w:type="dxa" w:w="100"/>
-            </w:tcMar>
-          </w:tcPr>
-          <w:p>
-            <w:r>
-              <w:rPr>
-                <w:b w:val="false"/>
-                <w:bCs w:val="false"/>
-                <w:i w:val="false"/>
-                <w:iCs w:val="false"/>
-                <w:sz w:val="19"/>
-                <w:szCs w:val="19"/>
-              </w:rPr>
-              <w:t xml:space="preserve"/>
-            </w:r>
-          </w:p>
-        </w:tc>
-        <w:tc>
-          <w:tcPr>
-            <w:tcW w:type="dxa" w:w="1100"/>
-            <w:tcMar>
-              <w:top w:type="dxa" w:w="60"/>
-              <w:left w:type="dxa" w:w="100"/>
-              <w:bottom w:type="dxa" w:w="60"/>
-              <w:right w:type="dxa" w:w="100"/>
-            </w:tcMar>
-          </w:tcPr>
-          <w:p>
-            <w:r>
-              <w:rPr>
-                <w:b w:val="false"/>
-                <w:bCs w:val="false"/>
-                <w:i w:val="false"/>
-                <w:iCs w:val="false"/>
-                <w:sz w:val="19"/>
-                <w:szCs w:val="19"/>
-              </w:rPr>
-              <w:t xml:space="preserve"/>
-            </w:r>
-          </w:p>
-        </w:tc>
-        <w:tc>
-          <w:tcPr>
-            <w:tcW w:type="dxa" w:w="1526"/>
+            <w:tcW w:type="dxa" w:w="1200"/>
+            <w:tcMar>
+              <w:top w:type="dxa" w:w="60"/>
+              <w:left w:type="dxa" w:w="100"/>
+              <w:bottom w:type="dxa" w:w="60"/>
+              <w:right w:type="dxa" w:w="100"/>
+            </w:tcMar>
+          </w:tcPr>
+          <w:p>
+            <w:r>
+              <w:rPr>
+                <w:b w:val="false"/>
+                <w:bCs w:val="false"/>
+                <w:i w:val="false"/>
+                <w:iCs w:val="false"/>
+                <w:sz w:val="19"/>
+                <w:szCs w:val="19"/>
+              </w:rPr>
+              <w:t xml:space="preserve"/>
+            </w:r>
+          </w:p>
+        </w:tc>
+        <w:tc>
+          <w:tcPr>
+            <w:tcW w:type="dxa" w:w="1350"/>
+            <w:tcMar>
+              <w:top w:type="dxa" w:w="60"/>
+              <w:left w:type="dxa" w:w="100"/>
+              <w:bottom w:type="dxa" w:w="60"/>
+              <w:right w:type="dxa" w:w="100"/>
+            </w:tcMar>
+          </w:tcPr>
+          <w:p>
+            <w:r>
+              <w:rPr>
+                <w:b w:val="false"/>
+                <w:bCs w:val="false"/>
+                <w:i w:val="false"/>
+                <w:iCs w:val="false"/>
+                <w:sz w:val="19"/>
+                <w:szCs w:val="19"/>
+              </w:rPr>
+              <w:t xml:space="preserve"/>
+            </w:r>
+          </w:p>
+        </w:tc>
+        <w:tc>
+          <w:tcPr>
+            <w:tcW w:type="dxa" w:w="1250"/>
+            <w:tcMar>
+              <w:top w:type="dxa" w:w="60"/>
+              <w:left w:type="dxa" w:w="100"/>
+              <w:bottom w:type="dxa" w:w="60"/>
+              <w:right w:type="dxa" w:w="100"/>
+            </w:tcMar>
+          </w:tcPr>
+          <w:p>
+            <w:r>
+              <w:rPr>
+                <w:b w:val="false"/>
+                <w:bCs w:val="false"/>
+                <w:i w:val="false"/>
+                <w:iCs w:val="false"/>
+                <w:sz w:val="19"/>
+                <w:szCs w:val="19"/>
+              </w:rPr>
+              <w:t xml:space="preserve"/>
+            </w:r>
+          </w:p>
+        </w:tc>
+        <w:tc>
+          <w:tcPr>
+            <w:tcW w:type="dxa" w:w="1550"/>
+            <w:tcMar>
+              <w:top w:type="dxa" w:w="60"/>
+              <w:left w:type="dxa" w:w="100"/>
+              <w:bottom w:type="dxa" w:w="60"/>
+              <w:right w:type="dxa" w:w="100"/>
+            </w:tcMar>
+          </w:tcPr>
+          <w:p>
+            <w:r>
+              <w:rPr>
+                <w:b w:val="false"/>
+                <w:bCs w:val="false"/>
+                <w:i w:val="false"/>
+                <w:iCs w:val="false"/>
+                <w:sz w:val="19"/>
+                <w:szCs w:val="19"/>
+              </w:rPr>
+              <w:t xml:space="preserve"/>
+            </w:r>
+          </w:p>
+        </w:tc>
+        <w:tc>
+          <w:tcPr>
+            <w:tcW w:type="dxa" w:w="1300"/>
+            <w:tcMar>
+              <w:top w:type="dxa" w:w="60"/>
+              <w:left w:type="dxa" w:w="100"/>
+              <w:bottom w:type="dxa" w:w="60"/>
+              <w:right w:type="dxa" w:w="100"/>
+            </w:tcMar>
+          </w:tcPr>
+          <w:p>
+            <w:r>
+              <w:rPr>
+                <w:b w:val="false"/>
+                <w:bCs w:val="false"/>
+                <w:i w:val="false"/>
+                <w:iCs w:val="false"/>
+                <w:sz w:val="19"/>
+                <w:szCs w:val="19"/>
+              </w:rPr>
+              <w:t xml:space="preserve"/>
+            </w:r>
+          </w:p>
+        </w:tc>
+        <w:tc>
+          <w:tcPr>
+            <w:tcW w:type="dxa" w:w="1576"/>
             <w:tcMar>
               <w:top w:type="dxa" w:w="60"/>
               <w:left w:type="dxa" w:w="100"/>
@@ -18064,7 +17990,7 @@
         </w:trPr>
         <w:tc>
           <w:tcPr>
-            <w:tcW w:type="dxa" w:w="650"/>
+            <w:tcW w:type="dxa" w:w="800"/>
             <w:tcMar>
               <w:top w:type="dxa" w:w="60"/>
               <w:left w:type="dxa" w:w="100"/>
@@ -18088,151 +18014,127 @@
         </w:tc>
         <w:tc>
           <w:tcPr>
-            <w:tcW w:type="dxa" w:w="1000"/>
-            <w:tcMar>
-              <w:top w:type="dxa" w:w="60"/>
-              <w:left w:type="dxa" w:w="100"/>
-              <w:bottom w:type="dxa" w:w="60"/>
-              <w:right w:type="dxa" w:w="100"/>
-            </w:tcMar>
-          </w:tcPr>
-          <w:p>
-            <w:r>
-              <w:rPr>
-                <w:b w:val="false"/>
-                <w:bCs w:val="false"/>
-                <w:i w:val="false"/>
-                <w:iCs w:val="false"/>
-                <w:sz w:val="19"/>
-                <w:szCs w:val="19"/>
-              </w:rPr>
-              <w:t xml:space="preserve"/>
-            </w:r>
-          </w:p>
-        </w:tc>
-        <w:tc>
-          <w:tcPr>
-            <w:tcW w:type="dxa" w:w="1150"/>
-            <w:tcMar>
-              <w:top w:type="dxa" w:w="60"/>
-              <w:left w:type="dxa" w:w="100"/>
-              <w:bottom w:type="dxa" w:w="60"/>
-              <w:right w:type="dxa" w:w="100"/>
-            </w:tcMar>
-          </w:tcPr>
-          <w:p>
-            <w:r>
-              <w:rPr>
-                <w:b w:val="false"/>
-                <w:bCs w:val="false"/>
-                <w:i w:val="false"/>
-                <w:iCs w:val="false"/>
-                <w:sz w:val="19"/>
-                <w:szCs w:val="19"/>
-              </w:rPr>
-              <w:t xml:space="preserve"/>
-            </w:r>
-          </w:p>
-        </w:tc>
-        <w:tc>
-          <w:tcPr>
-            <w:tcW w:type="dxa" w:w="1050"/>
-            <w:tcMar>
-              <w:top w:type="dxa" w:w="60"/>
-              <w:left w:type="dxa" w:w="100"/>
-              <w:bottom w:type="dxa" w:w="60"/>
-              <w:right w:type="dxa" w:w="100"/>
-            </w:tcMar>
-          </w:tcPr>
-          <w:p>
-            <w:r>
-              <w:rPr>
-                <w:b w:val="false"/>
-                <w:bCs w:val="false"/>
-                <w:i w:val="false"/>
-                <w:iCs w:val="false"/>
-                <w:sz w:val="19"/>
-                <w:szCs w:val="19"/>
-              </w:rPr>
-              <w:t xml:space="preserve"/>
-            </w:r>
-          </w:p>
-        </w:tc>
-        <w:tc>
-          <w:tcPr>
-            <w:tcW w:type="dxa" w:w="1150"/>
-            <w:tcMar>
-              <w:top w:type="dxa" w:w="60"/>
-              <w:left w:type="dxa" w:w="100"/>
-              <w:bottom w:type="dxa" w:w="60"/>
-              <w:right w:type="dxa" w:w="100"/>
-            </w:tcMar>
-          </w:tcPr>
-          <w:p>
-            <w:r>
-              <w:rPr>
-                <w:b w:val="false"/>
-                <w:bCs w:val="false"/>
-                <w:i w:val="false"/>
-                <w:iCs w:val="false"/>
-                <w:sz w:val="19"/>
-                <w:szCs w:val="19"/>
-              </w:rPr>
-              <w:t xml:space="preserve"/>
-            </w:r>
-          </w:p>
-        </w:tc>
-        <w:tc>
-          <w:tcPr>
-            <w:tcW w:type="dxa" w:w="1400"/>
-            <w:tcMar>
-              <w:top w:type="dxa" w:w="60"/>
-              <w:left w:type="dxa" w:w="100"/>
-              <w:bottom w:type="dxa" w:w="60"/>
-              <w:right w:type="dxa" w:w="100"/>
-            </w:tcMar>
-          </w:tcPr>
-          <w:p>
-            <w:r>
-              <w:rPr>
-                <w:b w:val="false"/>
-                <w:bCs w:val="false"/>
-                <w:i w:val="false"/>
-                <w:iCs w:val="false"/>
-                <w:sz w:val="19"/>
-                <w:szCs w:val="19"/>
-              </w:rPr>
-              <w:t xml:space="preserve"/>
-            </w:r>
-          </w:p>
-        </w:tc>
-        <w:tc>
-          <w:tcPr>
-            <w:tcW w:type="dxa" w:w="1100"/>
-            <w:tcMar>
-              <w:top w:type="dxa" w:w="60"/>
-              <w:left w:type="dxa" w:w="100"/>
-              <w:bottom w:type="dxa" w:w="60"/>
-              <w:right w:type="dxa" w:w="100"/>
-            </w:tcMar>
-          </w:tcPr>
-          <w:p>
-            <w:r>
-              <w:rPr>
-                <w:b w:val="false"/>
-                <w:bCs w:val="false"/>
-                <w:i w:val="false"/>
-                <w:iCs w:val="false"/>
-                <w:sz w:val="19"/>
-                <w:szCs w:val="19"/>
-              </w:rPr>
-              <w:t xml:space="preserve"/>
-            </w:r>
-          </w:p>
-        </w:tc>
-        <w:tc>
-          <w:tcPr>
-            <w:tcW w:type="dxa" w:w="1526"/>
+            <w:tcW w:type="dxa" w:w="1200"/>
+            <w:tcMar>
+              <w:top w:type="dxa" w:w="60"/>
+              <w:left w:type="dxa" w:w="100"/>
+              <w:bottom w:type="dxa" w:w="60"/>
+              <w:right w:type="dxa" w:w="100"/>
+            </w:tcMar>
+          </w:tcPr>
+          <w:p>
+            <w:r>
+              <w:rPr>
+                <w:b w:val="false"/>
+                <w:bCs w:val="false"/>
+                <w:i w:val="false"/>
+                <w:iCs w:val="false"/>
+                <w:sz w:val="19"/>
+                <w:szCs w:val="19"/>
+              </w:rPr>
+              <w:t xml:space="preserve"/>
+            </w:r>
+          </w:p>
+        </w:tc>
+        <w:tc>
+          <w:tcPr>
+            <w:tcW w:type="dxa" w:w="1350"/>
+            <w:tcMar>
+              <w:top w:type="dxa" w:w="60"/>
+              <w:left w:type="dxa" w:w="100"/>
+              <w:bottom w:type="dxa" w:w="60"/>
+              <w:right w:type="dxa" w:w="100"/>
+            </w:tcMar>
+          </w:tcPr>
+          <w:p>
+            <w:r>
+              <w:rPr>
+                <w:b w:val="false"/>
+                <w:bCs w:val="false"/>
+                <w:i w:val="false"/>
+                <w:iCs w:val="false"/>
+                <w:sz w:val="19"/>
+                <w:szCs w:val="19"/>
+              </w:rPr>
+              <w:t xml:space="preserve"/>
+            </w:r>
+          </w:p>
+        </w:tc>
+        <w:tc>
+          <w:tcPr>
+            <w:tcW w:type="dxa" w:w="1250"/>
+            <w:tcMar>
+              <w:top w:type="dxa" w:w="60"/>
+              <w:left w:type="dxa" w:w="100"/>
+              <w:bottom w:type="dxa" w:w="60"/>
+              <w:right w:type="dxa" w:w="100"/>
+            </w:tcMar>
+          </w:tcPr>
+          <w:p>
+            <w:r>
+              <w:rPr>
+                <w:b w:val="false"/>
+                <w:bCs w:val="false"/>
+                <w:i w:val="false"/>
+                <w:iCs w:val="false"/>
+                <w:sz w:val="19"/>
+                <w:szCs w:val="19"/>
+              </w:rPr>
+              <w:t xml:space="preserve"/>
+            </w:r>
+          </w:p>
+        </w:tc>
+        <w:tc>
+          <w:tcPr>
+            <w:tcW w:type="dxa" w:w="1550"/>
+            <w:tcMar>
+              <w:top w:type="dxa" w:w="60"/>
+              <w:left w:type="dxa" w:w="100"/>
+              <w:bottom w:type="dxa" w:w="60"/>
+              <w:right w:type="dxa" w:w="100"/>
+            </w:tcMar>
+          </w:tcPr>
+          <w:p>
+            <w:r>
+              <w:rPr>
+                <w:b w:val="false"/>
+                <w:bCs w:val="false"/>
+                <w:i w:val="false"/>
+                <w:iCs w:val="false"/>
+                <w:sz w:val="19"/>
+                <w:szCs w:val="19"/>
+              </w:rPr>
+              <w:t xml:space="preserve"/>
+            </w:r>
+          </w:p>
+        </w:tc>
+        <w:tc>
+          <w:tcPr>
+            <w:tcW w:type="dxa" w:w="1300"/>
+            <w:tcMar>
+              <w:top w:type="dxa" w:w="60"/>
+              <w:left w:type="dxa" w:w="100"/>
+              <w:bottom w:type="dxa" w:w="60"/>
+              <w:right w:type="dxa" w:w="100"/>
+            </w:tcMar>
+          </w:tcPr>
+          <w:p>
+            <w:r>
+              <w:rPr>
+                <w:b w:val="false"/>
+                <w:bCs w:val="false"/>
+                <w:i w:val="false"/>
+                <w:iCs w:val="false"/>
+                <w:sz w:val="19"/>
+                <w:szCs w:val="19"/>
+              </w:rPr>
+              <w:t xml:space="preserve"/>
+            </w:r>
+          </w:p>
+        </w:tc>
+        <w:tc>
+          <w:tcPr>
+            <w:tcW w:type="dxa" w:w="1576"/>
             <w:tcMar>
               <w:top w:type="dxa" w:w="60"/>
               <w:left w:type="dxa" w:w="100"/>
@@ -18261,7 +18163,7 @@
         </w:trPr>
         <w:tc>
           <w:tcPr>
-            <w:tcW w:type="dxa" w:w="650"/>
+            <w:tcW w:type="dxa" w:w="800"/>
             <w:tcMar>
               <w:top w:type="dxa" w:w="60"/>
               <w:left w:type="dxa" w:w="100"/>
@@ -18285,151 +18187,127 @@
         </w:tc>
         <w:tc>
           <w:tcPr>
-            <w:tcW w:type="dxa" w:w="1000"/>
-            <w:tcMar>
-              <w:top w:type="dxa" w:w="60"/>
-              <w:left w:type="dxa" w:w="100"/>
-              <w:bottom w:type="dxa" w:w="60"/>
-              <w:right w:type="dxa" w:w="100"/>
-            </w:tcMar>
-          </w:tcPr>
-          <w:p>
-            <w:r>
-              <w:rPr>
-                <w:b w:val="false"/>
-                <w:bCs w:val="false"/>
-                <w:i w:val="false"/>
-                <w:iCs w:val="false"/>
-                <w:sz w:val="19"/>
-                <w:szCs w:val="19"/>
-              </w:rPr>
-              <w:t xml:space="preserve"/>
-            </w:r>
-          </w:p>
-        </w:tc>
-        <w:tc>
-          <w:tcPr>
-            <w:tcW w:type="dxa" w:w="1150"/>
-            <w:tcMar>
-              <w:top w:type="dxa" w:w="60"/>
-              <w:left w:type="dxa" w:w="100"/>
-              <w:bottom w:type="dxa" w:w="60"/>
-              <w:right w:type="dxa" w:w="100"/>
-            </w:tcMar>
-          </w:tcPr>
-          <w:p>
-            <w:r>
-              <w:rPr>
-                <w:b w:val="false"/>
-                <w:bCs w:val="false"/>
-                <w:i w:val="false"/>
-                <w:iCs w:val="false"/>
-                <w:sz w:val="19"/>
-                <w:szCs w:val="19"/>
-              </w:rPr>
-              <w:t xml:space="preserve"/>
-            </w:r>
-          </w:p>
-        </w:tc>
-        <w:tc>
-          <w:tcPr>
-            <w:tcW w:type="dxa" w:w="1050"/>
-            <w:tcMar>
-              <w:top w:type="dxa" w:w="60"/>
-              <w:left w:type="dxa" w:w="100"/>
-              <w:bottom w:type="dxa" w:w="60"/>
-              <w:right w:type="dxa" w:w="100"/>
-            </w:tcMar>
-          </w:tcPr>
-          <w:p>
-            <w:r>
-              <w:rPr>
-                <w:b w:val="false"/>
-                <w:bCs w:val="false"/>
-                <w:i w:val="false"/>
-                <w:iCs w:val="false"/>
-                <w:sz w:val="19"/>
-                <w:szCs w:val="19"/>
-              </w:rPr>
-              <w:t xml:space="preserve"/>
-            </w:r>
-          </w:p>
-        </w:tc>
-        <w:tc>
-          <w:tcPr>
-            <w:tcW w:type="dxa" w:w="1150"/>
-            <w:tcMar>
-              <w:top w:type="dxa" w:w="60"/>
-              <w:left w:type="dxa" w:w="100"/>
-              <w:bottom w:type="dxa" w:w="60"/>
-              <w:right w:type="dxa" w:w="100"/>
-            </w:tcMar>
-          </w:tcPr>
-          <w:p>
-            <w:r>
-              <w:rPr>
-                <w:b w:val="false"/>
-                <w:bCs w:val="false"/>
-                <w:i w:val="false"/>
-                <w:iCs w:val="false"/>
-                <w:sz w:val="19"/>
-                <w:szCs w:val="19"/>
-              </w:rPr>
-              <w:t xml:space="preserve"/>
-            </w:r>
-          </w:p>
-        </w:tc>
-        <w:tc>
-          <w:tcPr>
-            <w:tcW w:type="dxa" w:w="1400"/>
-            <w:tcMar>
-              <w:top w:type="dxa" w:w="60"/>
-              <w:left w:type="dxa" w:w="100"/>
-              <w:bottom w:type="dxa" w:w="60"/>
-              <w:right w:type="dxa" w:w="100"/>
-            </w:tcMar>
-          </w:tcPr>
-          <w:p>
-            <w:r>
-              <w:rPr>
-                <w:b w:val="false"/>
-                <w:bCs w:val="false"/>
-                <w:i w:val="false"/>
-                <w:iCs w:val="false"/>
-                <w:sz w:val="19"/>
-                <w:szCs w:val="19"/>
-              </w:rPr>
-              <w:t xml:space="preserve"/>
-            </w:r>
-          </w:p>
-        </w:tc>
-        <w:tc>
-          <w:tcPr>
-            <w:tcW w:type="dxa" w:w="1100"/>
-            <w:tcMar>
-              <w:top w:type="dxa" w:w="60"/>
-              <w:left w:type="dxa" w:w="100"/>
-              <w:bottom w:type="dxa" w:w="60"/>
-              <w:right w:type="dxa" w:w="100"/>
-            </w:tcMar>
-          </w:tcPr>
-          <w:p>
-            <w:r>
-              <w:rPr>
-                <w:b w:val="false"/>
-                <w:bCs w:val="false"/>
-                <w:i w:val="false"/>
-                <w:iCs w:val="false"/>
-                <w:sz w:val="19"/>
-                <w:szCs w:val="19"/>
-              </w:rPr>
-              <w:t xml:space="preserve"/>
-            </w:r>
-          </w:p>
-        </w:tc>
-        <w:tc>
-          <w:tcPr>
-            <w:tcW w:type="dxa" w:w="1526"/>
+            <w:tcW w:type="dxa" w:w="1200"/>
+            <w:tcMar>
+              <w:top w:type="dxa" w:w="60"/>
+              <w:left w:type="dxa" w:w="100"/>
+              <w:bottom w:type="dxa" w:w="60"/>
+              <w:right w:type="dxa" w:w="100"/>
+            </w:tcMar>
+          </w:tcPr>
+          <w:p>
+            <w:r>
+              <w:rPr>
+                <w:b w:val="false"/>
+                <w:bCs w:val="false"/>
+                <w:i w:val="false"/>
+                <w:iCs w:val="false"/>
+                <w:sz w:val="19"/>
+                <w:szCs w:val="19"/>
+              </w:rPr>
+              <w:t xml:space="preserve"/>
+            </w:r>
+          </w:p>
+        </w:tc>
+        <w:tc>
+          <w:tcPr>
+            <w:tcW w:type="dxa" w:w="1350"/>
+            <w:tcMar>
+              <w:top w:type="dxa" w:w="60"/>
+              <w:left w:type="dxa" w:w="100"/>
+              <w:bottom w:type="dxa" w:w="60"/>
+              <w:right w:type="dxa" w:w="100"/>
+            </w:tcMar>
+          </w:tcPr>
+          <w:p>
+            <w:r>
+              <w:rPr>
+                <w:b w:val="false"/>
+                <w:bCs w:val="false"/>
+                <w:i w:val="false"/>
+                <w:iCs w:val="false"/>
+                <w:sz w:val="19"/>
+                <w:szCs w:val="19"/>
+              </w:rPr>
+              <w:t xml:space="preserve"/>
+            </w:r>
+          </w:p>
+        </w:tc>
+        <w:tc>
+          <w:tcPr>
+            <w:tcW w:type="dxa" w:w="1250"/>
+            <w:tcMar>
+              <w:top w:type="dxa" w:w="60"/>
+              <w:left w:type="dxa" w:w="100"/>
+              <w:bottom w:type="dxa" w:w="60"/>
+              <w:right w:type="dxa" w:w="100"/>
+            </w:tcMar>
+          </w:tcPr>
+          <w:p>
+            <w:r>
+              <w:rPr>
+                <w:b w:val="false"/>
+                <w:bCs w:val="false"/>
+                <w:i w:val="false"/>
+                <w:iCs w:val="false"/>
+                <w:sz w:val="19"/>
+                <w:szCs w:val="19"/>
+              </w:rPr>
+              <w:t xml:space="preserve"/>
+            </w:r>
+          </w:p>
+        </w:tc>
+        <w:tc>
+          <w:tcPr>
+            <w:tcW w:type="dxa" w:w="1550"/>
+            <w:tcMar>
+              <w:top w:type="dxa" w:w="60"/>
+              <w:left w:type="dxa" w:w="100"/>
+              <w:bottom w:type="dxa" w:w="60"/>
+              <w:right w:type="dxa" w:w="100"/>
+            </w:tcMar>
+          </w:tcPr>
+          <w:p>
+            <w:r>
+              <w:rPr>
+                <w:b w:val="false"/>
+                <w:bCs w:val="false"/>
+                <w:i w:val="false"/>
+                <w:iCs w:val="false"/>
+                <w:sz w:val="19"/>
+                <w:szCs w:val="19"/>
+              </w:rPr>
+              <w:t xml:space="preserve"/>
+            </w:r>
+          </w:p>
+        </w:tc>
+        <w:tc>
+          <w:tcPr>
+            <w:tcW w:type="dxa" w:w="1300"/>
+            <w:tcMar>
+              <w:top w:type="dxa" w:w="60"/>
+              <w:left w:type="dxa" w:w="100"/>
+              <w:bottom w:type="dxa" w:w="60"/>
+              <w:right w:type="dxa" w:w="100"/>
+            </w:tcMar>
+          </w:tcPr>
+          <w:p>
+            <w:r>
+              <w:rPr>
+                <w:b w:val="false"/>
+                <w:bCs w:val="false"/>
+                <w:i w:val="false"/>
+                <w:iCs w:val="false"/>
+                <w:sz w:val="19"/>
+                <w:szCs w:val="19"/>
+              </w:rPr>
+              <w:t xml:space="preserve"/>
+            </w:r>
+          </w:p>
+        </w:tc>
+        <w:tc>
+          <w:tcPr>
+            <w:tcW w:type="dxa" w:w="1576"/>
             <w:tcMar>
               <w:top w:type="dxa" w:w="60"/>
               <w:left w:type="dxa" w:w="100"/>
@@ -18458,7 +18336,7 @@
         </w:trPr>
         <w:tc>
           <w:tcPr>
-            <w:tcW w:type="dxa" w:w="650"/>
+            <w:tcW w:type="dxa" w:w="800"/>
             <w:tcMar>
               <w:top w:type="dxa" w:w="60"/>
               <w:left w:type="dxa" w:w="100"/>
@@ -18482,151 +18360,127 @@
         </w:tc>
         <w:tc>
           <w:tcPr>
-            <w:tcW w:type="dxa" w:w="1000"/>
-            <w:tcMar>
-              <w:top w:type="dxa" w:w="60"/>
-              <w:left w:type="dxa" w:w="100"/>
-              <w:bottom w:type="dxa" w:w="60"/>
-              <w:right w:type="dxa" w:w="100"/>
-            </w:tcMar>
-          </w:tcPr>
-          <w:p>
-            <w:r>
-              <w:rPr>
-                <w:b w:val="false"/>
-                <w:bCs w:val="false"/>
-                <w:i w:val="false"/>
-                <w:iCs w:val="false"/>
-                <w:sz w:val="19"/>
-                <w:szCs w:val="19"/>
-              </w:rPr>
-              <w:t xml:space="preserve"/>
-            </w:r>
-          </w:p>
-        </w:tc>
-        <w:tc>
-          <w:tcPr>
-            <w:tcW w:type="dxa" w:w="1150"/>
-            <w:tcMar>
-              <w:top w:type="dxa" w:w="60"/>
-              <w:left w:type="dxa" w:w="100"/>
-              <w:bottom w:type="dxa" w:w="60"/>
-              <w:right w:type="dxa" w:w="100"/>
-            </w:tcMar>
-          </w:tcPr>
-          <w:p>
-            <w:r>
-              <w:rPr>
-                <w:b w:val="false"/>
-                <w:bCs w:val="false"/>
-                <w:i w:val="false"/>
-                <w:iCs w:val="false"/>
-                <w:sz w:val="19"/>
-                <w:szCs w:val="19"/>
-              </w:rPr>
-              <w:t xml:space="preserve"/>
-            </w:r>
-          </w:p>
-        </w:tc>
-        <w:tc>
-          <w:tcPr>
-            <w:tcW w:type="dxa" w:w="1050"/>
-            <w:tcMar>
-              <w:top w:type="dxa" w:w="60"/>
-              <w:left w:type="dxa" w:w="100"/>
-              <w:bottom w:type="dxa" w:w="60"/>
-              <w:right w:type="dxa" w:w="100"/>
-            </w:tcMar>
-          </w:tcPr>
-          <w:p>
-            <w:r>
-              <w:rPr>
-                <w:b w:val="false"/>
-                <w:bCs w:val="false"/>
-                <w:i w:val="false"/>
-                <w:iCs w:val="false"/>
-                <w:sz w:val="19"/>
-                <w:szCs w:val="19"/>
-              </w:rPr>
-              <w:t xml:space="preserve"/>
-            </w:r>
-          </w:p>
-        </w:tc>
-        <w:tc>
-          <w:tcPr>
-            <w:tcW w:type="dxa" w:w="1150"/>
-            <w:tcMar>
-              <w:top w:type="dxa" w:w="60"/>
-              <w:left w:type="dxa" w:w="100"/>
-              <w:bottom w:type="dxa" w:w="60"/>
-              <w:right w:type="dxa" w:w="100"/>
-            </w:tcMar>
-          </w:tcPr>
-          <w:p>
-            <w:r>
-              <w:rPr>
-                <w:b w:val="false"/>
-                <w:bCs w:val="false"/>
-                <w:i w:val="false"/>
-                <w:iCs w:val="false"/>
-                <w:sz w:val="19"/>
-                <w:szCs w:val="19"/>
-              </w:rPr>
-              <w:t xml:space="preserve"/>
-            </w:r>
-          </w:p>
-        </w:tc>
-        <w:tc>
-          <w:tcPr>
-            <w:tcW w:type="dxa" w:w="1400"/>
-            <w:tcMar>
-              <w:top w:type="dxa" w:w="60"/>
-              <w:left w:type="dxa" w:w="100"/>
-              <w:bottom w:type="dxa" w:w="60"/>
-              <w:right w:type="dxa" w:w="100"/>
-            </w:tcMar>
-          </w:tcPr>
-          <w:p>
-            <w:r>
-              <w:rPr>
-                <w:b w:val="false"/>
-                <w:bCs w:val="false"/>
-                <w:i w:val="false"/>
-                <w:iCs w:val="false"/>
-                <w:sz w:val="19"/>
-                <w:szCs w:val="19"/>
-              </w:rPr>
-              <w:t xml:space="preserve"/>
-            </w:r>
-          </w:p>
-        </w:tc>
-        <w:tc>
-          <w:tcPr>
-            <w:tcW w:type="dxa" w:w="1100"/>
-            <w:tcMar>
-              <w:top w:type="dxa" w:w="60"/>
-              <w:left w:type="dxa" w:w="100"/>
-              <w:bottom w:type="dxa" w:w="60"/>
-              <w:right w:type="dxa" w:w="100"/>
-            </w:tcMar>
-          </w:tcPr>
-          <w:p>
-            <w:r>
-              <w:rPr>
-                <w:b w:val="false"/>
-                <w:bCs w:val="false"/>
-                <w:i w:val="false"/>
-                <w:iCs w:val="false"/>
-                <w:sz w:val="19"/>
-                <w:szCs w:val="19"/>
-              </w:rPr>
-              <w:t xml:space="preserve"/>
-            </w:r>
-          </w:p>
-        </w:tc>
-        <w:tc>
-          <w:tcPr>
-            <w:tcW w:type="dxa" w:w="1526"/>
+            <w:tcW w:type="dxa" w:w="1200"/>
+            <w:tcMar>
+              <w:top w:type="dxa" w:w="60"/>
+              <w:left w:type="dxa" w:w="100"/>
+              <w:bottom w:type="dxa" w:w="60"/>
+              <w:right w:type="dxa" w:w="100"/>
+            </w:tcMar>
+          </w:tcPr>
+          <w:p>
+            <w:r>
+              <w:rPr>
+                <w:b w:val="false"/>
+                <w:bCs w:val="false"/>
+                <w:i w:val="false"/>
+                <w:iCs w:val="false"/>
+                <w:sz w:val="19"/>
+                <w:szCs w:val="19"/>
+              </w:rPr>
+              <w:t xml:space="preserve"/>
+            </w:r>
+          </w:p>
+        </w:tc>
+        <w:tc>
+          <w:tcPr>
+            <w:tcW w:type="dxa" w:w="1350"/>
+            <w:tcMar>
+              <w:top w:type="dxa" w:w="60"/>
+              <w:left w:type="dxa" w:w="100"/>
+              <w:bottom w:type="dxa" w:w="60"/>
+              <w:right w:type="dxa" w:w="100"/>
+            </w:tcMar>
+          </w:tcPr>
+          <w:p>
+            <w:r>
+              <w:rPr>
+                <w:b w:val="false"/>
+                <w:bCs w:val="false"/>
+                <w:i w:val="false"/>
+                <w:iCs w:val="false"/>
+                <w:sz w:val="19"/>
+                <w:szCs w:val="19"/>
+              </w:rPr>
+              <w:t xml:space="preserve"/>
+            </w:r>
+          </w:p>
+        </w:tc>
+        <w:tc>
+          <w:tcPr>
+            <w:tcW w:type="dxa" w:w="1250"/>
+            <w:tcMar>
+              <w:top w:type="dxa" w:w="60"/>
+              <w:left w:type="dxa" w:w="100"/>
+              <w:bottom w:type="dxa" w:w="60"/>
+              <w:right w:type="dxa" w:w="100"/>
+            </w:tcMar>
+          </w:tcPr>
+          <w:p>
+            <w:r>
+              <w:rPr>
+                <w:b w:val="false"/>
+                <w:bCs w:val="false"/>
+                <w:i w:val="false"/>
+                <w:iCs w:val="false"/>
+                <w:sz w:val="19"/>
+                <w:szCs w:val="19"/>
+              </w:rPr>
+              <w:t xml:space="preserve"/>
+            </w:r>
+          </w:p>
+        </w:tc>
+        <w:tc>
+          <w:tcPr>
+            <w:tcW w:type="dxa" w:w="1550"/>
+            <w:tcMar>
+              <w:top w:type="dxa" w:w="60"/>
+              <w:left w:type="dxa" w:w="100"/>
+              <w:bottom w:type="dxa" w:w="60"/>
+              <w:right w:type="dxa" w:w="100"/>
+            </w:tcMar>
+          </w:tcPr>
+          <w:p>
+            <w:r>
+              <w:rPr>
+                <w:b w:val="false"/>
+                <w:bCs w:val="false"/>
+                <w:i w:val="false"/>
+                <w:iCs w:val="false"/>
+                <w:sz w:val="19"/>
+                <w:szCs w:val="19"/>
+              </w:rPr>
+              <w:t xml:space="preserve"/>
+            </w:r>
+          </w:p>
+        </w:tc>
+        <w:tc>
+          <w:tcPr>
+            <w:tcW w:type="dxa" w:w="1300"/>
+            <w:tcMar>
+              <w:top w:type="dxa" w:w="60"/>
+              <w:left w:type="dxa" w:w="100"/>
+              <w:bottom w:type="dxa" w:w="60"/>
+              <w:right w:type="dxa" w:w="100"/>
+            </w:tcMar>
+          </w:tcPr>
+          <w:p>
+            <w:r>
+              <w:rPr>
+                <w:b w:val="false"/>
+                <w:bCs w:val="false"/>
+                <w:i w:val="false"/>
+                <w:iCs w:val="false"/>
+                <w:sz w:val="19"/>
+                <w:szCs w:val="19"/>
+              </w:rPr>
+              <w:t xml:space="preserve"/>
+            </w:r>
+          </w:p>
+        </w:tc>
+        <w:tc>
+          <w:tcPr>
+            <w:tcW w:type="dxa" w:w="1576"/>
             <w:tcMar>
               <w:top w:type="dxa" w:w="60"/>
               <w:left w:type="dxa" w:w="100"/>
@@ -18655,7 +18509,7 @@
         </w:trPr>
         <w:tc>
           <w:tcPr>
-            <w:tcW w:type="dxa" w:w="650"/>
+            <w:tcW w:type="dxa" w:w="800"/>
             <w:tcMar>
               <w:top w:type="dxa" w:w="60"/>
               <w:left w:type="dxa" w:w="100"/>
@@ -18679,151 +18533,127 @@
         </w:tc>
         <w:tc>
           <w:tcPr>
-            <w:tcW w:type="dxa" w:w="1000"/>
-            <w:tcMar>
-              <w:top w:type="dxa" w:w="60"/>
-              <w:left w:type="dxa" w:w="100"/>
-              <w:bottom w:type="dxa" w:w="60"/>
-              <w:right w:type="dxa" w:w="100"/>
-            </w:tcMar>
-          </w:tcPr>
-          <w:p>
-            <w:r>
-              <w:rPr>
-                <w:b w:val="false"/>
-                <w:bCs w:val="false"/>
-                <w:i w:val="false"/>
-                <w:iCs w:val="false"/>
-                <w:sz w:val="19"/>
-                <w:szCs w:val="19"/>
-              </w:rPr>
-              <w:t xml:space="preserve"/>
-            </w:r>
-          </w:p>
-        </w:tc>
-        <w:tc>
-          <w:tcPr>
-            <w:tcW w:type="dxa" w:w="1150"/>
-            <w:tcMar>
-              <w:top w:type="dxa" w:w="60"/>
-              <w:left w:type="dxa" w:w="100"/>
-              <w:bottom w:type="dxa" w:w="60"/>
-              <w:right w:type="dxa" w:w="100"/>
-            </w:tcMar>
-          </w:tcPr>
-          <w:p>
-            <w:r>
-              <w:rPr>
-                <w:b w:val="false"/>
-                <w:bCs w:val="false"/>
-                <w:i w:val="false"/>
-                <w:iCs w:val="false"/>
-                <w:sz w:val="19"/>
-                <w:szCs w:val="19"/>
-              </w:rPr>
-              <w:t xml:space="preserve"/>
-            </w:r>
-          </w:p>
-        </w:tc>
-        <w:tc>
-          <w:tcPr>
-            <w:tcW w:type="dxa" w:w="1050"/>
-            <w:tcMar>
-              <w:top w:type="dxa" w:w="60"/>
-              <w:left w:type="dxa" w:w="100"/>
-              <w:bottom w:type="dxa" w:w="60"/>
-              <w:right w:type="dxa" w:w="100"/>
-            </w:tcMar>
-          </w:tcPr>
-          <w:p>
-            <w:r>
-              <w:rPr>
-                <w:b w:val="false"/>
-                <w:bCs w:val="false"/>
-                <w:i w:val="false"/>
-                <w:iCs w:val="false"/>
-                <w:sz w:val="19"/>
-                <w:szCs w:val="19"/>
-              </w:rPr>
-              <w:t xml:space="preserve"/>
-            </w:r>
-          </w:p>
-        </w:tc>
-        <w:tc>
-          <w:tcPr>
-            <w:tcW w:type="dxa" w:w="1150"/>
-            <w:tcMar>
-              <w:top w:type="dxa" w:w="60"/>
-              <w:left w:type="dxa" w:w="100"/>
-              <w:bottom w:type="dxa" w:w="60"/>
-              <w:right w:type="dxa" w:w="100"/>
-            </w:tcMar>
-          </w:tcPr>
-          <w:p>
-            <w:r>
-              <w:rPr>
-                <w:b w:val="false"/>
-                <w:bCs w:val="false"/>
-                <w:i w:val="false"/>
-                <w:iCs w:val="false"/>
-                <w:sz w:val="19"/>
-                <w:szCs w:val="19"/>
-              </w:rPr>
-              <w:t xml:space="preserve"/>
-            </w:r>
-          </w:p>
-        </w:tc>
-        <w:tc>
-          <w:tcPr>
-            <w:tcW w:type="dxa" w:w="1400"/>
-            <w:tcMar>
-              <w:top w:type="dxa" w:w="60"/>
-              <w:left w:type="dxa" w:w="100"/>
-              <w:bottom w:type="dxa" w:w="60"/>
-              <w:right w:type="dxa" w:w="100"/>
-            </w:tcMar>
-          </w:tcPr>
-          <w:p>
-            <w:r>
-              <w:rPr>
-                <w:b w:val="false"/>
-                <w:bCs w:val="false"/>
-                <w:i w:val="false"/>
-                <w:iCs w:val="false"/>
-                <w:sz w:val="19"/>
-                <w:szCs w:val="19"/>
-              </w:rPr>
-              <w:t xml:space="preserve"/>
-            </w:r>
-          </w:p>
-        </w:tc>
-        <w:tc>
-          <w:tcPr>
-            <w:tcW w:type="dxa" w:w="1100"/>
-            <w:tcMar>
-              <w:top w:type="dxa" w:w="60"/>
-              <w:left w:type="dxa" w:w="100"/>
-              <w:bottom w:type="dxa" w:w="60"/>
-              <w:right w:type="dxa" w:w="100"/>
-            </w:tcMar>
-          </w:tcPr>
-          <w:p>
-            <w:r>
-              <w:rPr>
-                <w:b w:val="false"/>
-                <w:bCs w:val="false"/>
-                <w:i w:val="false"/>
-                <w:iCs w:val="false"/>
-                <w:sz w:val="19"/>
-                <w:szCs w:val="19"/>
-              </w:rPr>
-              <w:t xml:space="preserve"/>
-            </w:r>
-          </w:p>
-        </w:tc>
-        <w:tc>
-          <w:tcPr>
-            <w:tcW w:type="dxa" w:w="1526"/>
+            <w:tcW w:type="dxa" w:w="1200"/>
+            <w:tcMar>
+              <w:top w:type="dxa" w:w="60"/>
+              <w:left w:type="dxa" w:w="100"/>
+              <w:bottom w:type="dxa" w:w="60"/>
+              <w:right w:type="dxa" w:w="100"/>
+            </w:tcMar>
+          </w:tcPr>
+          <w:p>
+            <w:r>
+              <w:rPr>
+                <w:b w:val="false"/>
+                <w:bCs w:val="false"/>
+                <w:i w:val="false"/>
+                <w:iCs w:val="false"/>
+                <w:sz w:val="19"/>
+                <w:szCs w:val="19"/>
+              </w:rPr>
+              <w:t xml:space="preserve"/>
+            </w:r>
+          </w:p>
+        </w:tc>
+        <w:tc>
+          <w:tcPr>
+            <w:tcW w:type="dxa" w:w="1350"/>
+            <w:tcMar>
+              <w:top w:type="dxa" w:w="60"/>
+              <w:left w:type="dxa" w:w="100"/>
+              <w:bottom w:type="dxa" w:w="60"/>
+              <w:right w:type="dxa" w:w="100"/>
+            </w:tcMar>
+          </w:tcPr>
+          <w:p>
+            <w:r>
+              <w:rPr>
+                <w:b w:val="false"/>
+                <w:bCs w:val="false"/>
+                <w:i w:val="false"/>
+                <w:iCs w:val="false"/>
+                <w:sz w:val="19"/>
+                <w:szCs w:val="19"/>
+              </w:rPr>
+              <w:t xml:space="preserve"/>
+            </w:r>
+          </w:p>
+        </w:tc>
+        <w:tc>
+          <w:tcPr>
+            <w:tcW w:type="dxa" w:w="1250"/>
+            <w:tcMar>
+              <w:top w:type="dxa" w:w="60"/>
+              <w:left w:type="dxa" w:w="100"/>
+              <w:bottom w:type="dxa" w:w="60"/>
+              <w:right w:type="dxa" w:w="100"/>
+            </w:tcMar>
+          </w:tcPr>
+          <w:p>
+            <w:r>
+              <w:rPr>
+                <w:b w:val="false"/>
+                <w:bCs w:val="false"/>
+                <w:i w:val="false"/>
+                <w:iCs w:val="false"/>
+                <w:sz w:val="19"/>
+                <w:szCs w:val="19"/>
+              </w:rPr>
+              <w:t xml:space="preserve"/>
+            </w:r>
+          </w:p>
+        </w:tc>
+        <w:tc>
+          <w:tcPr>
+            <w:tcW w:type="dxa" w:w="1550"/>
+            <w:tcMar>
+              <w:top w:type="dxa" w:w="60"/>
+              <w:left w:type="dxa" w:w="100"/>
+              <w:bottom w:type="dxa" w:w="60"/>
+              <w:right w:type="dxa" w:w="100"/>
+            </w:tcMar>
+          </w:tcPr>
+          <w:p>
+            <w:r>
+              <w:rPr>
+                <w:b w:val="false"/>
+                <w:bCs w:val="false"/>
+                <w:i w:val="false"/>
+                <w:iCs w:val="false"/>
+                <w:sz w:val="19"/>
+                <w:szCs w:val="19"/>
+              </w:rPr>
+              <w:t xml:space="preserve"/>
+            </w:r>
+          </w:p>
+        </w:tc>
+        <w:tc>
+          <w:tcPr>
+            <w:tcW w:type="dxa" w:w="1300"/>
+            <w:tcMar>
+              <w:top w:type="dxa" w:w="60"/>
+              <w:left w:type="dxa" w:w="100"/>
+              <w:bottom w:type="dxa" w:w="60"/>
+              <w:right w:type="dxa" w:w="100"/>
+            </w:tcMar>
+          </w:tcPr>
+          <w:p>
+            <w:r>
+              <w:rPr>
+                <w:b w:val="false"/>
+                <w:bCs w:val="false"/>
+                <w:i w:val="false"/>
+                <w:iCs w:val="false"/>
+                <w:sz w:val="19"/>
+                <w:szCs w:val="19"/>
+              </w:rPr>
+              <w:t xml:space="preserve"/>
+            </w:r>
+          </w:p>
+        </w:tc>
+        <w:tc>
+          <w:tcPr>
+            <w:tcW w:type="dxa" w:w="1576"/>
             <w:tcMar>
               <w:top w:type="dxa" w:w="60"/>
               <w:left w:type="dxa" w:w="100"/>
@@ -18852,7 +18682,7 @@
         </w:trPr>
         <w:tc>
           <w:tcPr>
-            <w:tcW w:type="dxa" w:w="650"/>
+            <w:tcW w:type="dxa" w:w="800"/>
             <w:tcMar>
               <w:top w:type="dxa" w:w="60"/>
               <w:left w:type="dxa" w:w="100"/>
@@ -18876,151 +18706,127 @@
         </w:tc>
         <w:tc>
           <w:tcPr>
-            <w:tcW w:type="dxa" w:w="1000"/>
-            <w:tcMar>
-              <w:top w:type="dxa" w:w="60"/>
-              <w:left w:type="dxa" w:w="100"/>
-              <w:bottom w:type="dxa" w:w="60"/>
-              <w:right w:type="dxa" w:w="100"/>
-            </w:tcMar>
-          </w:tcPr>
-          <w:p>
-            <w:r>
-              <w:rPr>
-                <w:b w:val="false"/>
-                <w:bCs w:val="false"/>
-                <w:i w:val="false"/>
-                <w:iCs w:val="false"/>
-                <w:sz w:val="19"/>
-                <w:szCs w:val="19"/>
-              </w:rPr>
-              <w:t xml:space="preserve"/>
-            </w:r>
-          </w:p>
-        </w:tc>
-        <w:tc>
-          <w:tcPr>
-            <w:tcW w:type="dxa" w:w="1150"/>
-            <w:tcMar>
-              <w:top w:type="dxa" w:w="60"/>
-              <w:left w:type="dxa" w:w="100"/>
-              <w:bottom w:type="dxa" w:w="60"/>
-              <w:right w:type="dxa" w:w="100"/>
-            </w:tcMar>
-          </w:tcPr>
-          <w:p>
-            <w:r>
-              <w:rPr>
-                <w:b w:val="false"/>
-                <w:bCs w:val="false"/>
-                <w:i w:val="false"/>
-                <w:iCs w:val="false"/>
-                <w:sz w:val="19"/>
-                <w:szCs w:val="19"/>
-              </w:rPr>
-              <w:t xml:space="preserve"/>
-            </w:r>
-          </w:p>
-        </w:tc>
-        <w:tc>
-          <w:tcPr>
-            <w:tcW w:type="dxa" w:w="1050"/>
-            <w:tcMar>
-              <w:top w:type="dxa" w:w="60"/>
-              <w:left w:type="dxa" w:w="100"/>
-              <w:bottom w:type="dxa" w:w="60"/>
-              <w:right w:type="dxa" w:w="100"/>
-            </w:tcMar>
-          </w:tcPr>
-          <w:p>
-            <w:r>
-              <w:rPr>
-                <w:b w:val="false"/>
-                <w:bCs w:val="false"/>
-                <w:i w:val="false"/>
-                <w:iCs w:val="false"/>
-                <w:sz w:val="19"/>
-                <w:szCs w:val="19"/>
-              </w:rPr>
-              <w:t xml:space="preserve"/>
-            </w:r>
-          </w:p>
-        </w:tc>
-        <w:tc>
-          <w:tcPr>
-            <w:tcW w:type="dxa" w:w="1150"/>
-            <w:tcMar>
-              <w:top w:type="dxa" w:w="60"/>
-              <w:left w:type="dxa" w:w="100"/>
-              <w:bottom w:type="dxa" w:w="60"/>
-              <w:right w:type="dxa" w:w="100"/>
-            </w:tcMar>
-          </w:tcPr>
-          <w:p>
-            <w:r>
-              <w:rPr>
-                <w:b w:val="false"/>
-                <w:bCs w:val="false"/>
-                <w:i w:val="false"/>
-                <w:iCs w:val="false"/>
-                <w:sz w:val="19"/>
-                <w:szCs w:val="19"/>
-              </w:rPr>
-              <w:t xml:space="preserve"/>
-            </w:r>
-          </w:p>
-        </w:tc>
-        <w:tc>
-          <w:tcPr>
-            <w:tcW w:type="dxa" w:w="1400"/>
-            <w:tcMar>
-              <w:top w:type="dxa" w:w="60"/>
-              <w:left w:type="dxa" w:w="100"/>
-              <w:bottom w:type="dxa" w:w="60"/>
-              <w:right w:type="dxa" w:w="100"/>
-            </w:tcMar>
-          </w:tcPr>
-          <w:p>
-            <w:r>
-              <w:rPr>
-                <w:b w:val="false"/>
-                <w:bCs w:val="false"/>
-                <w:i w:val="false"/>
-                <w:iCs w:val="false"/>
-                <w:sz w:val="19"/>
-                <w:szCs w:val="19"/>
-              </w:rPr>
-              <w:t xml:space="preserve"/>
-            </w:r>
-          </w:p>
-        </w:tc>
-        <w:tc>
-          <w:tcPr>
-            <w:tcW w:type="dxa" w:w="1100"/>
-            <w:tcMar>
-              <w:top w:type="dxa" w:w="60"/>
-              <w:left w:type="dxa" w:w="100"/>
-              <w:bottom w:type="dxa" w:w="60"/>
-              <w:right w:type="dxa" w:w="100"/>
-            </w:tcMar>
-          </w:tcPr>
-          <w:p>
-            <w:r>
-              <w:rPr>
-                <w:b w:val="false"/>
-                <w:bCs w:val="false"/>
-                <w:i w:val="false"/>
-                <w:iCs w:val="false"/>
-                <w:sz w:val="19"/>
-                <w:szCs w:val="19"/>
-              </w:rPr>
-              <w:t xml:space="preserve"/>
-            </w:r>
-          </w:p>
-        </w:tc>
-        <w:tc>
-          <w:tcPr>
-            <w:tcW w:type="dxa" w:w="1526"/>
+            <w:tcW w:type="dxa" w:w="1200"/>
+            <w:tcMar>
+              <w:top w:type="dxa" w:w="60"/>
+              <w:left w:type="dxa" w:w="100"/>
+              <w:bottom w:type="dxa" w:w="60"/>
+              <w:right w:type="dxa" w:w="100"/>
+            </w:tcMar>
+          </w:tcPr>
+          <w:p>
+            <w:r>
+              <w:rPr>
+                <w:b w:val="false"/>
+                <w:bCs w:val="false"/>
+                <w:i w:val="false"/>
+                <w:iCs w:val="false"/>
+                <w:sz w:val="19"/>
+                <w:szCs w:val="19"/>
+              </w:rPr>
+              <w:t xml:space="preserve"/>
+            </w:r>
+          </w:p>
+        </w:tc>
+        <w:tc>
+          <w:tcPr>
+            <w:tcW w:type="dxa" w:w="1350"/>
+            <w:tcMar>
+              <w:top w:type="dxa" w:w="60"/>
+              <w:left w:type="dxa" w:w="100"/>
+              <w:bottom w:type="dxa" w:w="60"/>
+              <w:right w:type="dxa" w:w="100"/>
+            </w:tcMar>
+          </w:tcPr>
+          <w:p>
+            <w:r>
+              <w:rPr>
+                <w:b w:val="false"/>
+                <w:bCs w:val="false"/>
+                <w:i w:val="false"/>
+                <w:iCs w:val="false"/>
+                <w:sz w:val="19"/>
+                <w:szCs w:val="19"/>
+              </w:rPr>
+              <w:t xml:space="preserve"/>
+            </w:r>
+          </w:p>
+        </w:tc>
+        <w:tc>
+          <w:tcPr>
+            <w:tcW w:type="dxa" w:w="1250"/>
+            <w:tcMar>
+              <w:top w:type="dxa" w:w="60"/>
+              <w:left w:type="dxa" w:w="100"/>
+              <w:bottom w:type="dxa" w:w="60"/>
+              <w:right w:type="dxa" w:w="100"/>
+            </w:tcMar>
+          </w:tcPr>
+          <w:p>
+            <w:r>
+              <w:rPr>
+                <w:b w:val="false"/>
+                <w:bCs w:val="false"/>
+                <w:i w:val="false"/>
+                <w:iCs w:val="false"/>
+                <w:sz w:val="19"/>
+                <w:szCs w:val="19"/>
+              </w:rPr>
+              <w:t xml:space="preserve"/>
+            </w:r>
+          </w:p>
+        </w:tc>
+        <w:tc>
+          <w:tcPr>
+            <w:tcW w:type="dxa" w:w="1550"/>
+            <w:tcMar>
+              <w:top w:type="dxa" w:w="60"/>
+              <w:left w:type="dxa" w:w="100"/>
+              <w:bottom w:type="dxa" w:w="60"/>
+              <w:right w:type="dxa" w:w="100"/>
+            </w:tcMar>
+          </w:tcPr>
+          <w:p>
+            <w:r>
+              <w:rPr>
+                <w:b w:val="false"/>
+                <w:bCs w:val="false"/>
+                <w:i w:val="false"/>
+                <w:iCs w:val="false"/>
+                <w:sz w:val="19"/>
+                <w:szCs w:val="19"/>
+              </w:rPr>
+              <w:t xml:space="preserve"/>
+            </w:r>
+          </w:p>
+        </w:tc>
+        <w:tc>
+          <w:tcPr>
+            <w:tcW w:type="dxa" w:w="1300"/>
+            <w:tcMar>
+              <w:top w:type="dxa" w:w="60"/>
+              <w:left w:type="dxa" w:w="100"/>
+              <w:bottom w:type="dxa" w:w="60"/>
+              <w:right w:type="dxa" w:w="100"/>
+            </w:tcMar>
+          </w:tcPr>
+          <w:p>
+            <w:r>
+              <w:rPr>
+                <w:b w:val="false"/>
+                <w:bCs w:val="false"/>
+                <w:i w:val="false"/>
+                <w:iCs w:val="false"/>
+                <w:sz w:val="19"/>
+                <w:szCs w:val="19"/>
+              </w:rPr>
+              <w:t xml:space="preserve"/>
+            </w:r>
+          </w:p>
+        </w:tc>
+        <w:tc>
+          <w:tcPr>
+            <w:tcW w:type="dxa" w:w="1576"/>
             <w:tcMar>
               <w:top w:type="dxa" w:w="60"/>
               <w:left w:type="dxa" w:w="100"/>
@@ -19049,7 +18855,7 @@
         </w:trPr>
         <w:tc>
           <w:tcPr>
-            <w:tcW w:type="dxa" w:w="650"/>
+            <w:tcW w:type="dxa" w:w="800"/>
             <w:tcMar>
               <w:top w:type="dxa" w:w="60"/>
               <w:left w:type="dxa" w:w="100"/>
@@ -19073,151 +18879,127 @@
         </w:tc>
         <w:tc>
           <w:tcPr>
-            <w:tcW w:type="dxa" w:w="1000"/>
-            <w:tcMar>
-              <w:top w:type="dxa" w:w="60"/>
-              <w:left w:type="dxa" w:w="100"/>
-              <w:bottom w:type="dxa" w:w="60"/>
-              <w:right w:type="dxa" w:w="100"/>
-            </w:tcMar>
-          </w:tcPr>
-          <w:p>
-            <w:r>
-              <w:rPr>
-                <w:b w:val="false"/>
-                <w:bCs w:val="false"/>
-                <w:i w:val="false"/>
-                <w:iCs w:val="false"/>
-                <w:sz w:val="19"/>
-                <w:szCs w:val="19"/>
-              </w:rPr>
-              <w:t xml:space="preserve"/>
-            </w:r>
-          </w:p>
-        </w:tc>
-        <w:tc>
-          <w:tcPr>
-            <w:tcW w:type="dxa" w:w="1150"/>
-            <w:tcMar>
-              <w:top w:type="dxa" w:w="60"/>
-              <w:left w:type="dxa" w:w="100"/>
-              <w:bottom w:type="dxa" w:w="60"/>
-              <w:right w:type="dxa" w:w="100"/>
-            </w:tcMar>
-          </w:tcPr>
-          <w:p>
-            <w:r>
-              <w:rPr>
-                <w:b w:val="false"/>
-                <w:bCs w:val="false"/>
-                <w:i w:val="false"/>
-                <w:iCs w:val="false"/>
-                <w:sz w:val="19"/>
-                <w:szCs w:val="19"/>
-              </w:rPr>
-              <w:t xml:space="preserve"/>
-            </w:r>
-          </w:p>
-        </w:tc>
-        <w:tc>
-          <w:tcPr>
-            <w:tcW w:type="dxa" w:w="1050"/>
-            <w:tcMar>
-              <w:top w:type="dxa" w:w="60"/>
-              <w:left w:type="dxa" w:w="100"/>
-              <w:bottom w:type="dxa" w:w="60"/>
-              <w:right w:type="dxa" w:w="100"/>
-            </w:tcMar>
-          </w:tcPr>
-          <w:p>
-            <w:r>
-              <w:rPr>
-                <w:b w:val="false"/>
-                <w:bCs w:val="false"/>
-                <w:i w:val="false"/>
-                <w:iCs w:val="false"/>
-                <w:sz w:val="19"/>
-                <w:szCs w:val="19"/>
-              </w:rPr>
-              <w:t xml:space="preserve"/>
-            </w:r>
-          </w:p>
-        </w:tc>
-        <w:tc>
-          <w:tcPr>
-            <w:tcW w:type="dxa" w:w="1150"/>
-            <w:tcMar>
-              <w:top w:type="dxa" w:w="60"/>
-              <w:left w:type="dxa" w:w="100"/>
-              <w:bottom w:type="dxa" w:w="60"/>
-              <w:right w:type="dxa" w:w="100"/>
-            </w:tcMar>
-          </w:tcPr>
-          <w:p>
-            <w:r>
-              <w:rPr>
-                <w:b w:val="false"/>
-                <w:bCs w:val="false"/>
-                <w:i w:val="false"/>
-                <w:iCs w:val="false"/>
-                <w:sz w:val="19"/>
-                <w:szCs w:val="19"/>
-              </w:rPr>
-              <w:t xml:space="preserve"/>
-            </w:r>
-          </w:p>
-        </w:tc>
-        <w:tc>
-          <w:tcPr>
-            <w:tcW w:type="dxa" w:w="1400"/>
-            <w:tcMar>
-              <w:top w:type="dxa" w:w="60"/>
-              <w:left w:type="dxa" w:w="100"/>
-              <w:bottom w:type="dxa" w:w="60"/>
-              <w:right w:type="dxa" w:w="100"/>
-            </w:tcMar>
-          </w:tcPr>
-          <w:p>
-            <w:r>
-              <w:rPr>
-                <w:b w:val="false"/>
-                <w:bCs w:val="false"/>
-                <w:i w:val="false"/>
-                <w:iCs w:val="false"/>
-                <w:sz w:val="19"/>
-                <w:szCs w:val="19"/>
-              </w:rPr>
-              <w:t xml:space="preserve"/>
-            </w:r>
-          </w:p>
-        </w:tc>
-        <w:tc>
-          <w:tcPr>
-            <w:tcW w:type="dxa" w:w="1100"/>
-            <w:tcMar>
-              <w:top w:type="dxa" w:w="60"/>
-              <w:left w:type="dxa" w:w="100"/>
-              <w:bottom w:type="dxa" w:w="60"/>
-              <w:right w:type="dxa" w:w="100"/>
-            </w:tcMar>
-          </w:tcPr>
-          <w:p>
-            <w:r>
-              <w:rPr>
-                <w:b w:val="false"/>
-                <w:bCs w:val="false"/>
-                <w:i w:val="false"/>
-                <w:iCs w:val="false"/>
-                <w:sz w:val="19"/>
-                <w:szCs w:val="19"/>
-              </w:rPr>
-              <w:t xml:space="preserve"/>
-            </w:r>
-          </w:p>
-        </w:tc>
-        <w:tc>
-          <w:tcPr>
-            <w:tcW w:type="dxa" w:w="1526"/>
+            <w:tcW w:type="dxa" w:w="1200"/>
+            <w:tcMar>
+              <w:top w:type="dxa" w:w="60"/>
+              <w:left w:type="dxa" w:w="100"/>
+              <w:bottom w:type="dxa" w:w="60"/>
+              <w:right w:type="dxa" w:w="100"/>
+            </w:tcMar>
+          </w:tcPr>
+          <w:p>
+            <w:r>
+              <w:rPr>
+                <w:b w:val="false"/>
+                <w:bCs w:val="false"/>
+                <w:i w:val="false"/>
+                <w:iCs w:val="false"/>
+                <w:sz w:val="19"/>
+                <w:szCs w:val="19"/>
+              </w:rPr>
+              <w:t xml:space="preserve"/>
+            </w:r>
+          </w:p>
+        </w:tc>
+        <w:tc>
+          <w:tcPr>
+            <w:tcW w:type="dxa" w:w="1350"/>
+            <w:tcMar>
+              <w:top w:type="dxa" w:w="60"/>
+              <w:left w:type="dxa" w:w="100"/>
+              <w:bottom w:type="dxa" w:w="60"/>
+              <w:right w:type="dxa" w:w="100"/>
+            </w:tcMar>
+          </w:tcPr>
+          <w:p>
+            <w:r>
+              <w:rPr>
+                <w:b w:val="false"/>
+                <w:bCs w:val="false"/>
+                <w:i w:val="false"/>
+                <w:iCs w:val="false"/>
+                <w:sz w:val="19"/>
+                <w:szCs w:val="19"/>
+              </w:rPr>
+              <w:t xml:space="preserve"/>
+            </w:r>
+          </w:p>
+        </w:tc>
+        <w:tc>
+          <w:tcPr>
+            <w:tcW w:type="dxa" w:w="1250"/>
+            <w:tcMar>
+              <w:top w:type="dxa" w:w="60"/>
+              <w:left w:type="dxa" w:w="100"/>
+              <w:bottom w:type="dxa" w:w="60"/>
+              <w:right w:type="dxa" w:w="100"/>
+            </w:tcMar>
+          </w:tcPr>
+          <w:p>
+            <w:r>
+              <w:rPr>
+                <w:b w:val="false"/>
+                <w:bCs w:val="false"/>
+                <w:i w:val="false"/>
+                <w:iCs w:val="false"/>
+                <w:sz w:val="19"/>
+                <w:szCs w:val="19"/>
+              </w:rPr>
+              <w:t xml:space="preserve"/>
+            </w:r>
+          </w:p>
+        </w:tc>
+        <w:tc>
+          <w:tcPr>
+            <w:tcW w:type="dxa" w:w="1550"/>
+            <w:tcMar>
+              <w:top w:type="dxa" w:w="60"/>
+              <w:left w:type="dxa" w:w="100"/>
+              <w:bottom w:type="dxa" w:w="60"/>
+              <w:right w:type="dxa" w:w="100"/>
+            </w:tcMar>
+          </w:tcPr>
+          <w:p>
+            <w:r>
+              <w:rPr>
+                <w:b w:val="false"/>
+                <w:bCs w:val="false"/>
+                <w:i w:val="false"/>
+                <w:iCs w:val="false"/>
+                <w:sz w:val="19"/>
+                <w:szCs w:val="19"/>
+              </w:rPr>
+              <w:t xml:space="preserve"/>
+            </w:r>
+          </w:p>
+        </w:tc>
+        <w:tc>
+          <w:tcPr>
+            <w:tcW w:type="dxa" w:w="1300"/>
+            <w:tcMar>
+              <w:top w:type="dxa" w:w="60"/>
+              <w:left w:type="dxa" w:w="100"/>
+              <w:bottom w:type="dxa" w:w="60"/>
+              <w:right w:type="dxa" w:w="100"/>
+            </w:tcMar>
+          </w:tcPr>
+          <w:p>
+            <w:r>
+              <w:rPr>
+                <w:b w:val="false"/>
+                <w:bCs w:val="false"/>
+                <w:i w:val="false"/>
+                <w:iCs w:val="false"/>
+                <w:sz w:val="19"/>
+                <w:szCs w:val="19"/>
+              </w:rPr>
+              <w:t xml:space="preserve"/>
+            </w:r>
+          </w:p>
+        </w:tc>
+        <w:tc>
+          <w:tcPr>
+            <w:tcW w:type="dxa" w:w="1576"/>
             <w:tcMar>
               <w:top w:type="dxa" w:w="60"/>
               <w:left w:type="dxa" w:w="100"/>
@@ -19246,7 +19028,7 @@
         </w:trPr>
         <w:tc>
           <w:tcPr>
-            <w:tcW w:type="dxa" w:w="650"/>
+            <w:tcW w:type="dxa" w:w="800"/>
             <w:tcMar>
               <w:top w:type="dxa" w:w="60"/>
               <w:left w:type="dxa" w:w="100"/>
@@ -19270,151 +19052,127 @@
         </w:tc>
         <w:tc>
           <w:tcPr>
-            <w:tcW w:type="dxa" w:w="1000"/>
-            <w:tcMar>
-              <w:top w:type="dxa" w:w="60"/>
-              <w:left w:type="dxa" w:w="100"/>
-              <w:bottom w:type="dxa" w:w="60"/>
-              <w:right w:type="dxa" w:w="100"/>
-            </w:tcMar>
-          </w:tcPr>
-          <w:p>
-            <w:r>
-              <w:rPr>
-                <w:b w:val="false"/>
-                <w:bCs w:val="false"/>
-                <w:i w:val="false"/>
-                <w:iCs w:val="false"/>
-                <w:sz w:val="19"/>
-                <w:szCs w:val="19"/>
-              </w:rPr>
-              <w:t xml:space="preserve"/>
-            </w:r>
-          </w:p>
-        </w:tc>
-        <w:tc>
-          <w:tcPr>
-            <w:tcW w:type="dxa" w:w="1150"/>
-            <w:tcMar>
-              <w:top w:type="dxa" w:w="60"/>
-              <w:left w:type="dxa" w:w="100"/>
-              <w:bottom w:type="dxa" w:w="60"/>
-              <w:right w:type="dxa" w:w="100"/>
-            </w:tcMar>
-          </w:tcPr>
-          <w:p>
-            <w:r>
-              <w:rPr>
-                <w:b w:val="false"/>
-                <w:bCs w:val="false"/>
-                <w:i w:val="false"/>
-                <w:iCs w:val="false"/>
-                <w:sz w:val="19"/>
-                <w:szCs w:val="19"/>
-              </w:rPr>
-              <w:t xml:space="preserve"/>
-            </w:r>
-          </w:p>
-        </w:tc>
-        <w:tc>
-          <w:tcPr>
-            <w:tcW w:type="dxa" w:w="1050"/>
-            <w:tcMar>
-              <w:top w:type="dxa" w:w="60"/>
-              <w:left w:type="dxa" w:w="100"/>
-              <w:bottom w:type="dxa" w:w="60"/>
-              <w:right w:type="dxa" w:w="100"/>
-            </w:tcMar>
-          </w:tcPr>
-          <w:p>
-            <w:r>
-              <w:rPr>
-                <w:b w:val="false"/>
-                <w:bCs w:val="false"/>
-                <w:i w:val="false"/>
-                <w:iCs w:val="false"/>
-                <w:sz w:val="19"/>
-                <w:szCs w:val="19"/>
-              </w:rPr>
-              <w:t xml:space="preserve"/>
-            </w:r>
-          </w:p>
-        </w:tc>
-        <w:tc>
-          <w:tcPr>
-            <w:tcW w:type="dxa" w:w="1150"/>
-            <w:tcMar>
-              <w:top w:type="dxa" w:w="60"/>
-              <w:left w:type="dxa" w:w="100"/>
-              <w:bottom w:type="dxa" w:w="60"/>
-              <w:right w:type="dxa" w:w="100"/>
-            </w:tcMar>
-          </w:tcPr>
-          <w:p>
-            <w:r>
-              <w:rPr>
-                <w:b w:val="false"/>
-                <w:bCs w:val="false"/>
-                <w:i w:val="false"/>
-                <w:iCs w:val="false"/>
-                <w:sz w:val="19"/>
-                <w:szCs w:val="19"/>
-              </w:rPr>
-              <w:t xml:space="preserve"/>
-            </w:r>
-          </w:p>
-        </w:tc>
-        <w:tc>
-          <w:tcPr>
-            <w:tcW w:type="dxa" w:w="1400"/>
-            <w:tcMar>
-              <w:top w:type="dxa" w:w="60"/>
-              <w:left w:type="dxa" w:w="100"/>
-              <w:bottom w:type="dxa" w:w="60"/>
-              <w:right w:type="dxa" w:w="100"/>
-            </w:tcMar>
-          </w:tcPr>
-          <w:p>
-            <w:r>
-              <w:rPr>
-                <w:b w:val="false"/>
-                <w:bCs w:val="false"/>
-                <w:i w:val="false"/>
-                <w:iCs w:val="false"/>
-                <w:sz w:val="19"/>
-                <w:szCs w:val="19"/>
-              </w:rPr>
-              <w:t xml:space="preserve"/>
-            </w:r>
-          </w:p>
-        </w:tc>
-        <w:tc>
-          <w:tcPr>
-            <w:tcW w:type="dxa" w:w="1100"/>
-            <w:tcMar>
-              <w:top w:type="dxa" w:w="60"/>
-              <w:left w:type="dxa" w:w="100"/>
-              <w:bottom w:type="dxa" w:w="60"/>
-              <w:right w:type="dxa" w:w="100"/>
-            </w:tcMar>
-          </w:tcPr>
-          <w:p>
-            <w:r>
-              <w:rPr>
-                <w:b w:val="false"/>
-                <w:bCs w:val="false"/>
-                <w:i w:val="false"/>
-                <w:iCs w:val="false"/>
-                <w:sz w:val="19"/>
-                <w:szCs w:val="19"/>
-              </w:rPr>
-              <w:t xml:space="preserve"/>
-            </w:r>
-          </w:p>
-        </w:tc>
-        <w:tc>
-          <w:tcPr>
-            <w:tcW w:type="dxa" w:w="1526"/>
+            <w:tcW w:type="dxa" w:w="1200"/>
+            <w:tcMar>
+              <w:top w:type="dxa" w:w="60"/>
+              <w:left w:type="dxa" w:w="100"/>
+              <w:bottom w:type="dxa" w:w="60"/>
+              <w:right w:type="dxa" w:w="100"/>
+            </w:tcMar>
+          </w:tcPr>
+          <w:p>
+            <w:r>
+              <w:rPr>
+                <w:b w:val="false"/>
+                <w:bCs w:val="false"/>
+                <w:i w:val="false"/>
+                <w:iCs w:val="false"/>
+                <w:sz w:val="19"/>
+                <w:szCs w:val="19"/>
+              </w:rPr>
+              <w:t xml:space="preserve"/>
+            </w:r>
+          </w:p>
+        </w:tc>
+        <w:tc>
+          <w:tcPr>
+            <w:tcW w:type="dxa" w:w="1350"/>
+            <w:tcMar>
+              <w:top w:type="dxa" w:w="60"/>
+              <w:left w:type="dxa" w:w="100"/>
+              <w:bottom w:type="dxa" w:w="60"/>
+              <w:right w:type="dxa" w:w="100"/>
+            </w:tcMar>
+          </w:tcPr>
+          <w:p>
+            <w:r>
+              <w:rPr>
+                <w:b w:val="false"/>
+                <w:bCs w:val="false"/>
+                <w:i w:val="false"/>
+                <w:iCs w:val="false"/>
+                <w:sz w:val="19"/>
+                <w:szCs w:val="19"/>
+              </w:rPr>
+              <w:t xml:space="preserve"/>
+            </w:r>
+          </w:p>
+        </w:tc>
+        <w:tc>
+          <w:tcPr>
+            <w:tcW w:type="dxa" w:w="1250"/>
+            <w:tcMar>
+              <w:top w:type="dxa" w:w="60"/>
+              <w:left w:type="dxa" w:w="100"/>
+              <w:bottom w:type="dxa" w:w="60"/>
+              <w:right w:type="dxa" w:w="100"/>
+            </w:tcMar>
+          </w:tcPr>
+          <w:p>
+            <w:r>
+              <w:rPr>
+                <w:b w:val="false"/>
+                <w:bCs w:val="false"/>
+                <w:i w:val="false"/>
+                <w:iCs w:val="false"/>
+                <w:sz w:val="19"/>
+                <w:szCs w:val="19"/>
+              </w:rPr>
+              <w:t xml:space="preserve"/>
+            </w:r>
+          </w:p>
+        </w:tc>
+        <w:tc>
+          <w:tcPr>
+            <w:tcW w:type="dxa" w:w="1550"/>
+            <w:tcMar>
+              <w:top w:type="dxa" w:w="60"/>
+              <w:left w:type="dxa" w:w="100"/>
+              <w:bottom w:type="dxa" w:w="60"/>
+              <w:right w:type="dxa" w:w="100"/>
+            </w:tcMar>
+          </w:tcPr>
+          <w:p>
+            <w:r>
+              <w:rPr>
+                <w:b w:val="false"/>
+                <w:bCs w:val="false"/>
+                <w:i w:val="false"/>
+                <w:iCs w:val="false"/>
+                <w:sz w:val="19"/>
+                <w:szCs w:val="19"/>
+              </w:rPr>
+              <w:t xml:space="preserve"/>
+            </w:r>
+          </w:p>
+        </w:tc>
+        <w:tc>
+          <w:tcPr>
+            <w:tcW w:type="dxa" w:w="1300"/>
+            <w:tcMar>
+              <w:top w:type="dxa" w:w="60"/>
+              <w:left w:type="dxa" w:w="100"/>
+              <w:bottom w:type="dxa" w:w="60"/>
+              <w:right w:type="dxa" w:w="100"/>
+            </w:tcMar>
+          </w:tcPr>
+          <w:p>
+            <w:r>
+              <w:rPr>
+                <w:b w:val="false"/>
+                <w:bCs w:val="false"/>
+                <w:i w:val="false"/>
+                <w:iCs w:val="false"/>
+                <w:sz w:val="19"/>
+                <w:szCs w:val="19"/>
+              </w:rPr>
+              <w:t xml:space="preserve"/>
+            </w:r>
+          </w:p>
+        </w:tc>
+        <w:tc>
+          <w:tcPr>
+            <w:tcW w:type="dxa" w:w="1576"/>
             <w:tcMar>
               <w:top w:type="dxa" w:w="60"/>
               <w:left w:type="dxa" w:w="100"/>
@@ -19443,7 +19201,7 @@
         </w:trPr>
         <w:tc>
           <w:tcPr>
-            <w:tcW w:type="dxa" w:w="650"/>
+            <w:tcW w:type="dxa" w:w="800"/>
             <w:tcMar>
               <w:top w:type="dxa" w:w="60"/>
               <w:left w:type="dxa" w:w="100"/>
@@ -19467,151 +19225,127 @@
         </w:tc>
         <w:tc>
           <w:tcPr>
-            <w:tcW w:type="dxa" w:w="1000"/>
-            <w:tcMar>
-              <w:top w:type="dxa" w:w="60"/>
-              <w:left w:type="dxa" w:w="100"/>
-              <w:bottom w:type="dxa" w:w="60"/>
-              <w:right w:type="dxa" w:w="100"/>
-            </w:tcMar>
-          </w:tcPr>
-          <w:p>
-            <w:r>
-              <w:rPr>
-                <w:b w:val="false"/>
-                <w:bCs w:val="false"/>
-                <w:i w:val="false"/>
-                <w:iCs w:val="false"/>
-                <w:sz w:val="19"/>
-                <w:szCs w:val="19"/>
-              </w:rPr>
-              <w:t xml:space="preserve"/>
-            </w:r>
-          </w:p>
-        </w:tc>
-        <w:tc>
-          <w:tcPr>
-            <w:tcW w:type="dxa" w:w="1150"/>
-            <w:tcMar>
-              <w:top w:type="dxa" w:w="60"/>
-              <w:left w:type="dxa" w:w="100"/>
-              <w:bottom w:type="dxa" w:w="60"/>
-              <w:right w:type="dxa" w:w="100"/>
-            </w:tcMar>
-          </w:tcPr>
-          <w:p>
-            <w:r>
-              <w:rPr>
-                <w:b w:val="false"/>
-                <w:bCs w:val="false"/>
-                <w:i w:val="false"/>
-                <w:iCs w:val="false"/>
-                <w:sz w:val="19"/>
-                <w:szCs w:val="19"/>
-              </w:rPr>
-              <w:t xml:space="preserve"/>
-            </w:r>
-          </w:p>
-        </w:tc>
-        <w:tc>
-          <w:tcPr>
-            <w:tcW w:type="dxa" w:w="1050"/>
-            <w:tcMar>
-              <w:top w:type="dxa" w:w="60"/>
-              <w:left w:type="dxa" w:w="100"/>
-              <w:bottom w:type="dxa" w:w="60"/>
-              <w:right w:type="dxa" w:w="100"/>
-            </w:tcMar>
-          </w:tcPr>
-          <w:p>
-            <w:r>
-              <w:rPr>
-                <w:b w:val="false"/>
-                <w:bCs w:val="false"/>
-                <w:i w:val="false"/>
-                <w:iCs w:val="false"/>
-                <w:sz w:val="19"/>
-                <w:szCs w:val="19"/>
-              </w:rPr>
-              <w:t xml:space="preserve"/>
-            </w:r>
-          </w:p>
-        </w:tc>
-        <w:tc>
-          <w:tcPr>
-            <w:tcW w:type="dxa" w:w="1150"/>
-            <w:tcMar>
-              <w:top w:type="dxa" w:w="60"/>
-              <w:left w:type="dxa" w:w="100"/>
-              <w:bottom w:type="dxa" w:w="60"/>
-              <w:right w:type="dxa" w:w="100"/>
-            </w:tcMar>
-          </w:tcPr>
-          <w:p>
-            <w:r>
-              <w:rPr>
-                <w:b w:val="false"/>
-                <w:bCs w:val="false"/>
-                <w:i w:val="false"/>
-                <w:iCs w:val="false"/>
-                <w:sz w:val="19"/>
-                <w:szCs w:val="19"/>
-              </w:rPr>
-              <w:t xml:space="preserve"/>
-            </w:r>
-          </w:p>
-        </w:tc>
-        <w:tc>
-          <w:tcPr>
-            <w:tcW w:type="dxa" w:w="1400"/>
-            <w:tcMar>
-              <w:top w:type="dxa" w:w="60"/>
-              <w:left w:type="dxa" w:w="100"/>
-              <w:bottom w:type="dxa" w:w="60"/>
-              <w:right w:type="dxa" w:w="100"/>
-            </w:tcMar>
-          </w:tcPr>
-          <w:p>
-            <w:r>
-              <w:rPr>
-                <w:b w:val="false"/>
-                <w:bCs w:val="false"/>
-                <w:i w:val="false"/>
-                <w:iCs w:val="false"/>
-                <w:sz w:val="19"/>
-                <w:szCs w:val="19"/>
-              </w:rPr>
-              <w:t xml:space="preserve"/>
-            </w:r>
-          </w:p>
-        </w:tc>
-        <w:tc>
-          <w:tcPr>
-            <w:tcW w:type="dxa" w:w="1100"/>
-            <w:tcMar>
-              <w:top w:type="dxa" w:w="60"/>
-              <w:left w:type="dxa" w:w="100"/>
-              <w:bottom w:type="dxa" w:w="60"/>
-              <w:right w:type="dxa" w:w="100"/>
-            </w:tcMar>
-          </w:tcPr>
-          <w:p>
-            <w:r>
-              <w:rPr>
-                <w:b w:val="false"/>
-                <w:bCs w:val="false"/>
-                <w:i w:val="false"/>
-                <w:iCs w:val="false"/>
-                <w:sz w:val="19"/>
-                <w:szCs w:val="19"/>
-              </w:rPr>
-              <w:t xml:space="preserve"/>
-            </w:r>
-          </w:p>
-        </w:tc>
-        <w:tc>
-          <w:tcPr>
-            <w:tcW w:type="dxa" w:w="1526"/>
+            <w:tcW w:type="dxa" w:w="1200"/>
+            <w:tcMar>
+              <w:top w:type="dxa" w:w="60"/>
+              <w:left w:type="dxa" w:w="100"/>
+              <w:bottom w:type="dxa" w:w="60"/>
+              <w:right w:type="dxa" w:w="100"/>
+            </w:tcMar>
+          </w:tcPr>
+          <w:p>
+            <w:r>
+              <w:rPr>
+                <w:b w:val="false"/>
+                <w:bCs w:val="false"/>
+                <w:i w:val="false"/>
+                <w:iCs w:val="false"/>
+                <w:sz w:val="19"/>
+                <w:szCs w:val="19"/>
+              </w:rPr>
+              <w:t xml:space="preserve"/>
+            </w:r>
+          </w:p>
+        </w:tc>
+        <w:tc>
+          <w:tcPr>
+            <w:tcW w:type="dxa" w:w="1350"/>
+            <w:tcMar>
+              <w:top w:type="dxa" w:w="60"/>
+              <w:left w:type="dxa" w:w="100"/>
+              <w:bottom w:type="dxa" w:w="60"/>
+              <w:right w:type="dxa" w:w="100"/>
+            </w:tcMar>
+          </w:tcPr>
+          <w:p>
+            <w:r>
+              <w:rPr>
+                <w:b w:val="false"/>
+                <w:bCs w:val="false"/>
+                <w:i w:val="false"/>
+                <w:iCs w:val="false"/>
+                <w:sz w:val="19"/>
+                <w:szCs w:val="19"/>
+              </w:rPr>
+              <w:t xml:space="preserve"/>
+            </w:r>
+          </w:p>
+        </w:tc>
+        <w:tc>
+          <w:tcPr>
+            <w:tcW w:type="dxa" w:w="1250"/>
+            <w:tcMar>
+              <w:top w:type="dxa" w:w="60"/>
+              <w:left w:type="dxa" w:w="100"/>
+              <w:bottom w:type="dxa" w:w="60"/>
+              <w:right w:type="dxa" w:w="100"/>
+            </w:tcMar>
+          </w:tcPr>
+          <w:p>
+            <w:r>
+              <w:rPr>
+                <w:b w:val="false"/>
+                <w:bCs w:val="false"/>
+                <w:i w:val="false"/>
+                <w:iCs w:val="false"/>
+                <w:sz w:val="19"/>
+                <w:szCs w:val="19"/>
+              </w:rPr>
+              <w:t xml:space="preserve"/>
+            </w:r>
+          </w:p>
+        </w:tc>
+        <w:tc>
+          <w:tcPr>
+            <w:tcW w:type="dxa" w:w="1550"/>
+            <w:tcMar>
+              <w:top w:type="dxa" w:w="60"/>
+              <w:left w:type="dxa" w:w="100"/>
+              <w:bottom w:type="dxa" w:w="60"/>
+              <w:right w:type="dxa" w:w="100"/>
+            </w:tcMar>
+          </w:tcPr>
+          <w:p>
+            <w:r>
+              <w:rPr>
+                <w:b w:val="false"/>
+                <w:bCs w:val="false"/>
+                <w:i w:val="false"/>
+                <w:iCs w:val="false"/>
+                <w:sz w:val="19"/>
+                <w:szCs w:val="19"/>
+              </w:rPr>
+              <w:t xml:space="preserve"/>
+            </w:r>
+          </w:p>
+        </w:tc>
+        <w:tc>
+          <w:tcPr>
+            <w:tcW w:type="dxa" w:w="1300"/>
+            <w:tcMar>
+              <w:top w:type="dxa" w:w="60"/>
+              <w:left w:type="dxa" w:w="100"/>
+              <w:bottom w:type="dxa" w:w="60"/>
+              <w:right w:type="dxa" w:w="100"/>
+            </w:tcMar>
+          </w:tcPr>
+          <w:p>
+            <w:r>
+              <w:rPr>
+                <w:b w:val="false"/>
+                <w:bCs w:val="false"/>
+                <w:i w:val="false"/>
+                <w:iCs w:val="false"/>
+                <w:sz w:val="19"/>
+                <w:szCs w:val="19"/>
+              </w:rPr>
+              <w:t xml:space="preserve"/>
+            </w:r>
+          </w:p>
+        </w:tc>
+        <w:tc>
+          <w:tcPr>
+            <w:tcW w:type="dxa" w:w="1576"/>
             <w:tcMar>
               <w:top w:type="dxa" w:w="60"/>
               <w:left w:type="dxa" w:w="100"/>
@@ -19640,7 +19374,7 @@
         </w:trPr>
         <w:tc>
           <w:tcPr>
-            <w:tcW w:type="dxa" w:w="650"/>
+            <w:tcW w:type="dxa" w:w="800"/>
             <w:tcMar>
               <w:top w:type="dxa" w:w="60"/>
               <w:left w:type="dxa" w:w="100"/>
@@ -19664,151 +19398,127 @@
         </w:tc>
         <w:tc>
           <w:tcPr>
-            <w:tcW w:type="dxa" w:w="1000"/>
-            <w:tcMar>
-              <w:top w:type="dxa" w:w="60"/>
-              <w:left w:type="dxa" w:w="100"/>
-              <w:bottom w:type="dxa" w:w="60"/>
-              <w:right w:type="dxa" w:w="100"/>
-            </w:tcMar>
-          </w:tcPr>
-          <w:p>
-            <w:r>
-              <w:rPr>
-                <w:b w:val="false"/>
-                <w:bCs w:val="false"/>
-                <w:i w:val="false"/>
-                <w:iCs w:val="false"/>
-                <w:sz w:val="19"/>
-                <w:szCs w:val="19"/>
-              </w:rPr>
-              <w:t xml:space="preserve"/>
-            </w:r>
-          </w:p>
-        </w:tc>
-        <w:tc>
-          <w:tcPr>
-            <w:tcW w:type="dxa" w:w="1150"/>
-            <w:tcMar>
-              <w:top w:type="dxa" w:w="60"/>
-              <w:left w:type="dxa" w:w="100"/>
-              <w:bottom w:type="dxa" w:w="60"/>
-              <w:right w:type="dxa" w:w="100"/>
-            </w:tcMar>
-          </w:tcPr>
-          <w:p>
-            <w:r>
-              <w:rPr>
-                <w:b w:val="false"/>
-                <w:bCs w:val="false"/>
-                <w:i w:val="false"/>
-                <w:iCs w:val="false"/>
-                <w:sz w:val="19"/>
-                <w:szCs w:val="19"/>
-              </w:rPr>
-              <w:t xml:space="preserve"/>
-            </w:r>
-          </w:p>
-        </w:tc>
-        <w:tc>
-          <w:tcPr>
-            <w:tcW w:type="dxa" w:w="1050"/>
-            <w:tcMar>
-              <w:top w:type="dxa" w:w="60"/>
-              <w:left w:type="dxa" w:w="100"/>
-              <w:bottom w:type="dxa" w:w="60"/>
-              <w:right w:type="dxa" w:w="100"/>
-            </w:tcMar>
-          </w:tcPr>
-          <w:p>
-            <w:r>
-              <w:rPr>
-                <w:b w:val="false"/>
-                <w:bCs w:val="false"/>
-                <w:i w:val="false"/>
-                <w:iCs w:val="false"/>
-                <w:sz w:val="19"/>
-                <w:szCs w:val="19"/>
-              </w:rPr>
-              <w:t xml:space="preserve"/>
-            </w:r>
-          </w:p>
-        </w:tc>
-        <w:tc>
-          <w:tcPr>
-            <w:tcW w:type="dxa" w:w="1150"/>
-            <w:tcMar>
-              <w:top w:type="dxa" w:w="60"/>
-              <w:left w:type="dxa" w:w="100"/>
-              <w:bottom w:type="dxa" w:w="60"/>
-              <w:right w:type="dxa" w:w="100"/>
-            </w:tcMar>
-          </w:tcPr>
-          <w:p>
-            <w:r>
-              <w:rPr>
-                <w:b w:val="false"/>
-                <w:bCs w:val="false"/>
-                <w:i w:val="false"/>
-                <w:iCs w:val="false"/>
-                <w:sz w:val="19"/>
-                <w:szCs w:val="19"/>
-              </w:rPr>
-              <w:t xml:space="preserve"/>
-            </w:r>
-          </w:p>
-        </w:tc>
-        <w:tc>
-          <w:tcPr>
-            <w:tcW w:type="dxa" w:w="1400"/>
-            <w:tcMar>
-              <w:top w:type="dxa" w:w="60"/>
-              <w:left w:type="dxa" w:w="100"/>
-              <w:bottom w:type="dxa" w:w="60"/>
-              <w:right w:type="dxa" w:w="100"/>
-            </w:tcMar>
-          </w:tcPr>
-          <w:p>
-            <w:r>
-              <w:rPr>
-                <w:b w:val="false"/>
-                <w:bCs w:val="false"/>
-                <w:i w:val="false"/>
-                <w:iCs w:val="false"/>
-                <w:sz w:val="19"/>
-                <w:szCs w:val="19"/>
-              </w:rPr>
-              <w:t xml:space="preserve"/>
-            </w:r>
-          </w:p>
-        </w:tc>
-        <w:tc>
-          <w:tcPr>
-            <w:tcW w:type="dxa" w:w="1100"/>
-            <w:tcMar>
-              <w:top w:type="dxa" w:w="60"/>
-              <w:left w:type="dxa" w:w="100"/>
-              <w:bottom w:type="dxa" w:w="60"/>
-              <w:right w:type="dxa" w:w="100"/>
-            </w:tcMar>
-          </w:tcPr>
-          <w:p>
-            <w:r>
-              <w:rPr>
-                <w:b w:val="false"/>
-                <w:bCs w:val="false"/>
-                <w:i w:val="false"/>
-                <w:iCs w:val="false"/>
-                <w:sz w:val="19"/>
-                <w:szCs w:val="19"/>
-              </w:rPr>
-              <w:t xml:space="preserve"/>
-            </w:r>
-          </w:p>
-        </w:tc>
-        <w:tc>
-          <w:tcPr>
-            <w:tcW w:type="dxa" w:w="1526"/>
+            <w:tcW w:type="dxa" w:w="1200"/>
+            <w:tcMar>
+              <w:top w:type="dxa" w:w="60"/>
+              <w:left w:type="dxa" w:w="100"/>
+              <w:bottom w:type="dxa" w:w="60"/>
+              <w:right w:type="dxa" w:w="100"/>
+            </w:tcMar>
+          </w:tcPr>
+          <w:p>
+            <w:r>
+              <w:rPr>
+                <w:b w:val="false"/>
+                <w:bCs w:val="false"/>
+                <w:i w:val="false"/>
+                <w:iCs w:val="false"/>
+                <w:sz w:val="19"/>
+                <w:szCs w:val="19"/>
+              </w:rPr>
+              <w:t xml:space="preserve"/>
+            </w:r>
+          </w:p>
+        </w:tc>
+        <w:tc>
+          <w:tcPr>
+            <w:tcW w:type="dxa" w:w="1350"/>
+            <w:tcMar>
+              <w:top w:type="dxa" w:w="60"/>
+              <w:left w:type="dxa" w:w="100"/>
+              <w:bottom w:type="dxa" w:w="60"/>
+              <w:right w:type="dxa" w:w="100"/>
+            </w:tcMar>
+          </w:tcPr>
+          <w:p>
+            <w:r>
+              <w:rPr>
+                <w:b w:val="false"/>
+                <w:bCs w:val="false"/>
+                <w:i w:val="false"/>
+                <w:iCs w:val="false"/>
+                <w:sz w:val="19"/>
+                <w:szCs w:val="19"/>
+              </w:rPr>
+              <w:t xml:space="preserve"/>
+            </w:r>
+          </w:p>
+        </w:tc>
+        <w:tc>
+          <w:tcPr>
+            <w:tcW w:type="dxa" w:w="1250"/>
+            <w:tcMar>
+              <w:top w:type="dxa" w:w="60"/>
+              <w:left w:type="dxa" w:w="100"/>
+              <w:bottom w:type="dxa" w:w="60"/>
+              <w:right w:type="dxa" w:w="100"/>
+            </w:tcMar>
+          </w:tcPr>
+          <w:p>
+            <w:r>
+              <w:rPr>
+                <w:b w:val="false"/>
+                <w:bCs w:val="false"/>
+                <w:i w:val="false"/>
+                <w:iCs w:val="false"/>
+                <w:sz w:val="19"/>
+                <w:szCs w:val="19"/>
+              </w:rPr>
+              <w:t xml:space="preserve"/>
+            </w:r>
+          </w:p>
+        </w:tc>
+        <w:tc>
+          <w:tcPr>
+            <w:tcW w:type="dxa" w:w="1550"/>
+            <w:tcMar>
+              <w:top w:type="dxa" w:w="60"/>
+              <w:left w:type="dxa" w:w="100"/>
+              <w:bottom w:type="dxa" w:w="60"/>
+              <w:right w:type="dxa" w:w="100"/>
+            </w:tcMar>
+          </w:tcPr>
+          <w:p>
+            <w:r>
+              <w:rPr>
+                <w:b w:val="false"/>
+                <w:bCs w:val="false"/>
+                <w:i w:val="false"/>
+                <w:iCs w:val="false"/>
+                <w:sz w:val="19"/>
+                <w:szCs w:val="19"/>
+              </w:rPr>
+              <w:t xml:space="preserve"/>
+            </w:r>
+          </w:p>
+        </w:tc>
+        <w:tc>
+          <w:tcPr>
+            <w:tcW w:type="dxa" w:w="1300"/>
+            <w:tcMar>
+              <w:top w:type="dxa" w:w="60"/>
+              <w:left w:type="dxa" w:w="100"/>
+              <w:bottom w:type="dxa" w:w="60"/>
+              <w:right w:type="dxa" w:w="100"/>
+            </w:tcMar>
+          </w:tcPr>
+          <w:p>
+            <w:r>
+              <w:rPr>
+                <w:b w:val="false"/>
+                <w:bCs w:val="false"/>
+                <w:i w:val="false"/>
+                <w:iCs w:val="false"/>
+                <w:sz w:val="19"/>
+                <w:szCs w:val="19"/>
+              </w:rPr>
+              <w:t xml:space="preserve"/>
+            </w:r>
+          </w:p>
+        </w:tc>
+        <w:tc>
+          <w:tcPr>
+            <w:tcW w:type="dxa" w:w="1576"/>
             <w:tcMar>
               <w:top w:type="dxa" w:w="60"/>
               <w:left w:type="dxa" w:w="100"/>
@@ -19837,7 +19547,7 @@
         </w:trPr>
         <w:tc>
           <w:tcPr>
-            <w:tcW w:type="dxa" w:w="650"/>
+            <w:tcW w:type="dxa" w:w="800"/>
             <w:tcMar>
               <w:top w:type="dxa" w:w="60"/>
               <w:left w:type="dxa" w:w="100"/>
@@ -19861,151 +19571,127 @@
         </w:tc>
         <w:tc>
           <w:tcPr>
-            <w:tcW w:type="dxa" w:w="1000"/>
-            <w:tcMar>
-              <w:top w:type="dxa" w:w="60"/>
-              <w:left w:type="dxa" w:w="100"/>
-              <w:bottom w:type="dxa" w:w="60"/>
-              <w:right w:type="dxa" w:w="100"/>
-            </w:tcMar>
-          </w:tcPr>
-          <w:p>
-            <w:r>
-              <w:rPr>
-                <w:b w:val="false"/>
-                <w:bCs w:val="false"/>
-                <w:i w:val="false"/>
-                <w:iCs w:val="false"/>
-                <w:sz w:val="19"/>
-                <w:szCs w:val="19"/>
-              </w:rPr>
-              <w:t xml:space="preserve"/>
-            </w:r>
-          </w:p>
-        </w:tc>
-        <w:tc>
-          <w:tcPr>
-            <w:tcW w:type="dxa" w:w="1150"/>
-            <w:tcMar>
-              <w:top w:type="dxa" w:w="60"/>
-              <w:left w:type="dxa" w:w="100"/>
-              <w:bottom w:type="dxa" w:w="60"/>
-              <w:right w:type="dxa" w:w="100"/>
-            </w:tcMar>
-          </w:tcPr>
-          <w:p>
-            <w:r>
-              <w:rPr>
-                <w:b w:val="false"/>
-                <w:bCs w:val="false"/>
-                <w:i w:val="false"/>
-                <w:iCs w:val="false"/>
-                <w:sz w:val="19"/>
-                <w:szCs w:val="19"/>
-              </w:rPr>
-              <w:t xml:space="preserve"/>
-            </w:r>
-          </w:p>
-        </w:tc>
-        <w:tc>
-          <w:tcPr>
-            <w:tcW w:type="dxa" w:w="1050"/>
-            <w:tcMar>
-              <w:top w:type="dxa" w:w="60"/>
-              <w:left w:type="dxa" w:w="100"/>
-              <w:bottom w:type="dxa" w:w="60"/>
-              <w:right w:type="dxa" w:w="100"/>
-            </w:tcMar>
-          </w:tcPr>
-          <w:p>
-            <w:r>
-              <w:rPr>
-                <w:b w:val="false"/>
-                <w:bCs w:val="false"/>
-                <w:i w:val="false"/>
-                <w:iCs w:val="false"/>
-                <w:sz w:val="19"/>
-                <w:szCs w:val="19"/>
-              </w:rPr>
-              <w:t xml:space="preserve"/>
-            </w:r>
-          </w:p>
-        </w:tc>
-        <w:tc>
-          <w:tcPr>
-            <w:tcW w:type="dxa" w:w="1150"/>
-            <w:tcMar>
-              <w:top w:type="dxa" w:w="60"/>
-              <w:left w:type="dxa" w:w="100"/>
-              <w:bottom w:type="dxa" w:w="60"/>
-              <w:right w:type="dxa" w:w="100"/>
-            </w:tcMar>
-          </w:tcPr>
-          <w:p>
-            <w:r>
-              <w:rPr>
-                <w:b w:val="false"/>
-                <w:bCs w:val="false"/>
-                <w:i w:val="false"/>
-                <w:iCs w:val="false"/>
-                <w:sz w:val="19"/>
-                <w:szCs w:val="19"/>
-              </w:rPr>
-              <w:t xml:space="preserve"/>
-            </w:r>
-          </w:p>
-        </w:tc>
-        <w:tc>
-          <w:tcPr>
-            <w:tcW w:type="dxa" w:w="1400"/>
-            <w:tcMar>
-              <w:top w:type="dxa" w:w="60"/>
-              <w:left w:type="dxa" w:w="100"/>
-              <w:bottom w:type="dxa" w:w="60"/>
-              <w:right w:type="dxa" w:w="100"/>
-            </w:tcMar>
-          </w:tcPr>
-          <w:p>
-            <w:r>
-              <w:rPr>
-                <w:b w:val="false"/>
-                <w:bCs w:val="false"/>
-                <w:i w:val="false"/>
-                <w:iCs w:val="false"/>
-                <w:sz w:val="19"/>
-                <w:szCs w:val="19"/>
-              </w:rPr>
-              <w:t xml:space="preserve"/>
-            </w:r>
-          </w:p>
-        </w:tc>
-        <w:tc>
-          <w:tcPr>
-            <w:tcW w:type="dxa" w:w="1100"/>
-            <w:tcMar>
-              <w:top w:type="dxa" w:w="60"/>
-              <w:left w:type="dxa" w:w="100"/>
-              <w:bottom w:type="dxa" w:w="60"/>
-              <w:right w:type="dxa" w:w="100"/>
-            </w:tcMar>
-          </w:tcPr>
-          <w:p>
-            <w:r>
-              <w:rPr>
-                <w:b w:val="false"/>
-                <w:bCs w:val="false"/>
-                <w:i w:val="false"/>
-                <w:iCs w:val="false"/>
-                <w:sz w:val="19"/>
-                <w:szCs w:val="19"/>
-              </w:rPr>
-              <w:t xml:space="preserve"/>
-            </w:r>
-          </w:p>
-        </w:tc>
-        <w:tc>
-          <w:tcPr>
-            <w:tcW w:type="dxa" w:w="1526"/>
+            <w:tcW w:type="dxa" w:w="1200"/>
+            <w:tcMar>
+              <w:top w:type="dxa" w:w="60"/>
+              <w:left w:type="dxa" w:w="100"/>
+              <w:bottom w:type="dxa" w:w="60"/>
+              <w:right w:type="dxa" w:w="100"/>
+            </w:tcMar>
+          </w:tcPr>
+          <w:p>
+            <w:r>
+              <w:rPr>
+                <w:b w:val="false"/>
+                <w:bCs w:val="false"/>
+                <w:i w:val="false"/>
+                <w:iCs w:val="false"/>
+                <w:sz w:val="19"/>
+                <w:szCs w:val="19"/>
+              </w:rPr>
+              <w:t xml:space="preserve"/>
+            </w:r>
+          </w:p>
+        </w:tc>
+        <w:tc>
+          <w:tcPr>
+            <w:tcW w:type="dxa" w:w="1350"/>
+            <w:tcMar>
+              <w:top w:type="dxa" w:w="60"/>
+              <w:left w:type="dxa" w:w="100"/>
+              <w:bottom w:type="dxa" w:w="60"/>
+              <w:right w:type="dxa" w:w="100"/>
+            </w:tcMar>
+          </w:tcPr>
+          <w:p>
+            <w:r>
+              <w:rPr>
+                <w:b w:val="false"/>
+                <w:bCs w:val="false"/>
+                <w:i w:val="false"/>
+                <w:iCs w:val="false"/>
+                <w:sz w:val="19"/>
+                <w:szCs w:val="19"/>
+              </w:rPr>
+              <w:t xml:space="preserve"/>
+            </w:r>
+          </w:p>
+        </w:tc>
+        <w:tc>
+          <w:tcPr>
+            <w:tcW w:type="dxa" w:w="1250"/>
+            <w:tcMar>
+              <w:top w:type="dxa" w:w="60"/>
+              <w:left w:type="dxa" w:w="100"/>
+              <w:bottom w:type="dxa" w:w="60"/>
+              <w:right w:type="dxa" w:w="100"/>
+            </w:tcMar>
+          </w:tcPr>
+          <w:p>
+            <w:r>
+              <w:rPr>
+                <w:b w:val="false"/>
+                <w:bCs w:val="false"/>
+                <w:i w:val="false"/>
+                <w:iCs w:val="false"/>
+                <w:sz w:val="19"/>
+                <w:szCs w:val="19"/>
+              </w:rPr>
+              <w:t xml:space="preserve"/>
+            </w:r>
+          </w:p>
+        </w:tc>
+        <w:tc>
+          <w:tcPr>
+            <w:tcW w:type="dxa" w:w="1550"/>
+            <w:tcMar>
+              <w:top w:type="dxa" w:w="60"/>
+              <w:left w:type="dxa" w:w="100"/>
+              <w:bottom w:type="dxa" w:w="60"/>
+              <w:right w:type="dxa" w:w="100"/>
+            </w:tcMar>
+          </w:tcPr>
+          <w:p>
+            <w:r>
+              <w:rPr>
+                <w:b w:val="false"/>
+                <w:bCs w:val="false"/>
+                <w:i w:val="false"/>
+                <w:iCs w:val="false"/>
+                <w:sz w:val="19"/>
+                <w:szCs w:val="19"/>
+              </w:rPr>
+              <w:t xml:space="preserve"/>
+            </w:r>
+          </w:p>
+        </w:tc>
+        <w:tc>
+          <w:tcPr>
+            <w:tcW w:type="dxa" w:w="1300"/>
+            <w:tcMar>
+              <w:top w:type="dxa" w:w="60"/>
+              <w:left w:type="dxa" w:w="100"/>
+              <w:bottom w:type="dxa" w:w="60"/>
+              <w:right w:type="dxa" w:w="100"/>
+            </w:tcMar>
+          </w:tcPr>
+          <w:p>
+            <w:r>
+              <w:rPr>
+                <w:b w:val="false"/>
+                <w:bCs w:val="false"/>
+                <w:i w:val="false"/>
+                <w:iCs w:val="false"/>
+                <w:sz w:val="19"/>
+                <w:szCs w:val="19"/>
+              </w:rPr>
+              <w:t xml:space="preserve"/>
+            </w:r>
+          </w:p>
+        </w:tc>
+        <w:tc>
+          <w:tcPr>
+            <w:tcW w:type="dxa" w:w="1576"/>
             <w:tcMar>
               <w:top w:type="dxa" w:w="60"/>
               <w:left w:type="dxa" w:w="100"/>
@@ -20034,7 +19720,7 @@
         </w:trPr>
         <w:tc>
           <w:tcPr>
-            <w:tcW w:type="dxa" w:w="650"/>
+            <w:tcW w:type="dxa" w:w="800"/>
             <w:tcMar>
               <w:top w:type="dxa" w:w="60"/>
               <w:left w:type="dxa" w:w="100"/>
@@ -20058,151 +19744,127 @@
         </w:tc>
         <w:tc>
           <w:tcPr>
-            <w:tcW w:type="dxa" w:w="1000"/>
-            <w:tcMar>
-              <w:top w:type="dxa" w:w="60"/>
-              <w:left w:type="dxa" w:w="100"/>
-              <w:bottom w:type="dxa" w:w="60"/>
-              <w:right w:type="dxa" w:w="100"/>
-            </w:tcMar>
-          </w:tcPr>
-          <w:p>
-            <w:r>
-              <w:rPr>
-                <w:b w:val="false"/>
-                <w:bCs w:val="false"/>
-                <w:i w:val="false"/>
-                <w:iCs w:val="false"/>
-                <w:sz w:val="19"/>
-                <w:szCs w:val="19"/>
-              </w:rPr>
-              <w:t xml:space="preserve"/>
-            </w:r>
-          </w:p>
-        </w:tc>
-        <w:tc>
-          <w:tcPr>
-            <w:tcW w:type="dxa" w:w="1150"/>
-            <w:tcMar>
-              <w:top w:type="dxa" w:w="60"/>
-              <w:left w:type="dxa" w:w="100"/>
-              <w:bottom w:type="dxa" w:w="60"/>
-              <w:right w:type="dxa" w:w="100"/>
-            </w:tcMar>
-          </w:tcPr>
-          <w:p>
-            <w:r>
-              <w:rPr>
-                <w:b w:val="false"/>
-                <w:bCs w:val="false"/>
-                <w:i w:val="false"/>
-                <w:iCs w:val="false"/>
-                <w:sz w:val="19"/>
-                <w:szCs w:val="19"/>
-              </w:rPr>
-              <w:t xml:space="preserve"/>
-            </w:r>
-          </w:p>
-        </w:tc>
-        <w:tc>
-          <w:tcPr>
-            <w:tcW w:type="dxa" w:w="1050"/>
-            <w:tcMar>
-              <w:top w:type="dxa" w:w="60"/>
-              <w:left w:type="dxa" w:w="100"/>
-              <w:bottom w:type="dxa" w:w="60"/>
-              <w:right w:type="dxa" w:w="100"/>
-            </w:tcMar>
-          </w:tcPr>
-          <w:p>
-            <w:r>
-              <w:rPr>
-                <w:b w:val="false"/>
-                <w:bCs w:val="false"/>
-                <w:i w:val="false"/>
-                <w:iCs w:val="false"/>
-                <w:sz w:val="19"/>
-                <w:szCs w:val="19"/>
-              </w:rPr>
-              <w:t xml:space="preserve"/>
-            </w:r>
-          </w:p>
-        </w:tc>
-        <w:tc>
-          <w:tcPr>
-            <w:tcW w:type="dxa" w:w="1150"/>
-            <w:tcMar>
-              <w:top w:type="dxa" w:w="60"/>
-              <w:left w:type="dxa" w:w="100"/>
-              <w:bottom w:type="dxa" w:w="60"/>
-              <w:right w:type="dxa" w:w="100"/>
-            </w:tcMar>
-          </w:tcPr>
-          <w:p>
-            <w:r>
-              <w:rPr>
-                <w:b w:val="false"/>
-                <w:bCs w:val="false"/>
-                <w:i w:val="false"/>
-                <w:iCs w:val="false"/>
-                <w:sz w:val="19"/>
-                <w:szCs w:val="19"/>
-              </w:rPr>
-              <w:t xml:space="preserve"/>
-            </w:r>
-          </w:p>
-        </w:tc>
-        <w:tc>
-          <w:tcPr>
-            <w:tcW w:type="dxa" w:w="1400"/>
-            <w:tcMar>
-              <w:top w:type="dxa" w:w="60"/>
-              <w:left w:type="dxa" w:w="100"/>
-              <w:bottom w:type="dxa" w:w="60"/>
-              <w:right w:type="dxa" w:w="100"/>
-            </w:tcMar>
-          </w:tcPr>
-          <w:p>
-            <w:r>
-              <w:rPr>
-                <w:b w:val="false"/>
-                <w:bCs w:val="false"/>
-                <w:i w:val="false"/>
-                <w:iCs w:val="false"/>
-                <w:sz w:val="19"/>
-                <w:szCs w:val="19"/>
-              </w:rPr>
-              <w:t xml:space="preserve"/>
-            </w:r>
-          </w:p>
-        </w:tc>
-        <w:tc>
-          <w:tcPr>
-            <w:tcW w:type="dxa" w:w="1100"/>
-            <w:tcMar>
-              <w:top w:type="dxa" w:w="60"/>
-              <w:left w:type="dxa" w:w="100"/>
-              <w:bottom w:type="dxa" w:w="60"/>
-              <w:right w:type="dxa" w:w="100"/>
-            </w:tcMar>
-          </w:tcPr>
-          <w:p>
-            <w:r>
-              <w:rPr>
-                <w:b w:val="false"/>
-                <w:bCs w:val="false"/>
-                <w:i w:val="false"/>
-                <w:iCs w:val="false"/>
-                <w:sz w:val="19"/>
-                <w:szCs w:val="19"/>
-              </w:rPr>
-              <w:t xml:space="preserve"/>
-            </w:r>
-          </w:p>
-        </w:tc>
-        <w:tc>
-          <w:tcPr>
-            <w:tcW w:type="dxa" w:w="1526"/>
+            <w:tcW w:type="dxa" w:w="1200"/>
+            <w:tcMar>
+              <w:top w:type="dxa" w:w="60"/>
+              <w:left w:type="dxa" w:w="100"/>
+              <w:bottom w:type="dxa" w:w="60"/>
+              <w:right w:type="dxa" w:w="100"/>
+            </w:tcMar>
+          </w:tcPr>
+          <w:p>
+            <w:r>
+              <w:rPr>
+                <w:b w:val="false"/>
+                <w:bCs w:val="false"/>
+                <w:i w:val="false"/>
+                <w:iCs w:val="false"/>
+                <w:sz w:val="19"/>
+                <w:szCs w:val="19"/>
+              </w:rPr>
+              <w:t xml:space="preserve"/>
+            </w:r>
+          </w:p>
+        </w:tc>
+        <w:tc>
+          <w:tcPr>
+            <w:tcW w:type="dxa" w:w="1350"/>
+            <w:tcMar>
+              <w:top w:type="dxa" w:w="60"/>
+              <w:left w:type="dxa" w:w="100"/>
+              <w:bottom w:type="dxa" w:w="60"/>
+              <w:right w:type="dxa" w:w="100"/>
+            </w:tcMar>
+          </w:tcPr>
+          <w:p>
+            <w:r>
+              <w:rPr>
+                <w:b w:val="false"/>
+                <w:bCs w:val="false"/>
+                <w:i w:val="false"/>
+                <w:iCs w:val="false"/>
+                <w:sz w:val="19"/>
+                <w:szCs w:val="19"/>
+              </w:rPr>
+              <w:t xml:space="preserve"/>
+            </w:r>
+          </w:p>
+        </w:tc>
+        <w:tc>
+          <w:tcPr>
+            <w:tcW w:type="dxa" w:w="1250"/>
+            <w:tcMar>
+              <w:top w:type="dxa" w:w="60"/>
+              <w:left w:type="dxa" w:w="100"/>
+              <w:bottom w:type="dxa" w:w="60"/>
+              <w:right w:type="dxa" w:w="100"/>
+            </w:tcMar>
+          </w:tcPr>
+          <w:p>
+            <w:r>
+              <w:rPr>
+                <w:b w:val="false"/>
+                <w:bCs w:val="false"/>
+                <w:i w:val="false"/>
+                <w:iCs w:val="false"/>
+                <w:sz w:val="19"/>
+                <w:szCs w:val="19"/>
+              </w:rPr>
+              <w:t xml:space="preserve"/>
+            </w:r>
+          </w:p>
+        </w:tc>
+        <w:tc>
+          <w:tcPr>
+            <w:tcW w:type="dxa" w:w="1550"/>
+            <w:tcMar>
+              <w:top w:type="dxa" w:w="60"/>
+              <w:left w:type="dxa" w:w="100"/>
+              <w:bottom w:type="dxa" w:w="60"/>
+              <w:right w:type="dxa" w:w="100"/>
+            </w:tcMar>
+          </w:tcPr>
+          <w:p>
+            <w:r>
+              <w:rPr>
+                <w:b w:val="false"/>
+                <w:bCs w:val="false"/>
+                <w:i w:val="false"/>
+                <w:iCs w:val="false"/>
+                <w:sz w:val="19"/>
+                <w:szCs w:val="19"/>
+              </w:rPr>
+              <w:t xml:space="preserve"/>
+            </w:r>
+          </w:p>
+        </w:tc>
+        <w:tc>
+          <w:tcPr>
+            <w:tcW w:type="dxa" w:w="1300"/>
+            <w:tcMar>
+              <w:top w:type="dxa" w:w="60"/>
+              <w:left w:type="dxa" w:w="100"/>
+              <w:bottom w:type="dxa" w:w="60"/>
+              <w:right w:type="dxa" w:w="100"/>
+            </w:tcMar>
+          </w:tcPr>
+          <w:p>
+            <w:r>
+              <w:rPr>
+                <w:b w:val="false"/>
+                <w:bCs w:val="false"/>
+                <w:i w:val="false"/>
+                <w:iCs w:val="false"/>
+                <w:sz w:val="19"/>
+                <w:szCs w:val="19"/>
+              </w:rPr>
+              <w:t xml:space="preserve"/>
+            </w:r>
+          </w:p>
+        </w:tc>
+        <w:tc>
+          <w:tcPr>
+            <w:tcW w:type="dxa" w:w="1576"/>
             <w:tcMar>
               <w:top w:type="dxa" w:w="60"/>
               <w:left w:type="dxa" w:w="100"/>
@@ -20231,7 +19893,7 @@
         </w:trPr>
         <w:tc>
           <w:tcPr>
-            <w:tcW w:type="dxa" w:w="650"/>
+            <w:tcW w:type="dxa" w:w="800"/>
             <w:tcMar>
               <w:top w:type="dxa" w:w="60"/>
               <w:left w:type="dxa" w:w="100"/>
@@ -20255,151 +19917,127 @@
         </w:tc>
         <w:tc>
           <w:tcPr>
-            <w:tcW w:type="dxa" w:w="1000"/>
-            <w:tcMar>
-              <w:top w:type="dxa" w:w="60"/>
-              <w:left w:type="dxa" w:w="100"/>
-              <w:bottom w:type="dxa" w:w="60"/>
-              <w:right w:type="dxa" w:w="100"/>
-            </w:tcMar>
-          </w:tcPr>
-          <w:p>
-            <w:r>
-              <w:rPr>
-                <w:b w:val="false"/>
-                <w:bCs w:val="false"/>
-                <w:i w:val="false"/>
-                <w:iCs w:val="false"/>
-                <w:sz w:val="19"/>
-                <w:szCs w:val="19"/>
-              </w:rPr>
-              <w:t xml:space="preserve"/>
-            </w:r>
-          </w:p>
-        </w:tc>
-        <w:tc>
-          <w:tcPr>
-            <w:tcW w:type="dxa" w:w="1150"/>
-            <w:tcMar>
-              <w:top w:type="dxa" w:w="60"/>
-              <w:left w:type="dxa" w:w="100"/>
-              <w:bottom w:type="dxa" w:w="60"/>
-              <w:right w:type="dxa" w:w="100"/>
-            </w:tcMar>
-          </w:tcPr>
-          <w:p>
-            <w:r>
-              <w:rPr>
-                <w:b w:val="false"/>
-                <w:bCs w:val="false"/>
-                <w:i w:val="false"/>
-                <w:iCs w:val="false"/>
-                <w:sz w:val="19"/>
-                <w:szCs w:val="19"/>
-              </w:rPr>
-              <w:t xml:space="preserve"/>
-            </w:r>
-          </w:p>
-        </w:tc>
-        <w:tc>
-          <w:tcPr>
-            <w:tcW w:type="dxa" w:w="1050"/>
-            <w:tcMar>
-              <w:top w:type="dxa" w:w="60"/>
-              <w:left w:type="dxa" w:w="100"/>
-              <w:bottom w:type="dxa" w:w="60"/>
-              <w:right w:type="dxa" w:w="100"/>
-            </w:tcMar>
-          </w:tcPr>
-          <w:p>
-            <w:r>
-              <w:rPr>
-                <w:b w:val="false"/>
-                <w:bCs w:val="false"/>
-                <w:i w:val="false"/>
-                <w:iCs w:val="false"/>
-                <w:sz w:val="19"/>
-                <w:szCs w:val="19"/>
-              </w:rPr>
-              <w:t xml:space="preserve"/>
-            </w:r>
-          </w:p>
-        </w:tc>
-        <w:tc>
-          <w:tcPr>
-            <w:tcW w:type="dxa" w:w="1150"/>
-            <w:tcMar>
-              <w:top w:type="dxa" w:w="60"/>
-              <w:left w:type="dxa" w:w="100"/>
-              <w:bottom w:type="dxa" w:w="60"/>
-              <w:right w:type="dxa" w:w="100"/>
-            </w:tcMar>
-          </w:tcPr>
-          <w:p>
-            <w:r>
-              <w:rPr>
-                <w:b w:val="false"/>
-                <w:bCs w:val="false"/>
-                <w:i w:val="false"/>
-                <w:iCs w:val="false"/>
-                <w:sz w:val="19"/>
-                <w:szCs w:val="19"/>
-              </w:rPr>
-              <w:t xml:space="preserve"/>
-            </w:r>
-          </w:p>
-        </w:tc>
-        <w:tc>
-          <w:tcPr>
-            <w:tcW w:type="dxa" w:w="1400"/>
-            <w:tcMar>
-              <w:top w:type="dxa" w:w="60"/>
-              <w:left w:type="dxa" w:w="100"/>
-              <w:bottom w:type="dxa" w:w="60"/>
-              <w:right w:type="dxa" w:w="100"/>
-            </w:tcMar>
-          </w:tcPr>
-          <w:p>
-            <w:r>
-              <w:rPr>
-                <w:b w:val="false"/>
-                <w:bCs w:val="false"/>
-                <w:i w:val="false"/>
-                <w:iCs w:val="false"/>
-                <w:sz w:val="19"/>
-                <w:szCs w:val="19"/>
-              </w:rPr>
-              <w:t xml:space="preserve"/>
-            </w:r>
-          </w:p>
-        </w:tc>
-        <w:tc>
-          <w:tcPr>
-            <w:tcW w:type="dxa" w:w="1100"/>
-            <w:tcMar>
-              <w:top w:type="dxa" w:w="60"/>
-              <w:left w:type="dxa" w:w="100"/>
-              <w:bottom w:type="dxa" w:w="60"/>
-              <w:right w:type="dxa" w:w="100"/>
-            </w:tcMar>
-          </w:tcPr>
-          <w:p>
-            <w:r>
-              <w:rPr>
-                <w:b w:val="false"/>
-                <w:bCs w:val="false"/>
-                <w:i w:val="false"/>
-                <w:iCs w:val="false"/>
-                <w:sz w:val="19"/>
-                <w:szCs w:val="19"/>
-              </w:rPr>
-              <w:t xml:space="preserve"/>
-            </w:r>
-          </w:p>
-        </w:tc>
-        <w:tc>
-          <w:tcPr>
-            <w:tcW w:type="dxa" w:w="1526"/>
+            <w:tcW w:type="dxa" w:w="1200"/>
+            <w:tcMar>
+              <w:top w:type="dxa" w:w="60"/>
+              <w:left w:type="dxa" w:w="100"/>
+              <w:bottom w:type="dxa" w:w="60"/>
+              <w:right w:type="dxa" w:w="100"/>
+            </w:tcMar>
+          </w:tcPr>
+          <w:p>
+            <w:r>
+              <w:rPr>
+                <w:b w:val="false"/>
+                <w:bCs w:val="false"/>
+                <w:i w:val="false"/>
+                <w:iCs w:val="false"/>
+                <w:sz w:val="19"/>
+                <w:szCs w:val="19"/>
+              </w:rPr>
+              <w:t xml:space="preserve"/>
+            </w:r>
+          </w:p>
+        </w:tc>
+        <w:tc>
+          <w:tcPr>
+            <w:tcW w:type="dxa" w:w="1350"/>
+            <w:tcMar>
+              <w:top w:type="dxa" w:w="60"/>
+              <w:left w:type="dxa" w:w="100"/>
+              <w:bottom w:type="dxa" w:w="60"/>
+              <w:right w:type="dxa" w:w="100"/>
+            </w:tcMar>
+          </w:tcPr>
+          <w:p>
+            <w:r>
+              <w:rPr>
+                <w:b w:val="false"/>
+                <w:bCs w:val="false"/>
+                <w:i w:val="false"/>
+                <w:iCs w:val="false"/>
+                <w:sz w:val="19"/>
+                <w:szCs w:val="19"/>
+              </w:rPr>
+              <w:t xml:space="preserve"/>
+            </w:r>
+          </w:p>
+        </w:tc>
+        <w:tc>
+          <w:tcPr>
+            <w:tcW w:type="dxa" w:w="1250"/>
+            <w:tcMar>
+              <w:top w:type="dxa" w:w="60"/>
+              <w:left w:type="dxa" w:w="100"/>
+              <w:bottom w:type="dxa" w:w="60"/>
+              <w:right w:type="dxa" w:w="100"/>
+            </w:tcMar>
+          </w:tcPr>
+          <w:p>
+            <w:r>
+              <w:rPr>
+                <w:b w:val="false"/>
+                <w:bCs w:val="false"/>
+                <w:i w:val="false"/>
+                <w:iCs w:val="false"/>
+                <w:sz w:val="19"/>
+                <w:szCs w:val="19"/>
+              </w:rPr>
+              <w:t xml:space="preserve"/>
+            </w:r>
+          </w:p>
+        </w:tc>
+        <w:tc>
+          <w:tcPr>
+            <w:tcW w:type="dxa" w:w="1550"/>
+            <w:tcMar>
+              <w:top w:type="dxa" w:w="60"/>
+              <w:left w:type="dxa" w:w="100"/>
+              <w:bottom w:type="dxa" w:w="60"/>
+              <w:right w:type="dxa" w:w="100"/>
+            </w:tcMar>
+          </w:tcPr>
+          <w:p>
+            <w:r>
+              <w:rPr>
+                <w:b w:val="false"/>
+                <w:bCs w:val="false"/>
+                <w:i w:val="false"/>
+                <w:iCs w:val="false"/>
+                <w:sz w:val="19"/>
+                <w:szCs w:val="19"/>
+              </w:rPr>
+              <w:t xml:space="preserve"/>
+            </w:r>
+          </w:p>
+        </w:tc>
+        <w:tc>
+          <w:tcPr>
+            <w:tcW w:type="dxa" w:w="1300"/>
+            <w:tcMar>
+              <w:top w:type="dxa" w:w="60"/>
+              <w:left w:type="dxa" w:w="100"/>
+              <w:bottom w:type="dxa" w:w="60"/>
+              <w:right w:type="dxa" w:w="100"/>
+            </w:tcMar>
+          </w:tcPr>
+          <w:p>
+            <w:r>
+              <w:rPr>
+                <w:b w:val="false"/>
+                <w:bCs w:val="false"/>
+                <w:i w:val="false"/>
+                <w:iCs w:val="false"/>
+                <w:sz w:val="19"/>
+                <w:szCs w:val="19"/>
+              </w:rPr>
+              <w:t xml:space="preserve"/>
+            </w:r>
+          </w:p>
+        </w:tc>
+        <w:tc>
+          <w:tcPr>
+            <w:tcW w:type="dxa" w:w="1576"/>
             <w:tcMar>
               <w:top w:type="dxa" w:w="60"/>
               <w:left w:type="dxa" w:w="100"/>
@@ -20428,7 +20066,7 @@
         </w:trPr>
         <w:tc>
           <w:tcPr>
-            <w:tcW w:type="dxa" w:w="650"/>
+            <w:tcW w:type="dxa" w:w="800"/>
             <w:tcMar>
               <w:top w:type="dxa" w:w="60"/>
               <w:left w:type="dxa" w:w="100"/>
@@ -20452,151 +20090,127 @@
         </w:tc>
         <w:tc>
           <w:tcPr>
-            <w:tcW w:type="dxa" w:w="1000"/>
-            <w:tcMar>
-              <w:top w:type="dxa" w:w="60"/>
-              <w:left w:type="dxa" w:w="100"/>
-              <w:bottom w:type="dxa" w:w="60"/>
-              <w:right w:type="dxa" w:w="100"/>
-            </w:tcMar>
-          </w:tcPr>
-          <w:p>
-            <w:r>
-              <w:rPr>
-                <w:b w:val="false"/>
-                <w:bCs w:val="false"/>
-                <w:i w:val="false"/>
-                <w:iCs w:val="false"/>
-                <w:sz w:val="19"/>
-                <w:szCs w:val="19"/>
-              </w:rPr>
-              <w:t xml:space="preserve"/>
-            </w:r>
-          </w:p>
-        </w:tc>
-        <w:tc>
-          <w:tcPr>
-            <w:tcW w:type="dxa" w:w="1150"/>
-            <w:tcMar>
-              <w:top w:type="dxa" w:w="60"/>
-              <w:left w:type="dxa" w:w="100"/>
-              <w:bottom w:type="dxa" w:w="60"/>
-              <w:right w:type="dxa" w:w="100"/>
-            </w:tcMar>
-          </w:tcPr>
-          <w:p>
-            <w:r>
-              <w:rPr>
-                <w:b w:val="false"/>
-                <w:bCs w:val="false"/>
-                <w:i w:val="false"/>
-                <w:iCs w:val="false"/>
-                <w:sz w:val="19"/>
-                <w:szCs w:val="19"/>
-              </w:rPr>
-              <w:t xml:space="preserve"/>
-            </w:r>
-          </w:p>
-        </w:tc>
-        <w:tc>
-          <w:tcPr>
-            <w:tcW w:type="dxa" w:w="1050"/>
-            <w:tcMar>
-              <w:top w:type="dxa" w:w="60"/>
-              <w:left w:type="dxa" w:w="100"/>
-              <w:bottom w:type="dxa" w:w="60"/>
-              <w:right w:type="dxa" w:w="100"/>
-            </w:tcMar>
-          </w:tcPr>
-          <w:p>
-            <w:r>
-              <w:rPr>
-                <w:b w:val="false"/>
-                <w:bCs w:val="false"/>
-                <w:i w:val="false"/>
-                <w:iCs w:val="false"/>
-                <w:sz w:val="19"/>
-                <w:szCs w:val="19"/>
-              </w:rPr>
-              <w:t xml:space="preserve"/>
-            </w:r>
-          </w:p>
-        </w:tc>
-        <w:tc>
-          <w:tcPr>
-            <w:tcW w:type="dxa" w:w="1150"/>
-            <w:tcMar>
-              <w:top w:type="dxa" w:w="60"/>
-              <w:left w:type="dxa" w:w="100"/>
-              <w:bottom w:type="dxa" w:w="60"/>
-              <w:right w:type="dxa" w:w="100"/>
-            </w:tcMar>
-          </w:tcPr>
-          <w:p>
-            <w:r>
-              <w:rPr>
-                <w:b w:val="false"/>
-                <w:bCs w:val="false"/>
-                <w:i w:val="false"/>
-                <w:iCs w:val="false"/>
-                <w:sz w:val="19"/>
-                <w:szCs w:val="19"/>
-              </w:rPr>
-              <w:t xml:space="preserve"/>
-            </w:r>
-          </w:p>
-        </w:tc>
-        <w:tc>
-          <w:tcPr>
-            <w:tcW w:type="dxa" w:w="1400"/>
-            <w:tcMar>
-              <w:top w:type="dxa" w:w="60"/>
-              <w:left w:type="dxa" w:w="100"/>
-              <w:bottom w:type="dxa" w:w="60"/>
-              <w:right w:type="dxa" w:w="100"/>
-            </w:tcMar>
-          </w:tcPr>
-          <w:p>
-            <w:r>
-              <w:rPr>
-                <w:b w:val="false"/>
-                <w:bCs w:val="false"/>
-                <w:i w:val="false"/>
-                <w:iCs w:val="false"/>
-                <w:sz w:val="19"/>
-                <w:szCs w:val="19"/>
-              </w:rPr>
-              <w:t xml:space="preserve"/>
-            </w:r>
-          </w:p>
-        </w:tc>
-        <w:tc>
-          <w:tcPr>
-            <w:tcW w:type="dxa" w:w="1100"/>
-            <w:tcMar>
-              <w:top w:type="dxa" w:w="60"/>
-              <w:left w:type="dxa" w:w="100"/>
-              <w:bottom w:type="dxa" w:w="60"/>
-              <w:right w:type="dxa" w:w="100"/>
-            </w:tcMar>
-          </w:tcPr>
-          <w:p>
-            <w:r>
-              <w:rPr>
-                <w:b w:val="false"/>
-                <w:bCs w:val="false"/>
-                <w:i w:val="false"/>
-                <w:iCs w:val="false"/>
-                <w:sz w:val="19"/>
-                <w:szCs w:val="19"/>
-              </w:rPr>
-              <w:t xml:space="preserve"/>
-            </w:r>
-          </w:p>
-        </w:tc>
-        <w:tc>
-          <w:tcPr>
-            <w:tcW w:type="dxa" w:w="1526"/>
+            <w:tcW w:type="dxa" w:w="1200"/>
+            <w:tcMar>
+              <w:top w:type="dxa" w:w="60"/>
+              <w:left w:type="dxa" w:w="100"/>
+              <w:bottom w:type="dxa" w:w="60"/>
+              <w:right w:type="dxa" w:w="100"/>
+            </w:tcMar>
+          </w:tcPr>
+          <w:p>
+            <w:r>
+              <w:rPr>
+                <w:b w:val="false"/>
+                <w:bCs w:val="false"/>
+                <w:i w:val="false"/>
+                <w:iCs w:val="false"/>
+                <w:sz w:val="19"/>
+                <w:szCs w:val="19"/>
+              </w:rPr>
+              <w:t xml:space="preserve"/>
+            </w:r>
+          </w:p>
+        </w:tc>
+        <w:tc>
+          <w:tcPr>
+            <w:tcW w:type="dxa" w:w="1350"/>
+            <w:tcMar>
+              <w:top w:type="dxa" w:w="60"/>
+              <w:left w:type="dxa" w:w="100"/>
+              <w:bottom w:type="dxa" w:w="60"/>
+              <w:right w:type="dxa" w:w="100"/>
+            </w:tcMar>
+          </w:tcPr>
+          <w:p>
+            <w:r>
+              <w:rPr>
+                <w:b w:val="false"/>
+                <w:bCs w:val="false"/>
+                <w:i w:val="false"/>
+                <w:iCs w:val="false"/>
+                <w:sz w:val="19"/>
+                <w:szCs w:val="19"/>
+              </w:rPr>
+              <w:t xml:space="preserve"/>
+            </w:r>
+          </w:p>
+        </w:tc>
+        <w:tc>
+          <w:tcPr>
+            <w:tcW w:type="dxa" w:w="1250"/>
+            <w:tcMar>
+              <w:top w:type="dxa" w:w="60"/>
+              <w:left w:type="dxa" w:w="100"/>
+              <w:bottom w:type="dxa" w:w="60"/>
+              <w:right w:type="dxa" w:w="100"/>
+            </w:tcMar>
+          </w:tcPr>
+          <w:p>
+            <w:r>
+              <w:rPr>
+                <w:b w:val="false"/>
+                <w:bCs w:val="false"/>
+                <w:i w:val="false"/>
+                <w:iCs w:val="false"/>
+                <w:sz w:val="19"/>
+                <w:szCs w:val="19"/>
+              </w:rPr>
+              <w:t xml:space="preserve"/>
+            </w:r>
+          </w:p>
+        </w:tc>
+        <w:tc>
+          <w:tcPr>
+            <w:tcW w:type="dxa" w:w="1550"/>
+            <w:tcMar>
+              <w:top w:type="dxa" w:w="60"/>
+              <w:left w:type="dxa" w:w="100"/>
+              <w:bottom w:type="dxa" w:w="60"/>
+              <w:right w:type="dxa" w:w="100"/>
+            </w:tcMar>
+          </w:tcPr>
+          <w:p>
+            <w:r>
+              <w:rPr>
+                <w:b w:val="false"/>
+                <w:bCs w:val="false"/>
+                <w:i w:val="false"/>
+                <w:iCs w:val="false"/>
+                <w:sz w:val="19"/>
+                <w:szCs w:val="19"/>
+              </w:rPr>
+              <w:t xml:space="preserve"/>
+            </w:r>
+          </w:p>
+        </w:tc>
+        <w:tc>
+          <w:tcPr>
+            <w:tcW w:type="dxa" w:w="1300"/>
+            <w:tcMar>
+              <w:top w:type="dxa" w:w="60"/>
+              <w:left w:type="dxa" w:w="100"/>
+              <w:bottom w:type="dxa" w:w="60"/>
+              <w:right w:type="dxa" w:w="100"/>
+            </w:tcMar>
+          </w:tcPr>
+          <w:p>
+            <w:r>
+              <w:rPr>
+                <w:b w:val="false"/>
+                <w:bCs w:val="false"/>
+                <w:i w:val="false"/>
+                <w:iCs w:val="false"/>
+                <w:sz w:val="19"/>
+                <w:szCs w:val="19"/>
+              </w:rPr>
+              <w:t xml:space="preserve"/>
+            </w:r>
+          </w:p>
+        </w:tc>
+        <w:tc>
+          <w:tcPr>
+            <w:tcW w:type="dxa" w:w="1576"/>
             <w:tcMar>
               <w:top w:type="dxa" w:w="60"/>
               <w:left w:type="dxa" w:w="100"/>
@@ -20625,7 +20239,7 @@
         </w:trPr>
         <w:tc>
           <w:tcPr>
-            <w:tcW w:type="dxa" w:w="650"/>
+            <w:tcW w:type="dxa" w:w="800"/>
             <w:tcMar>
               <w:top w:type="dxa" w:w="60"/>
               <w:left w:type="dxa" w:w="100"/>
@@ -20649,151 +20263,127 @@
         </w:tc>
         <w:tc>
           <w:tcPr>
-            <w:tcW w:type="dxa" w:w="1000"/>
-            <w:tcMar>
-              <w:top w:type="dxa" w:w="60"/>
-              <w:left w:type="dxa" w:w="100"/>
-              <w:bottom w:type="dxa" w:w="60"/>
-              <w:right w:type="dxa" w:w="100"/>
-            </w:tcMar>
-          </w:tcPr>
-          <w:p>
-            <w:r>
-              <w:rPr>
-                <w:b w:val="false"/>
-                <w:bCs w:val="false"/>
-                <w:i w:val="false"/>
-                <w:iCs w:val="false"/>
-                <w:sz w:val="19"/>
-                <w:szCs w:val="19"/>
-              </w:rPr>
-              <w:t xml:space="preserve"/>
-            </w:r>
-          </w:p>
-        </w:tc>
-        <w:tc>
-          <w:tcPr>
-            <w:tcW w:type="dxa" w:w="1150"/>
-            <w:tcMar>
-              <w:top w:type="dxa" w:w="60"/>
-              <w:left w:type="dxa" w:w="100"/>
-              <w:bottom w:type="dxa" w:w="60"/>
-              <w:right w:type="dxa" w:w="100"/>
-            </w:tcMar>
-          </w:tcPr>
-          <w:p>
-            <w:r>
-              <w:rPr>
-                <w:b w:val="false"/>
-                <w:bCs w:val="false"/>
-                <w:i w:val="false"/>
-                <w:iCs w:val="false"/>
-                <w:sz w:val="19"/>
-                <w:szCs w:val="19"/>
-              </w:rPr>
-              <w:t xml:space="preserve"/>
-            </w:r>
-          </w:p>
-        </w:tc>
-        <w:tc>
-          <w:tcPr>
-            <w:tcW w:type="dxa" w:w="1050"/>
-            <w:tcMar>
-              <w:top w:type="dxa" w:w="60"/>
-              <w:left w:type="dxa" w:w="100"/>
-              <w:bottom w:type="dxa" w:w="60"/>
-              <w:right w:type="dxa" w:w="100"/>
-            </w:tcMar>
-          </w:tcPr>
-          <w:p>
-            <w:r>
-              <w:rPr>
-                <w:b w:val="false"/>
-                <w:bCs w:val="false"/>
-                <w:i w:val="false"/>
-                <w:iCs w:val="false"/>
-                <w:sz w:val="19"/>
-                <w:szCs w:val="19"/>
-              </w:rPr>
-              <w:t xml:space="preserve"/>
-            </w:r>
-          </w:p>
-        </w:tc>
-        <w:tc>
-          <w:tcPr>
-            <w:tcW w:type="dxa" w:w="1150"/>
-            <w:tcMar>
-              <w:top w:type="dxa" w:w="60"/>
-              <w:left w:type="dxa" w:w="100"/>
-              <w:bottom w:type="dxa" w:w="60"/>
-              <w:right w:type="dxa" w:w="100"/>
-            </w:tcMar>
-          </w:tcPr>
-          <w:p>
-            <w:r>
-              <w:rPr>
-                <w:b w:val="false"/>
-                <w:bCs w:val="false"/>
-                <w:i w:val="false"/>
-                <w:iCs w:val="false"/>
-                <w:sz w:val="19"/>
-                <w:szCs w:val="19"/>
-              </w:rPr>
-              <w:t xml:space="preserve"/>
-            </w:r>
-          </w:p>
-        </w:tc>
-        <w:tc>
-          <w:tcPr>
-            <w:tcW w:type="dxa" w:w="1400"/>
-            <w:tcMar>
-              <w:top w:type="dxa" w:w="60"/>
-              <w:left w:type="dxa" w:w="100"/>
-              <w:bottom w:type="dxa" w:w="60"/>
-              <w:right w:type="dxa" w:w="100"/>
-            </w:tcMar>
-          </w:tcPr>
-          <w:p>
-            <w:r>
-              <w:rPr>
-                <w:b w:val="false"/>
-                <w:bCs w:val="false"/>
-                <w:i w:val="false"/>
-                <w:iCs w:val="false"/>
-                <w:sz w:val="19"/>
-                <w:szCs w:val="19"/>
-              </w:rPr>
-              <w:t xml:space="preserve"/>
-            </w:r>
-          </w:p>
-        </w:tc>
-        <w:tc>
-          <w:tcPr>
-            <w:tcW w:type="dxa" w:w="1100"/>
-            <w:tcMar>
-              <w:top w:type="dxa" w:w="60"/>
-              <w:left w:type="dxa" w:w="100"/>
-              <w:bottom w:type="dxa" w:w="60"/>
-              <w:right w:type="dxa" w:w="100"/>
-            </w:tcMar>
-          </w:tcPr>
-          <w:p>
-            <w:r>
-              <w:rPr>
-                <w:b w:val="false"/>
-                <w:bCs w:val="false"/>
-                <w:i w:val="false"/>
-                <w:iCs w:val="false"/>
-                <w:sz w:val="19"/>
-                <w:szCs w:val="19"/>
-              </w:rPr>
-              <w:t xml:space="preserve"/>
-            </w:r>
-          </w:p>
-        </w:tc>
-        <w:tc>
-          <w:tcPr>
-            <w:tcW w:type="dxa" w:w="1526"/>
+            <w:tcW w:type="dxa" w:w="1200"/>
+            <w:tcMar>
+              <w:top w:type="dxa" w:w="60"/>
+              <w:left w:type="dxa" w:w="100"/>
+              <w:bottom w:type="dxa" w:w="60"/>
+              <w:right w:type="dxa" w:w="100"/>
+            </w:tcMar>
+          </w:tcPr>
+          <w:p>
+            <w:r>
+              <w:rPr>
+                <w:b w:val="false"/>
+                <w:bCs w:val="false"/>
+                <w:i w:val="false"/>
+                <w:iCs w:val="false"/>
+                <w:sz w:val="19"/>
+                <w:szCs w:val="19"/>
+              </w:rPr>
+              <w:t xml:space="preserve"/>
+            </w:r>
+          </w:p>
+        </w:tc>
+        <w:tc>
+          <w:tcPr>
+            <w:tcW w:type="dxa" w:w="1350"/>
+            <w:tcMar>
+              <w:top w:type="dxa" w:w="60"/>
+              <w:left w:type="dxa" w:w="100"/>
+              <w:bottom w:type="dxa" w:w="60"/>
+              <w:right w:type="dxa" w:w="100"/>
+            </w:tcMar>
+          </w:tcPr>
+          <w:p>
+            <w:r>
+              <w:rPr>
+                <w:b w:val="false"/>
+                <w:bCs w:val="false"/>
+                <w:i w:val="false"/>
+                <w:iCs w:val="false"/>
+                <w:sz w:val="19"/>
+                <w:szCs w:val="19"/>
+              </w:rPr>
+              <w:t xml:space="preserve"/>
+            </w:r>
+          </w:p>
+        </w:tc>
+        <w:tc>
+          <w:tcPr>
+            <w:tcW w:type="dxa" w:w="1250"/>
+            <w:tcMar>
+              <w:top w:type="dxa" w:w="60"/>
+              <w:left w:type="dxa" w:w="100"/>
+              <w:bottom w:type="dxa" w:w="60"/>
+              <w:right w:type="dxa" w:w="100"/>
+            </w:tcMar>
+          </w:tcPr>
+          <w:p>
+            <w:r>
+              <w:rPr>
+                <w:b w:val="false"/>
+                <w:bCs w:val="false"/>
+                <w:i w:val="false"/>
+                <w:iCs w:val="false"/>
+                <w:sz w:val="19"/>
+                <w:szCs w:val="19"/>
+              </w:rPr>
+              <w:t xml:space="preserve"/>
+            </w:r>
+          </w:p>
+        </w:tc>
+        <w:tc>
+          <w:tcPr>
+            <w:tcW w:type="dxa" w:w="1550"/>
+            <w:tcMar>
+              <w:top w:type="dxa" w:w="60"/>
+              <w:left w:type="dxa" w:w="100"/>
+              <w:bottom w:type="dxa" w:w="60"/>
+              <w:right w:type="dxa" w:w="100"/>
+            </w:tcMar>
+          </w:tcPr>
+          <w:p>
+            <w:r>
+              <w:rPr>
+                <w:b w:val="false"/>
+                <w:bCs w:val="false"/>
+                <w:i w:val="false"/>
+                <w:iCs w:val="false"/>
+                <w:sz w:val="19"/>
+                <w:szCs w:val="19"/>
+              </w:rPr>
+              <w:t xml:space="preserve"/>
+            </w:r>
+          </w:p>
+        </w:tc>
+        <w:tc>
+          <w:tcPr>
+            <w:tcW w:type="dxa" w:w="1300"/>
+            <w:tcMar>
+              <w:top w:type="dxa" w:w="60"/>
+              <w:left w:type="dxa" w:w="100"/>
+              <w:bottom w:type="dxa" w:w="60"/>
+              <w:right w:type="dxa" w:w="100"/>
+            </w:tcMar>
+          </w:tcPr>
+          <w:p>
+            <w:r>
+              <w:rPr>
+                <w:b w:val="false"/>
+                <w:bCs w:val="false"/>
+                <w:i w:val="false"/>
+                <w:iCs w:val="false"/>
+                <w:sz w:val="19"/>
+                <w:szCs w:val="19"/>
+              </w:rPr>
+              <w:t xml:space="preserve"/>
+            </w:r>
+          </w:p>
+        </w:tc>
+        <w:tc>
+          <w:tcPr>
+            <w:tcW w:type="dxa" w:w="1576"/>
             <w:tcMar>
               <w:top w:type="dxa" w:w="60"/>
               <w:left w:type="dxa" w:w="100"/>
@@ -20822,7 +20412,7 @@
         </w:trPr>
         <w:tc>
           <w:tcPr>
-            <w:tcW w:type="dxa" w:w="650"/>
+            <w:tcW w:type="dxa" w:w="800"/>
             <w:tcMar>
               <w:top w:type="dxa" w:w="60"/>
               <w:left w:type="dxa" w:w="100"/>
@@ -20846,151 +20436,127 @@
         </w:tc>
         <w:tc>
           <w:tcPr>
-            <w:tcW w:type="dxa" w:w="1000"/>
-            <w:tcMar>
-              <w:top w:type="dxa" w:w="60"/>
-              <w:left w:type="dxa" w:w="100"/>
-              <w:bottom w:type="dxa" w:w="60"/>
-              <w:right w:type="dxa" w:w="100"/>
-            </w:tcMar>
-          </w:tcPr>
-          <w:p>
-            <w:r>
-              <w:rPr>
-                <w:b w:val="false"/>
-                <w:bCs w:val="false"/>
-                <w:i w:val="false"/>
-                <w:iCs w:val="false"/>
-                <w:sz w:val="19"/>
-                <w:szCs w:val="19"/>
-              </w:rPr>
-              <w:t xml:space="preserve"/>
-            </w:r>
-          </w:p>
-        </w:tc>
-        <w:tc>
-          <w:tcPr>
-            <w:tcW w:type="dxa" w:w="1150"/>
-            <w:tcMar>
-              <w:top w:type="dxa" w:w="60"/>
-              <w:left w:type="dxa" w:w="100"/>
-              <w:bottom w:type="dxa" w:w="60"/>
-              <w:right w:type="dxa" w:w="100"/>
-            </w:tcMar>
-          </w:tcPr>
-          <w:p>
-            <w:r>
-              <w:rPr>
-                <w:b w:val="false"/>
-                <w:bCs w:val="false"/>
-                <w:i w:val="false"/>
-                <w:iCs w:val="false"/>
-                <w:sz w:val="19"/>
-                <w:szCs w:val="19"/>
-              </w:rPr>
-              <w:t xml:space="preserve"/>
-            </w:r>
-          </w:p>
-        </w:tc>
-        <w:tc>
-          <w:tcPr>
-            <w:tcW w:type="dxa" w:w="1050"/>
-            <w:tcMar>
-              <w:top w:type="dxa" w:w="60"/>
-              <w:left w:type="dxa" w:w="100"/>
-              <w:bottom w:type="dxa" w:w="60"/>
-              <w:right w:type="dxa" w:w="100"/>
-            </w:tcMar>
-          </w:tcPr>
-          <w:p>
-            <w:r>
-              <w:rPr>
-                <w:b w:val="false"/>
-                <w:bCs w:val="false"/>
-                <w:i w:val="false"/>
-                <w:iCs w:val="false"/>
-                <w:sz w:val="19"/>
-                <w:szCs w:val="19"/>
-              </w:rPr>
-              <w:t xml:space="preserve"/>
-            </w:r>
-          </w:p>
-        </w:tc>
-        <w:tc>
-          <w:tcPr>
-            <w:tcW w:type="dxa" w:w="1150"/>
-            <w:tcMar>
-              <w:top w:type="dxa" w:w="60"/>
-              <w:left w:type="dxa" w:w="100"/>
-              <w:bottom w:type="dxa" w:w="60"/>
-              <w:right w:type="dxa" w:w="100"/>
-            </w:tcMar>
-          </w:tcPr>
-          <w:p>
-            <w:r>
-              <w:rPr>
-                <w:b w:val="false"/>
-                <w:bCs w:val="false"/>
-                <w:i w:val="false"/>
-                <w:iCs w:val="false"/>
-                <w:sz w:val="19"/>
-                <w:szCs w:val="19"/>
-              </w:rPr>
-              <w:t xml:space="preserve"/>
-            </w:r>
-          </w:p>
-        </w:tc>
-        <w:tc>
-          <w:tcPr>
-            <w:tcW w:type="dxa" w:w="1400"/>
-            <w:tcMar>
-              <w:top w:type="dxa" w:w="60"/>
-              <w:left w:type="dxa" w:w="100"/>
-              <w:bottom w:type="dxa" w:w="60"/>
-              <w:right w:type="dxa" w:w="100"/>
-            </w:tcMar>
-          </w:tcPr>
-          <w:p>
-            <w:r>
-              <w:rPr>
-                <w:b w:val="false"/>
-                <w:bCs w:val="false"/>
-                <w:i w:val="false"/>
-                <w:iCs w:val="false"/>
-                <w:sz w:val="19"/>
-                <w:szCs w:val="19"/>
-              </w:rPr>
-              <w:t xml:space="preserve"/>
-            </w:r>
-          </w:p>
-        </w:tc>
-        <w:tc>
-          <w:tcPr>
-            <w:tcW w:type="dxa" w:w="1100"/>
-            <w:tcMar>
-              <w:top w:type="dxa" w:w="60"/>
-              <w:left w:type="dxa" w:w="100"/>
-              <w:bottom w:type="dxa" w:w="60"/>
-              <w:right w:type="dxa" w:w="100"/>
-            </w:tcMar>
-          </w:tcPr>
-          <w:p>
-            <w:r>
-              <w:rPr>
-                <w:b w:val="false"/>
-                <w:bCs w:val="false"/>
-                <w:i w:val="false"/>
-                <w:iCs w:val="false"/>
-                <w:sz w:val="19"/>
-                <w:szCs w:val="19"/>
-              </w:rPr>
-              <w:t xml:space="preserve"/>
-            </w:r>
-          </w:p>
-        </w:tc>
-        <w:tc>
-          <w:tcPr>
-            <w:tcW w:type="dxa" w:w="1526"/>
+            <w:tcW w:type="dxa" w:w="1200"/>
+            <w:tcMar>
+              <w:top w:type="dxa" w:w="60"/>
+              <w:left w:type="dxa" w:w="100"/>
+              <w:bottom w:type="dxa" w:w="60"/>
+              <w:right w:type="dxa" w:w="100"/>
+            </w:tcMar>
+          </w:tcPr>
+          <w:p>
+            <w:r>
+              <w:rPr>
+                <w:b w:val="false"/>
+                <w:bCs w:val="false"/>
+                <w:i w:val="false"/>
+                <w:iCs w:val="false"/>
+                <w:sz w:val="19"/>
+                <w:szCs w:val="19"/>
+              </w:rPr>
+              <w:t xml:space="preserve"/>
+            </w:r>
+          </w:p>
+        </w:tc>
+        <w:tc>
+          <w:tcPr>
+            <w:tcW w:type="dxa" w:w="1350"/>
+            <w:tcMar>
+              <w:top w:type="dxa" w:w="60"/>
+              <w:left w:type="dxa" w:w="100"/>
+              <w:bottom w:type="dxa" w:w="60"/>
+              <w:right w:type="dxa" w:w="100"/>
+            </w:tcMar>
+          </w:tcPr>
+          <w:p>
+            <w:r>
+              <w:rPr>
+                <w:b w:val="false"/>
+                <w:bCs w:val="false"/>
+                <w:i w:val="false"/>
+                <w:iCs w:val="false"/>
+                <w:sz w:val="19"/>
+                <w:szCs w:val="19"/>
+              </w:rPr>
+              <w:t xml:space="preserve"/>
+            </w:r>
+          </w:p>
+        </w:tc>
+        <w:tc>
+          <w:tcPr>
+            <w:tcW w:type="dxa" w:w="1250"/>
+            <w:tcMar>
+              <w:top w:type="dxa" w:w="60"/>
+              <w:left w:type="dxa" w:w="100"/>
+              <w:bottom w:type="dxa" w:w="60"/>
+              <w:right w:type="dxa" w:w="100"/>
+            </w:tcMar>
+          </w:tcPr>
+          <w:p>
+            <w:r>
+              <w:rPr>
+                <w:b w:val="false"/>
+                <w:bCs w:val="false"/>
+                <w:i w:val="false"/>
+                <w:iCs w:val="false"/>
+                <w:sz w:val="19"/>
+                <w:szCs w:val="19"/>
+              </w:rPr>
+              <w:t xml:space="preserve"/>
+            </w:r>
+          </w:p>
+        </w:tc>
+        <w:tc>
+          <w:tcPr>
+            <w:tcW w:type="dxa" w:w="1550"/>
+            <w:tcMar>
+              <w:top w:type="dxa" w:w="60"/>
+              <w:left w:type="dxa" w:w="100"/>
+              <w:bottom w:type="dxa" w:w="60"/>
+              <w:right w:type="dxa" w:w="100"/>
+            </w:tcMar>
+          </w:tcPr>
+          <w:p>
+            <w:r>
+              <w:rPr>
+                <w:b w:val="false"/>
+                <w:bCs w:val="false"/>
+                <w:i w:val="false"/>
+                <w:iCs w:val="false"/>
+                <w:sz w:val="19"/>
+                <w:szCs w:val="19"/>
+              </w:rPr>
+              <w:t xml:space="preserve"/>
+            </w:r>
+          </w:p>
+        </w:tc>
+        <w:tc>
+          <w:tcPr>
+            <w:tcW w:type="dxa" w:w="1300"/>
+            <w:tcMar>
+              <w:top w:type="dxa" w:w="60"/>
+              <w:left w:type="dxa" w:w="100"/>
+              <w:bottom w:type="dxa" w:w="60"/>
+              <w:right w:type="dxa" w:w="100"/>
+            </w:tcMar>
+          </w:tcPr>
+          <w:p>
+            <w:r>
+              <w:rPr>
+                <w:b w:val="false"/>
+                <w:bCs w:val="false"/>
+                <w:i w:val="false"/>
+                <w:iCs w:val="false"/>
+                <w:sz w:val="19"/>
+                <w:szCs w:val="19"/>
+              </w:rPr>
+              <w:t xml:space="preserve"/>
+            </w:r>
+          </w:p>
+        </w:tc>
+        <w:tc>
+          <w:tcPr>
+            <w:tcW w:type="dxa" w:w="1576"/>
             <w:tcMar>
               <w:top w:type="dxa" w:w="60"/>
               <w:left w:type="dxa" w:w="100"/>
@@ -21019,7 +20585,7 @@
         </w:trPr>
         <w:tc>
           <w:tcPr>
-            <w:tcW w:type="dxa" w:w="650"/>
+            <w:tcW w:type="dxa" w:w="800"/>
             <w:tcMar>
               <w:top w:type="dxa" w:w="60"/>
               <w:left w:type="dxa" w:w="100"/>
@@ -21043,151 +20609,127 @@
         </w:tc>
         <w:tc>
           <w:tcPr>
-            <w:tcW w:type="dxa" w:w="1000"/>
-            <w:tcMar>
-              <w:top w:type="dxa" w:w="60"/>
-              <w:left w:type="dxa" w:w="100"/>
-              <w:bottom w:type="dxa" w:w="60"/>
-              <w:right w:type="dxa" w:w="100"/>
-            </w:tcMar>
-          </w:tcPr>
-          <w:p>
-            <w:r>
-              <w:rPr>
-                <w:b w:val="false"/>
-                <w:bCs w:val="false"/>
-                <w:i w:val="false"/>
-                <w:iCs w:val="false"/>
-                <w:sz w:val="19"/>
-                <w:szCs w:val="19"/>
-              </w:rPr>
-              <w:t xml:space="preserve"/>
-            </w:r>
-          </w:p>
-        </w:tc>
-        <w:tc>
-          <w:tcPr>
-            <w:tcW w:type="dxa" w:w="1150"/>
-            <w:tcMar>
-              <w:top w:type="dxa" w:w="60"/>
-              <w:left w:type="dxa" w:w="100"/>
-              <w:bottom w:type="dxa" w:w="60"/>
-              <w:right w:type="dxa" w:w="100"/>
-            </w:tcMar>
-          </w:tcPr>
-          <w:p>
-            <w:r>
-              <w:rPr>
-                <w:b w:val="false"/>
-                <w:bCs w:val="false"/>
-                <w:i w:val="false"/>
-                <w:iCs w:val="false"/>
-                <w:sz w:val="19"/>
-                <w:szCs w:val="19"/>
-              </w:rPr>
-              <w:t xml:space="preserve"/>
-            </w:r>
-          </w:p>
-        </w:tc>
-        <w:tc>
-          <w:tcPr>
-            <w:tcW w:type="dxa" w:w="1050"/>
-            <w:tcMar>
-              <w:top w:type="dxa" w:w="60"/>
-              <w:left w:type="dxa" w:w="100"/>
-              <w:bottom w:type="dxa" w:w="60"/>
-              <w:right w:type="dxa" w:w="100"/>
-            </w:tcMar>
-          </w:tcPr>
-          <w:p>
-            <w:r>
-              <w:rPr>
-                <w:b w:val="false"/>
-                <w:bCs w:val="false"/>
-                <w:i w:val="false"/>
-                <w:iCs w:val="false"/>
-                <w:sz w:val="19"/>
-                <w:szCs w:val="19"/>
-              </w:rPr>
-              <w:t xml:space="preserve"/>
-            </w:r>
-          </w:p>
-        </w:tc>
-        <w:tc>
-          <w:tcPr>
-            <w:tcW w:type="dxa" w:w="1150"/>
-            <w:tcMar>
-              <w:top w:type="dxa" w:w="60"/>
-              <w:left w:type="dxa" w:w="100"/>
-              <w:bottom w:type="dxa" w:w="60"/>
-              <w:right w:type="dxa" w:w="100"/>
-            </w:tcMar>
-          </w:tcPr>
-          <w:p>
-            <w:r>
-              <w:rPr>
-                <w:b w:val="false"/>
-                <w:bCs w:val="false"/>
-                <w:i w:val="false"/>
-                <w:iCs w:val="false"/>
-                <w:sz w:val="19"/>
-                <w:szCs w:val="19"/>
-              </w:rPr>
-              <w:t xml:space="preserve"/>
-            </w:r>
-          </w:p>
-        </w:tc>
-        <w:tc>
-          <w:tcPr>
-            <w:tcW w:type="dxa" w:w="1400"/>
-            <w:tcMar>
-              <w:top w:type="dxa" w:w="60"/>
-              <w:left w:type="dxa" w:w="100"/>
-              <w:bottom w:type="dxa" w:w="60"/>
-              <w:right w:type="dxa" w:w="100"/>
-            </w:tcMar>
-          </w:tcPr>
-          <w:p>
-            <w:r>
-              <w:rPr>
-                <w:b w:val="false"/>
-                <w:bCs w:val="false"/>
-                <w:i w:val="false"/>
-                <w:iCs w:val="false"/>
-                <w:sz w:val="19"/>
-                <w:szCs w:val="19"/>
-              </w:rPr>
-              <w:t xml:space="preserve"/>
-            </w:r>
-          </w:p>
-        </w:tc>
-        <w:tc>
-          <w:tcPr>
-            <w:tcW w:type="dxa" w:w="1100"/>
-            <w:tcMar>
-              <w:top w:type="dxa" w:w="60"/>
-              <w:left w:type="dxa" w:w="100"/>
-              <w:bottom w:type="dxa" w:w="60"/>
-              <w:right w:type="dxa" w:w="100"/>
-            </w:tcMar>
-          </w:tcPr>
-          <w:p>
-            <w:r>
-              <w:rPr>
-                <w:b w:val="false"/>
-                <w:bCs w:val="false"/>
-                <w:i w:val="false"/>
-                <w:iCs w:val="false"/>
-                <w:sz w:val="19"/>
-                <w:szCs w:val="19"/>
-              </w:rPr>
-              <w:t xml:space="preserve"/>
-            </w:r>
-          </w:p>
-        </w:tc>
-        <w:tc>
-          <w:tcPr>
-            <w:tcW w:type="dxa" w:w="1526"/>
+            <w:tcW w:type="dxa" w:w="1200"/>
+            <w:tcMar>
+              <w:top w:type="dxa" w:w="60"/>
+              <w:left w:type="dxa" w:w="100"/>
+              <w:bottom w:type="dxa" w:w="60"/>
+              <w:right w:type="dxa" w:w="100"/>
+            </w:tcMar>
+          </w:tcPr>
+          <w:p>
+            <w:r>
+              <w:rPr>
+                <w:b w:val="false"/>
+                <w:bCs w:val="false"/>
+                <w:i w:val="false"/>
+                <w:iCs w:val="false"/>
+                <w:sz w:val="19"/>
+                <w:szCs w:val="19"/>
+              </w:rPr>
+              <w:t xml:space="preserve"/>
+            </w:r>
+          </w:p>
+        </w:tc>
+        <w:tc>
+          <w:tcPr>
+            <w:tcW w:type="dxa" w:w="1350"/>
+            <w:tcMar>
+              <w:top w:type="dxa" w:w="60"/>
+              <w:left w:type="dxa" w:w="100"/>
+              <w:bottom w:type="dxa" w:w="60"/>
+              <w:right w:type="dxa" w:w="100"/>
+            </w:tcMar>
+          </w:tcPr>
+          <w:p>
+            <w:r>
+              <w:rPr>
+                <w:b w:val="false"/>
+                <w:bCs w:val="false"/>
+                <w:i w:val="false"/>
+                <w:iCs w:val="false"/>
+                <w:sz w:val="19"/>
+                <w:szCs w:val="19"/>
+              </w:rPr>
+              <w:t xml:space="preserve"/>
+            </w:r>
+          </w:p>
+        </w:tc>
+        <w:tc>
+          <w:tcPr>
+            <w:tcW w:type="dxa" w:w="1250"/>
+            <w:tcMar>
+              <w:top w:type="dxa" w:w="60"/>
+              <w:left w:type="dxa" w:w="100"/>
+              <w:bottom w:type="dxa" w:w="60"/>
+              <w:right w:type="dxa" w:w="100"/>
+            </w:tcMar>
+          </w:tcPr>
+          <w:p>
+            <w:r>
+              <w:rPr>
+                <w:b w:val="false"/>
+                <w:bCs w:val="false"/>
+                <w:i w:val="false"/>
+                <w:iCs w:val="false"/>
+                <w:sz w:val="19"/>
+                <w:szCs w:val="19"/>
+              </w:rPr>
+              <w:t xml:space="preserve"/>
+            </w:r>
+          </w:p>
+        </w:tc>
+        <w:tc>
+          <w:tcPr>
+            <w:tcW w:type="dxa" w:w="1550"/>
+            <w:tcMar>
+              <w:top w:type="dxa" w:w="60"/>
+              <w:left w:type="dxa" w:w="100"/>
+              <w:bottom w:type="dxa" w:w="60"/>
+              <w:right w:type="dxa" w:w="100"/>
+            </w:tcMar>
+          </w:tcPr>
+          <w:p>
+            <w:r>
+              <w:rPr>
+                <w:b w:val="false"/>
+                <w:bCs w:val="false"/>
+                <w:i w:val="false"/>
+                <w:iCs w:val="false"/>
+                <w:sz w:val="19"/>
+                <w:szCs w:val="19"/>
+              </w:rPr>
+              <w:t xml:space="preserve"/>
+            </w:r>
+          </w:p>
+        </w:tc>
+        <w:tc>
+          <w:tcPr>
+            <w:tcW w:type="dxa" w:w="1300"/>
+            <w:tcMar>
+              <w:top w:type="dxa" w:w="60"/>
+              <w:left w:type="dxa" w:w="100"/>
+              <w:bottom w:type="dxa" w:w="60"/>
+              <w:right w:type="dxa" w:w="100"/>
+            </w:tcMar>
+          </w:tcPr>
+          <w:p>
+            <w:r>
+              <w:rPr>
+                <w:b w:val="false"/>
+                <w:bCs w:val="false"/>
+                <w:i w:val="false"/>
+                <w:iCs w:val="false"/>
+                <w:sz w:val="19"/>
+                <w:szCs w:val="19"/>
+              </w:rPr>
+              <w:t xml:space="preserve"/>
+            </w:r>
+          </w:p>
+        </w:tc>
+        <w:tc>
+          <w:tcPr>
+            <w:tcW w:type="dxa" w:w="1576"/>
             <w:tcMar>
               <w:top w:type="dxa" w:w="60"/>
               <w:left w:type="dxa" w:w="100"/>
@@ -21216,7 +20758,7 @@
         </w:trPr>
         <w:tc>
           <w:tcPr>
-            <w:tcW w:type="dxa" w:w="650"/>
+            <w:tcW w:type="dxa" w:w="800"/>
             <w:tcMar>
               <w:top w:type="dxa" w:w="60"/>
               <w:left w:type="dxa" w:w="100"/>
@@ -21240,151 +20782,127 @@
         </w:tc>
         <w:tc>
           <w:tcPr>
-            <w:tcW w:type="dxa" w:w="1000"/>
-            <w:tcMar>
-              <w:top w:type="dxa" w:w="60"/>
-              <w:left w:type="dxa" w:w="100"/>
-              <w:bottom w:type="dxa" w:w="60"/>
-              <w:right w:type="dxa" w:w="100"/>
-            </w:tcMar>
-          </w:tcPr>
-          <w:p>
-            <w:r>
-              <w:rPr>
-                <w:b w:val="false"/>
-                <w:bCs w:val="false"/>
-                <w:i w:val="false"/>
-                <w:iCs w:val="false"/>
-                <w:sz w:val="19"/>
-                <w:szCs w:val="19"/>
-              </w:rPr>
-              <w:t xml:space="preserve"/>
-            </w:r>
-          </w:p>
-        </w:tc>
-        <w:tc>
-          <w:tcPr>
-            <w:tcW w:type="dxa" w:w="1150"/>
-            <w:tcMar>
-              <w:top w:type="dxa" w:w="60"/>
-              <w:left w:type="dxa" w:w="100"/>
-              <w:bottom w:type="dxa" w:w="60"/>
-              <w:right w:type="dxa" w:w="100"/>
-            </w:tcMar>
-          </w:tcPr>
-          <w:p>
-            <w:r>
-              <w:rPr>
-                <w:b w:val="false"/>
-                <w:bCs w:val="false"/>
-                <w:i w:val="false"/>
-                <w:iCs w:val="false"/>
-                <w:sz w:val="19"/>
-                <w:szCs w:val="19"/>
-              </w:rPr>
-              <w:t xml:space="preserve"/>
-            </w:r>
-          </w:p>
-        </w:tc>
-        <w:tc>
-          <w:tcPr>
-            <w:tcW w:type="dxa" w:w="1050"/>
-            <w:tcMar>
-              <w:top w:type="dxa" w:w="60"/>
-              <w:left w:type="dxa" w:w="100"/>
-              <w:bottom w:type="dxa" w:w="60"/>
-              <w:right w:type="dxa" w:w="100"/>
-            </w:tcMar>
-          </w:tcPr>
-          <w:p>
-            <w:r>
-              <w:rPr>
-                <w:b w:val="false"/>
-                <w:bCs w:val="false"/>
-                <w:i w:val="false"/>
-                <w:iCs w:val="false"/>
-                <w:sz w:val="19"/>
-                <w:szCs w:val="19"/>
-              </w:rPr>
-              <w:t xml:space="preserve"/>
-            </w:r>
-          </w:p>
-        </w:tc>
-        <w:tc>
-          <w:tcPr>
-            <w:tcW w:type="dxa" w:w="1150"/>
-            <w:tcMar>
-              <w:top w:type="dxa" w:w="60"/>
-              <w:left w:type="dxa" w:w="100"/>
-              <w:bottom w:type="dxa" w:w="60"/>
-              <w:right w:type="dxa" w:w="100"/>
-            </w:tcMar>
-          </w:tcPr>
-          <w:p>
-            <w:r>
-              <w:rPr>
-                <w:b w:val="false"/>
-                <w:bCs w:val="false"/>
-                <w:i w:val="false"/>
-                <w:iCs w:val="false"/>
-                <w:sz w:val="19"/>
-                <w:szCs w:val="19"/>
-              </w:rPr>
-              <w:t xml:space="preserve"/>
-            </w:r>
-          </w:p>
-        </w:tc>
-        <w:tc>
-          <w:tcPr>
-            <w:tcW w:type="dxa" w:w="1400"/>
-            <w:tcMar>
-              <w:top w:type="dxa" w:w="60"/>
-              <w:left w:type="dxa" w:w="100"/>
-              <w:bottom w:type="dxa" w:w="60"/>
-              <w:right w:type="dxa" w:w="100"/>
-            </w:tcMar>
-          </w:tcPr>
-          <w:p>
-            <w:r>
-              <w:rPr>
-                <w:b w:val="false"/>
-                <w:bCs w:val="false"/>
-                <w:i w:val="false"/>
-                <w:iCs w:val="false"/>
-                <w:sz w:val="19"/>
-                <w:szCs w:val="19"/>
-              </w:rPr>
-              <w:t xml:space="preserve"/>
-            </w:r>
-          </w:p>
-        </w:tc>
-        <w:tc>
-          <w:tcPr>
-            <w:tcW w:type="dxa" w:w="1100"/>
-            <w:tcMar>
-              <w:top w:type="dxa" w:w="60"/>
-              <w:left w:type="dxa" w:w="100"/>
-              <w:bottom w:type="dxa" w:w="60"/>
-              <w:right w:type="dxa" w:w="100"/>
-            </w:tcMar>
-          </w:tcPr>
-          <w:p>
-            <w:r>
-              <w:rPr>
-                <w:b w:val="false"/>
-                <w:bCs w:val="false"/>
-                <w:i w:val="false"/>
-                <w:iCs w:val="false"/>
-                <w:sz w:val="19"/>
-                <w:szCs w:val="19"/>
-              </w:rPr>
-              <w:t xml:space="preserve"/>
-            </w:r>
-          </w:p>
-        </w:tc>
-        <w:tc>
-          <w:tcPr>
-            <w:tcW w:type="dxa" w:w="1526"/>
+            <w:tcW w:type="dxa" w:w="1200"/>
+            <w:tcMar>
+              <w:top w:type="dxa" w:w="60"/>
+              <w:left w:type="dxa" w:w="100"/>
+              <w:bottom w:type="dxa" w:w="60"/>
+              <w:right w:type="dxa" w:w="100"/>
+            </w:tcMar>
+          </w:tcPr>
+          <w:p>
+            <w:r>
+              <w:rPr>
+                <w:b w:val="false"/>
+                <w:bCs w:val="false"/>
+                <w:i w:val="false"/>
+                <w:iCs w:val="false"/>
+                <w:sz w:val="19"/>
+                <w:szCs w:val="19"/>
+              </w:rPr>
+              <w:t xml:space="preserve"/>
+            </w:r>
+          </w:p>
+        </w:tc>
+        <w:tc>
+          <w:tcPr>
+            <w:tcW w:type="dxa" w:w="1350"/>
+            <w:tcMar>
+              <w:top w:type="dxa" w:w="60"/>
+              <w:left w:type="dxa" w:w="100"/>
+              <w:bottom w:type="dxa" w:w="60"/>
+              <w:right w:type="dxa" w:w="100"/>
+            </w:tcMar>
+          </w:tcPr>
+          <w:p>
+            <w:r>
+              <w:rPr>
+                <w:b w:val="false"/>
+                <w:bCs w:val="false"/>
+                <w:i w:val="false"/>
+                <w:iCs w:val="false"/>
+                <w:sz w:val="19"/>
+                <w:szCs w:val="19"/>
+              </w:rPr>
+              <w:t xml:space="preserve"/>
+            </w:r>
+          </w:p>
+        </w:tc>
+        <w:tc>
+          <w:tcPr>
+            <w:tcW w:type="dxa" w:w="1250"/>
+            <w:tcMar>
+              <w:top w:type="dxa" w:w="60"/>
+              <w:left w:type="dxa" w:w="100"/>
+              <w:bottom w:type="dxa" w:w="60"/>
+              <w:right w:type="dxa" w:w="100"/>
+            </w:tcMar>
+          </w:tcPr>
+          <w:p>
+            <w:r>
+              <w:rPr>
+                <w:b w:val="false"/>
+                <w:bCs w:val="false"/>
+                <w:i w:val="false"/>
+                <w:iCs w:val="false"/>
+                <w:sz w:val="19"/>
+                <w:szCs w:val="19"/>
+              </w:rPr>
+              <w:t xml:space="preserve"/>
+            </w:r>
+          </w:p>
+        </w:tc>
+        <w:tc>
+          <w:tcPr>
+            <w:tcW w:type="dxa" w:w="1550"/>
+            <w:tcMar>
+              <w:top w:type="dxa" w:w="60"/>
+              <w:left w:type="dxa" w:w="100"/>
+              <w:bottom w:type="dxa" w:w="60"/>
+              <w:right w:type="dxa" w:w="100"/>
+            </w:tcMar>
+          </w:tcPr>
+          <w:p>
+            <w:r>
+              <w:rPr>
+                <w:b w:val="false"/>
+                <w:bCs w:val="false"/>
+                <w:i w:val="false"/>
+                <w:iCs w:val="false"/>
+                <w:sz w:val="19"/>
+                <w:szCs w:val="19"/>
+              </w:rPr>
+              <w:t xml:space="preserve"/>
+            </w:r>
+          </w:p>
+        </w:tc>
+        <w:tc>
+          <w:tcPr>
+            <w:tcW w:type="dxa" w:w="1300"/>
+            <w:tcMar>
+              <w:top w:type="dxa" w:w="60"/>
+              <w:left w:type="dxa" w:w="100"/>
+              <w:bottom w:type="dxa" w:w="60"/>
+              <w:right w:type="dxa" w:w="100"/>
+            </w:tcMar>
+          </w:tcPr>
+          <w:p>
+            <w:r>
+              <w:rPr>
+                <w:b w:val="false"/>
+                <w:bCs w:val="false"/>
+                <w:i w:val="false"/>
+                <w:iCs w:val="false"/>
+                <w:sz w:val="19"/>
+                <w:szCs w:val="19"/>
+              </w:rPr>
+              <w:t xml:space="preserve"/>
+            </w:r>
+          </w:p>
+        </w:tc>
+        <w:tc>
+          <w:tcPr>
+            <w:tcW w:type="dxa" w:w="1576"/>
             <w:tcMar>
               <w:top w:type="dxa" w:w="60"/>
               <w:left w:type="dxa" w:w="100"/>
@@ -21413,7 +20931,7 @@
         </w:trPr>
         <w:tc>
           <w:tcPr>
-            <w:tcW w:type="dxa" w:w="650"/>
+            <w:tcW w:type="dxa" w:w="800"/>
             <w:tcMar>
               <w:top w:type="dxa" w:w="60"/>
               <w:left w:type="dxa" w:w="100"/>
@@ -21437,151 +20955,127 @@
         </w:tc>
         <w:tc>
           <w:tcPr>
-            <w:tcW w:type="dxa" w:w="1000"/>
-            <w:tcMar>
-              <w:top w:type="dxa" w:w="60"/>
-              <w:left w:type="dxa" w:w="100"/>
-              <w:bottom w:type="dxa" w:w="60"/>
-              <w:right w:type="dxa" w:w="100"/>
-            </w:tcMar>
-          </w:tcPr>
-          <w:p>
-            <w:r>
-              <w:rPr>
-                <w:b w:val="false"/>
-                <w:bCs w:val="false"/>
-                <w:i w:val="false"/>
-                <w:iCs w:val="false"/>
-                <w:sz w:val="19"/>
-                <w:szCs w:val="19"/>
-              </w:rPr>
-              <w:t xml:space="preserve"/>
-            </w:r>
-          </w:p>
-        </w:tc>
-        <w:tc>
-          <w:tcPr>
-            <w:tcW w:type="dxa" w:w="1150"/>
-            <w:tcMar>
-              <w:top w:type="dxa" w:w="60"/>
-              <w:left w:type="dxa" w:w="100"/>
-              <w:bottom w:type="dxa" w:w="60"/>
-              <w:right w:type="dxa" w:w="100"/>
-            </w:tcMar>
-          </w:tcPr>
-          <w:p>
-            <w:r>
-              <w:rPr>
-                <w:b w:val="false"/>
-                <w:bCs w:val="false"/>
-                <w:i w:val="false"/>
-                <w:iCs w:val="false"/>
-                <w:sz w:val="19"/>
-                <w:szCs w:val="19"/>
-              </w:rPr>
-              <w:t xml:space="preserve"/>
-            </w:r>
-          </w:p>
-        </w:tc>
-        <w:tc>
-          <w:tcPr>
-            <w:tcW w:type="dxa" w:w="1050"/>
-            <w:tcMar>
-              <w:top w:type="dxa" w:w="60"/>
-              <w:left w:type="dxa" w:w="100"/>
-              <w:bottom w:type="dxa" w:w="60"/>
-              <w:right w:type="dxa" w:w="100"/>
-            </w:tcMar>
-          </w:tcPr>
-          <w:p>
-            <w:r>
-              <w:rPr>
-                <w:b w:val="false"/>
-                <w:bCs w:val="false"/>
-                <w:i w:val="false"/>
-                <w:iCs w:val="false"/>
-                <w:sz w:val="19"/>
-                <w:szCs w:val="19"/>
-              </w:rPr>
-              <w:t xml:space="preserve"/>
-            </w:r>
-          </w:p>
-        </w:tc>
-        <w:tc>
-          <w:tcPr>
-            <w:tcW w:type="dxa" w:w="1150"/>
-            <w:tcMar>
-              <w:top w:type="dxa" w:w="60"/>
-              <w:left w:type="dxa" w:w="100"/>
-              <w:bottom w:type="dxa" w:w="60"/>
-              <w:right w:type="dxa" w:w="100"/>
-            </w:tcMar>
-          </w:tcPr>
-          <w:p>
-            <w:r>
-              <w:rPr>
-                <w:b w:val="false"/>
-                <w:bCs w:val="false"/>
-                <w:i w:val="false"/>
-                <w:iCs w:val="false"/>
-                <w:sz w:val="19"/>
-                <w:szCs w:val="19"/>
-              </w:rPr>
-              <w:t xml:space="preserve"/>
-            </w:r>
-          </w:p>
-        </w:tc>
-        <w:tc>
-          <w:tcPr>
-            <w:tcW w:type="dxa" w:w="1400"/>
-            <w:tcMar>
-              <w:top w:type="dxa" w:w="60"/>
-              <w:left w:type="dxa" w:w="100"/>
-              <w:bottom w:type="dxa" w:w="60"/>
-              <w:right w:type="dxa" w:w="100"/>
-            </w:tcMar>
-          </w:tcPr>
-          <w:p>
-            <w:r>
-              <w:rPr>
-                <w:b w:val="false"/>
-                <w:bCs w:val="false"/>
-                <w:i w:val="false"/>
-                <w:iCs w:val="false"/>
-                <w:sz w:val="19"/>
-                <w:szCs w:val="19"/>
-              </w:rPr>
-              <w:t xml:space="preserve"/>
-            </w:r>
-          </w:p>
-        </w:tc>
-        <w:tc>
-          <w:tcPr>
-            <w:tcW w:type="dxa" w:w="1100"/>
-            <w:tcMar>
-              <w:top w:type="dxa" w:w="60"/>
-              <w:left w:type="dxa" w:w="100"/>
-              <w:bottom w:type="dxa" w:w="60"/>
-              <w:right w:type="dxa" w:w="100"/>
-            </w:tcMar>
-          </w:tcPr>
-          <w:p>
-            <w:r>
-              <w:rPr>
-                <w:b w:val="false"/>
-                <w:bCs w:val="false"/>
-                <w:i w:val="false"/>
-                <w:iCs w:val="false"/>
-                <w:sz w:val="19"/>
-                <w:szCs w:val="19"/>
-              </w:rPr>
-              <w:t xml:space="preserve"/>
-            </w:r>
-          </w:p>
-        </w:tc>
-        <w:tc>
-          <w:tcPr>
-            <w:tcW w:type="dxa" w:w="1526"/>
+            <w:tcW w:type="dxa" w:w="1200"/>
+            <w:tcMar>
+              <w:top w:type="dxa" w:w="60"/>
+              <w:left w:type="dxa" w:w="100"/>
+              <w:bottom w:type="dxa" w:w="60"/>
+              <w:right w:type="dxa" w:w="100"/>
+            </w:tcMar>
+          </w:tcPr>
+          <w:p>
+            <w:r>
+              <w:rPr>
+                <w:b w:val="false"/>
+                <w:bCs w:val="false"/>
+                <w:i w:val="false"/>
+                <w:iCs w:val="false"/>
+                <w:sz w:val="19"/>
+                <w:szCs w:val="19"/>
+              </w:rPr>
+              <w:t xml:space="preserve"/>
+            </w:r>
+          </w:p>
+        </w:tc>
+        <w:tc>
+          <w:tcPr>
+            <w:tcW w:type="dxa" w:w="1350"/>
+            <w:tcMar>
+              <w:top w:type="dxa" w:w="60"/>
+              <w:left w:type="dxa" w:w="100"/>
+              <w:bottom w:type="dxa" w:w="60"/>
+              <w:right w:type="dxa" w:w="100"/>
+            </w:tcMar>
+          </w:tcPr>
+          <w:p>
+            <w:r>
+              <w:rPr>
+                <w:b w:val="false"/>
+                <w:bCs w:val="false"/>
+                <w:i w:val="false"/>
+                <w:iCs w:val="false"/>
+                <w:sz w:val="19"/>
+                <w:szCs w:val="19"/>
+              </w:rPr>
+              <w:t xml:space="preserve"/>
+            </w:r>
+          </w:p>
+        </w:tc>
+        <w:tc>
+          <w:tcPr>
+            <w:tcW w:type="dxa" w:w="1250"/>
+            <w:tcMar>
+              <w:top w:type="dxa" w:w="60"/>
+              <w:left w:type="dxa" w:w="100"/>
+              <w:bottom w:type="dxa" w:w="60"/>
+              <w:right w:type="dxa" w:w="100"/>
+            </w:tcMar>
+          </w:tcPr>
+          <w:p>
+            <w:r>
+              <w:rPr>
+                <w:b w:val="false"/>
+                <w:bCs w:val="false"/>
+                <w:i w:val="false"/>
+                <w:iCs w:val="false"/>
+                <w:sz w:val="19"/>
+                <w:szCs w:val="19"/>
+              </w:rPr>
+              <w:t xml:space="preserve"/>
+            </w:r>
+          </w:p>
+        </w:tc>
+        <w:tc>
+          <w:tcPr>
+            <w:tcW w:type="dxa" w:w="1550"/>
+            <w:tcMar>
+              <w:top w:type="dxa" w:w="60"/>
+              <w:left w:type="dxa" w:w="100"/>
+              <w:bottom w:type="dxa" w:w="60"/>
+              <w:right w:type="dxa" w:w="100"/>
+            </w:tcMar>
+          </w:tcPr>
+          <w:p>
+            <w:r>
+              <w:rPr>
+                <w:b w:val="false"/>
+                <w:bCs w:val="false"/>
+                <w:i w:val="false"/>
+                <w:iCs w:val="false"/>
+                <w:sz w:val="19"/>
+                <w:szCs w:val="19"/>
+              </w:rPr>
+              <w:t xml:space="preserve"/>
+            </w:r>
+          </w:p>
+        </w:tc>
+        <w:tc>
+          <w:tcPr>
+            <w:tcW w:type="dxa" w:w="1300"/>
+            <w:tcMar>
+              <w:top w:type="dxa" w:w="60"/>
+              <w:left w:type="dxa" w:w="100"/>
+              <w:bottom w:type="dxa" w:w="60"/>
+              <w:right w:type="dxa" w:w="100"/>
+            </w:tcMar>
+          </w:tcPr>
+          <w:p>
+            <w:r>
+              <w:rPr>
+                <w:b w:val="false"/>
+                <w:bCs w:val="false"/>
+                <w:i w:val="false"/>
+                <w:iCs w:val="false"/>
+                <w:sz w:val="19"/>
+                <w:szCs w:val="19"/>
+              </w:rPr>
+              <w:t xml:space="preserve"/>
+            </w:r>
+          </w:p>
+        </w:tc>
+        <w:tc>
+          <w:tcPr>
+            <w:tcW w:type="dxa" w:w="1576"/>
             <w:tcMar>
               <w:top w:type="dxa" w:w="60"/>
               <w:left w:type="dxa" w:w="100"/>
@@ -21610,7 +21104,7 @@
         </w:trPr>
         <w:tc>
           <w:tcPr>
-            <w:tcW w:type="dxa" w:w="650"/>
+            <w:tcW w:type="dxa" w:w="800"/>
             <w:tcMar>
               <w:top w:type="dxa" w:w="60"/>
               <w:left w:type="dxa" w:w="100"/>
@@ -21634,151 +21128,127 @@
         </w:tc>
         <w:tc>
           <w:tcPr>
-            <w:tcW w:type="dxa" w:w="1000"/>
-            <w:tcMar>
-              <w:top w:type="dxa" w:w="60"/>
-              <w:left w:type="dxa" w:w="100"/>
-              <w:bottom w:type="dxa" w:w="60"/>
-              <w:right w:type="dxa" w:w="100"/>
-            </w:tcMar>
-          </w:tcPr>
-          <w:p>
-            <w:r>
-              <w:rPr>
-                <w:b w:val="false"/>
-                <w:bCs w:val="false"/>
-                <w:i w:val="false"/>
-                <w:iCs w:val="false"/>
-                <w:sz w:val="19"/>
-                <w:szCs w:val="19"/>
-              </w:rPr>
-              <w:t xml:space="preserve"/>
-            </w:r>
-          </w:p>
-        </w:tc>
-        <w:tc>
-          <w:tcPr>
-            <w:tcW w:type="dxa" w:w="1150"/>
-            <w:tcMar>
-              <w:top w:type="dxa" w:w="60"/>
-              <w:left w:type="dxa" w:w="100"/>
-              <w:bottom w:type="dxa" w:w="60"/>
-              <w:right w:type="dxa" w:w="100"/>
-            </w:tcMar>
-          </w:tcPr>
-          <w:p>
-            <w:r>
-              <w:rPr>
-                <w:b w:val="false"/>
-                <w:bCs w:val="false"/>
-                <w:i w:val="false"/>
-                <w:iCs w:val="false"/>
-                <w:sz w:val="19"/>
-                <w:szCs w:val="19"/>
-              </w:rPr>
-              <w:t xml:space="preserve"/>
-            </w:r>
-          </w:p>
-        </w:tc>
-        <w:tc>
-          <w:tcPr>
-            <w:tcW w:type="dxa" w:w="1050"/>
-            <w:tcMar>
-              <w:top w:type="dxa" w:w="60"/>
-              <w:left w:type="dxa" w:w="100"/>
-              <w:bottom w:type="dxa" w:w="60"/>
-              <w:right w:type="dxa" w:w="100"/>
-            </w:tcMar>
-          </w:tcPr>
-          <w:p>
-            <w:r>
-              <w:rPr>
-                <w:b w:val="false"/>
-                <w:bCs w:val="false"/>
-                <w:i w:val="false"/>
-                <w:iCs w:val="false"/>
-                <w:sz w:val="19"/>
-                <w:szCs w:val="19"/>
-              </w:rPr>
-              <w:t xml:space="preserve"/>
-            </w:r>
-          </w:p>
-        </w:tc>
-        <w:tc>
-          <w:tcPr>
-            <w:tcW w:type="dxa" w:w="1150"/>
-            <w:tcMar>
-              <w:top w:type="dxa" w:w="60"/>
-              <w:left w:type="dxa" w:w="100"/>
-              <w:bottom w:type="dxa" w:w="60"/>
-              <w:right w:type="dxa" w:w="100"/>
-            </w:tcMar>
-          </w:tcPr>
-          <w:p>
-            <w:r>
-              <w:rPr>
-                <w:b w:val="false"/>
-                <w:bCs w:val="false"/>
-                <w:i w:val="false"/>
-                <w:iCs w:val="false"/>
-                <w:sz w:val="19"/>
-                <w:szCs w:val="19"/>
-              </w:rPr>
-              <w:t xml:space="preserve"/>
-            </w:r>
-          </w:p>
-        </w:tc>
-        <w:tc>
-          <w:tcPr>
-            <w:tcW w:type="dxa" w:w="1400"/>
-            <w:tcMar>
-              <w:top w:type="dxa" w:w="60"/>
-              <w:left w:type="dxa" w:w="100"/>
-              <w:bottom w:type="dxa" w:w="60"/>
-              <w:right w:type="dxa" w:w="100"/>
-            </w:tcMar>
-          </w:tcPr>
-          <w:p>
-            <w:r>
-              <w:rPr>
-                <w:b w:val="false"/>
-                <w:bCs w:val="false"/>
-                <w:i w:val="false"/>
-                <w:iCs w:val="false"/>
-                <w:sz w:val="19"/>
-                <w:szCs w:val="19"/>
-              </w:rPr>
-              <w:t xml:space="preserve"/>
-            </w:r>
-          </w:p>
-        </w:tc>
-        <w:tc>
-          <w:tcPr>
-            <w:tcW w:type="dxa" w:w="1100"/>
-            <w:tcMar>
-              <w:top w:type="dxa" w:w="60"/>
-              <w:left w:type="dxa" w:w="100"/>
-              <w:bottom w:type="dxa" w:w="60"/>
-              <w:right w:type="dxa" w:w="100"/>
-            </w:tcMar>
-          </w:tcPr>
-          <w:p>
-            <w:r>
-              <w:rPr>
-                <w:b w:val="false"/>
-                <w:bCs w:val="false"/>
-                <w:i w:val="false"/>
-                <w:iCs w:val="false"/>
-                <w:sz w:val="19"/>
-                <w:szCs w:val="19"/>
-              </w:rPr>
-              <w:t xml:space="preserve"/>
-            </w:r>
-          </w:p>
-        </w:tc>
-        <w:tc>
-          <w:tcPr>
-            <w:tcW w:type="dxa" w:w="1526"/>
+            <w:tcW w:type="dxa" w:w="1200"/>
+            <w:tcMar>
+              <w:top w:type="dxa" w:w="60"/>
+              <w:left w:type="dxa" w:w="100"/>
+              <w:bottom w:type="dxa" w:w="60"/>
+              <w:right w:type="dxa" w:w="100"/>
+            </w:tcMar>
+          </w:tcPr>
+          <w:p>
+            <w:r>
+              <w:rPr>
+                <w:b w:val="false"/>
+                <w:bCs w:val="false"/>
+                <w:i w:val="false"/>
+                <w:iCs w:val="false"/>
+                <w:sz w:val="19"/>
+                <w:szCs w:val="19"/>
+              </w:rPr>
+              <w:t xml:space="preserve"/>
+            </w:r>
+          </w:p>
+        </w:tc>
+        <w:tc>
+          <w:tcPr>
+            <w:tcW w:type="dxa" w:w="1350"/>
+            <w:tcMar>
+              <w:top w:type="dxa" w:w="60"/>
+              <w:left w:type="dxa" w:w="100"/>
+              <w:bottom w:type="dxa" w:w="60"/>
+              <w:right w:type="dxa" w:w="100"/>
+            </w:tcMar>
+          </w:tcPr>
+          <w:p>
+            <w:r>
+              <w:rPr>
+                <w:b w:val="false"/>
+                <w:bCs w:val="false"/>
+                <w:i w:val="false"/>
+                <w:iCs w:val="false"/>
+                <w:sz w:val="19"/>
+                <w:szCs w:val="19"/>
+              </w:rPr>
+              <w:t xml:space="preserve"/>
+            </w:r>
+          </w:p>
+        </w:tc>
+        <w:tc>
+          <w:tcPr>
+            <w:tcW w:type="dxa" w:w="1250"/>
+            <w:tcMar>
+              <w:top w:type="dxa" w:w="60"/>
+              <w:left w:type="dxa" w:w="100"/>
+              <w:bottom w:type="dxa" w:w="60"/>
+              <w:right w:type="dxa" w:w="100"/>
+            </w:tcMar>
+          </w:tcPr>
+          <w:p>
+            <w:r>
+              <w:rPr>
+                <w:b w:val="false"/>
+                <w:bCs w:val="false"/>
+                <w:i w:val="false"/>
+                <w:iCs w:val="false"/>
+                <w:sz w:val="19"/>
+                <w:szCs w:val="19"/>
+              </w:rPr>
+              <w:t xml:space="preserve"/>
+            </w:r>
+          </w:p>
+        </w:tc>
+        <w:tc>
+          <w:tcPr>
+            <w:tcW w:type="dxa" w:w="1550"/>
+            <w:tcMar>
+              <w:top w:type="dxa" w:w="60"/>
+              <w:left w:type="dxa" w:w="100"/>
+              <w:bottom w:type="dxa" w:w="60"/>
+              <w:right w:type="dxa" w:w="100"/>
+            </w:tcMar>
+          </w:tcPr>
+          <w:p>
+            <w:r>
+              <w:rPr>
+                <w:b w:val="false"/>
+                <w:bCs w:val="false"/>
+                <w:i w:val="false"/>
+                <w:iCs w:val="false"/>
+                <w:sz w:val="19"/>
+                <w:szCs w:val="19"/>
+              </w:rPr>
+              <w:t xml:space="preserve"/>
+            </w:r>
+          </w:p>
+        </w:tc>
+        <w:tc>
+          <w:tcPr>
+            <w:tcW w:type="dxa" w:w="1300"/>
+            <w:tcMar>
+              <w:top w:type="dxa" w:w="60"/>
+              <w:left w:type="dxa" w:w="100"/>
+              <w:bottom w:type="dxa" w:w="60"/>
+              <w:right w:type="dxa" w:w="100"/>
+            </w:tcMar>
+          </w:tcPr>
+          <w:p>
+            <w:r>
+              <w:rPr>
+                <w:b w:val="false"/>
+                <w:bCs w:val="false"/>
+                <w:i w:val="false"/>
+                <w:iCs w:val="false"/>
+                <w:sz w:val="19"/>
+                <w:szCs w:val="19"/>
+              </w:rPr>
+              <w:t xml:space="preserve"/>
+            </w:r>
+          </w:p>
+        </w:tc>
+        <w:tc>
+          <w:tcPr>
+            <w:tcW w:type="dxa" w:w="1576"/>
             <w:tcMar>
               <w:top w:type="dxa" w:w="60"/>
               <w:left w:type="dxa" w:w="100"/>
@@ -21807,7 +21277,7 @@
         </w:trPr>
         <w:tc>
           <w:tcPr>
-            <w:tcW w:type="dxa" w:w="650"/>
+            <w:tcW w:type="dxa" w:w="800"/>
             <w:tcMar>
               <w:top w:type="dxa" w:w="60"/>
               <w:left w:type="dxa" w:w="100"/>
@@ -21831,151 +21301,127 @@
         </w:tc>
         <w:tc>
           <w:tcPr>
-            <w:tcW w:type="dxa" w:w="1000"/>
-            <w:tcMar>
-              <w:top w:type="dxa" w:w="60"/>
-              <w:left w:type="dxa" w:w="100"/>
-              <w:bottom w:type="dxa" w:w="60"/>
-              <w:right w:type="dxa" w:w="100"/>
-            </w:tcMar>
-          </w:tcPr>
-          <w:p>
-            <w:r>
-              <w:rPr>
-                <w:b w:val="false"/>
-                <w:bCs w:val="false"/>
-                <w:i w:val="false"/>
-                <w:iCs w:val="false"/>
-                <w:sz w:val="19"/>
-                <w:szCs w:val="19"/>
-              </w:rPr>
-              <w:t xml:space="preserve"/>
-            </w:r>
-          </w:p>
-        </w:tc>
-        <w:tc>
-          <w:tcPr>
-            <w:tcW w:type="dxa" w:w="1150"/>
-            <w:tcMar>
-              <w:top w:type="dxa" w:w="60"/>
-              <w:left w:type="dxa" w:w="100"/>
-              <w:bottom w:type="dxa" w:w="60"/>
-              <w:right w:type="dxa" w:w="100"/>
-            </w:tcMar>
-          </w:tcPr>
-          <w:p>
-            <w:r>
-              <w:rPr>
-                <w:b w:val="false"/>
-                <w:bCs w:val="false"/>
-                <w:i w:val="false"/>
-                <w:iCs w:val="false"/>
-                <w:sz w:val="19"/>
-                <w:szCs w:val="19"/>
-              </w:rPr>
-              <w:t xml:space="preserve"/>
-            </w:r>
-          </w:p>
-        </w:tc>
-        <w:tc>
-          <w:tcPr>
-            <w:tcW w:type="dxa" w:w="1050"/>
-            <w:tcMar>
-              <w:top w:type="dxa" w:w="60"/>
-              <w:left w:type="dxa" w:w="100"/>
-              <w:bottom w:type="dxa" w:w="60"/>
-              <w:right w:type="dxa" w:w="100"/>
-            </w:tcMar>
-          </w:tcPr>
-          <w:p>
-            <w:r>
-              <w:rPr>
-                <w:b w:val="false"/>
-                <w:bCs w:val="false"/>
-                <w:i w:val="false"/>
-                <w:iCs w:val="false"/>
-                <w:sz w:val="19"/>
-                <w:szCs w:val="19"/>
-              </w:rPr>
-              <w:t xml:space="preserve"/>
-            </w:r>
-          </w:p>
-        </w:tc>
-        <w:tc>
-          <w:tcPr>
-            <w:tcW w:type="dxa" w:w="1150"/>
-            <w:tcMar>
-              <w:top w:type="dxa" w:w="60"/>
-              <w:left w:type="dxa" w:w="100"/>
-              <w:bottom w:type="dxa" w:w="60"/>
-              <w:right w:type="dxa" w:w="100"/>
-            </w:tcMar>
-          </w:tcPr>
-          <w:p>
-            <w:r>
-              <w:rPr>
-                <w:b w:val="false"/>
-                <w:bCs w:val="false"/>
-                <w:i w:val="false"/>
-                <w:iCs w:val="false"/>
-                <w:sz w:val="19"/>
-                <w:szCs w:val="19"/>
-              </w:rPr>
-              <w:t xml:space="preserve"/>
-            </w:r>
-          </w:p>
-        </w:tc>
-        <w:tc>
-          <w:tcPr>
-            <w:tcW w:type="dxa" w:w="1400"/>
-            <w:tcMar>
-              <w:top w:type="dxa" w:w="60"/>
-              <w:left w:type="dxa" w:w="100"/>
-              <w:bottom w:type="dxa" w:w="60"/>
-              <w:right w:type="dxa" w:w="100"/>
-            </w:tcMar>
-          </w:tcPr>
-          <w:p>
-            <w:r>
-              <w:rPr>
-                <w:b w:val="false"/>
-                <w:bCs w:val="false"/>
-                <w:i w:val="false"/>
-                <w:iCs w:val="false"/>
-                <w:sz w:val="19"/>
-                <w:szCs w:val="19"/>
-              </w:rPr>
-              <w:t xml:space="preserve"/>
-            </w:r>
-          </w:p>
-        </w:tc>
-        <w:tc>
-          <w:tcPr>
-            <w:tcW w:type="dxa" w:w="1100"/>
-            <w:tcMar>
-              <w:top w:type="dxa" w:w="60"/>
-              <w:left w:type="dxa" w:w="100"/>
-              <w:bottom w:type="dxa" w:w="60"/>
-              <w:right w:type="dxa" w:w="100"/>
-            </w:tcMar>
-          </w:tcPr>
-          <w:p>
-            <w:r>
-              <w:rPr>
-                <w:b w:val="false"/>
-                <w:bCs w:val="false"/>
-                <w:i w:val="false"/>
-                <w:iCs w:val="false"/>
-                <w:sz w:val="19"/>
-                <w:szCs w:val="19"/>
-              </w:rPr>
-              <w:t xml:space="preserve"/>
-            </w:r>
-          </w:p>
-        </w:tc>
-        <w:tc>
-          <w:tcPr>
-            <w:tcW w:type="dxa" w:w="1526"/>
+            <w:tcW w:type="dxa" w:w="1200"/>
+            <w:tcMar>
+              <w:top w:type="dxa" w:w="60"/>
+              <w:left w:type="dxa" w:w="100"/>
+              <w:bottom w:type="dxa" w:w="60"/>
+              <w:right w:type="dxa" w:w="100"/>
+            </w:tcMar>
+          </w:tcPr>
+          <w:p>
+            <w:r>
+              <w:rPr>
+                <w:b w:val="false"/>
+                <w:bCs w:val="false"/>
+                <w:i w:val="false"/>
+                <w:iCs w:val="false"/>
+                <w:sz w:val="19"/>
+                <w:szCs w:val="19"/>
+              </w:rPr>
+              <w:t xml:space="preserve"/>
+            </w:r>
+          </w:p>
+        </w:tc>
+        <w:tc>
+          <w:tcPr>
+            <w:tcW w:type="dxa" w:w="1350"/>
+            <w:tcMar>
+              <w:top w:type="dxa" w:w="60"/>
+              <w:left w:type="dxa" w:w="100"/>
+              <w:bottom w:type="dxa" w:w="60"/>
+              <w:right w:type="dxa" w:w="100"/>
+            </w:tcMar>
+          </w:tcPr>
+          <w:p>
+            <w:r>
+              <w:rPr>
+                <w:b w:val="false"/>
+                <w:bCs w:val="false"/>
+                <w:i w:val="false"/>
+                <w:iCs w:val="false"/>
+                <w:sz w:val="19"/>
+                <w:szCs w:val="19"/>
+              </w:rPr>
+              <w:t xml:space="preserve"/>
+            </w:r>
+          </w:p>
+        </w:tc>
+        <w:tc>
+          <w:tcPr>
+            <w:tcW w:type="dxa" w:w="1250"/>
+            <w:tcMar>
+              <w:top w:type="dxa" w:w="60"/>
+              <w:left w:type="dxa" w:w="100"/>
+              <w:bottom w:type="dxa" w:w="60"/>
+              <w:right w:type="dxa" w:w="100"/>
+            </w:tcMar>
+          </w:tcPr>
+          <w:p>
+            <w:r>
+              <w:rPr>
+                <w:b w:val="false"/>
+                <w:bCs w:val="false"/>
+                <w:i w:val="false"/>
+                <w:iCs w:val="false"/>
+                <w:sz w:val="19"/>
+                <w:szCs w:val="19"/>
+              </w:rPr>
+              <w:t xml:space="preserve"/>
+            </w:r>
+          </w:p>
+        </w:tc>
+        <w:tc>
+          <w:tcPr>
+            <w:tcW w:type="dxa" w:w="1550"/>
+            <w:tcMar>
+              <w:top w:type="dxa" w:w="60"/>
+              <w:left w:type="dxa" w:w="100"/>
+              <w:bottom w:type="dxa" w:w="60"/>
+              <w:right w:type="dxa" w:w="100"/>
+            </w:tcMar>
+          </w:tcPr>
+          <w:p>
+            <w:r>
+              <w:rPr>
+                <w:b w:val="false"/>
+                <w:bCs w:val="false"/>
+                <w:i w:val="false"/>
+                <w:iCs w:val="false"/>
+                <w:sz w:val="19"/>
+                <w:szCs w:val="19"/>
+              </w:rPr>
+              <w:t xml:space="preserve"/>
+            </w:r>
+          </w:p>
+        </w:tc>
+        <w:tc>
+          <w:tcPr>
+            <w:tcW w:type="dxa" w:w="1300"/>
+            <w:tcMar>
+              <w:top w:type="dxa" w:w="60"/>
+              <w:left w:type="dxa" w:w="100"/>
+              <w:bottom w:type="dxa" w:w="60"/>
+              <w:right w:type="dxa" w:w="100"/>
+            </w:tcMar>
+          </w:tcPr>
+          <w:p>
+            <w:r>
+              <w:rPr>
+                <w:b w:val="false"/>
+                <w:bCs w:val="false"/>
+                <w:i w:val="false"/>
+                <w:iCs w:val="false"/>
+                <w:sz w:val="19"/>
+                <w:szCs w:val="19"/>
+              </w:rPr>
+              <w:t xml:space="preserve"/>
+            </w:r>
+          </w:p>
+        </w:tc>
+        <w:tc>
+          <w:tcPr>
+            <w:tcW w:type="dxa" w:w="1576"/>
             <w:tcMar>
               <w:top w:type="dxa" w:w="60"/>
               <w:left w:type="dxa" w:w="100"/>
@@ -22004,7 +21450,7 @@
         </w:trPr>
         <w:tc>
           <w:tcPr>
-            <w:tcW w:type="dxa" w:w="650"/>
+            <w:tcW w:type="dxa" w:w="800"/>
             <w:tcMar>
               <w:top w:type="dxa" w:w="60"/>
               <w:left w:type="dxa" w:w="100"/>
@@ -22028,151 +21474,127 @@
         </w:tc>
         <w:tc>
           <w:tcPr>
-            <w:tcW w:type="dxa" w:w="1000"/>
-            <w:tcMar>
-              <w:top w:type="dxa" w:w="60"/>
-              <w:left w:type="dxa" w:w="100"/>
-              <w:bottom w:type="dxa" w:w="60"/>
-              <w:right w:type="dxa" w:w="100"/>
-            </w:tcMar>
-          </w:tcPr>
-          <w:p>
-            <w:r>
-              <w:rPr>
-                <w:b w:val="false"/>
-                <w:bCs w:val="false"/>
-                <w:i w:val="false"/>
-                <w:iCs w:val="false"/>
-                <w:sz w:val="19"/>
-                <w:szCs w:val="19"/>
-              </w:rPr>
-              <w:t xml:space="preserve"/>
-            </w:r>
-          </w:p>
-        </w:tc>
-        <w:tc>
-          <w:tcPr>
-            <w:tcW w:type="dxa" w:w="1150"/>
-            <w:tcMar>
-              <w:top w:type="dxa" w:w="60"/>
-              <w:left w:type="dxa" w:w="100"/>
-              <w:bottom w:type="dxa" w:w="60"/>
-              <w:right w:type="dxa" w:w="100"/>
-            </w:tcMar>
-          </w:tcPr>
-          <w:p>
-            <w:r>
-              <w:rPr>
-                <w:b w:val="false"/>
-                <w:bCs w:val="false"/>
-                <w:i w:val="false"/>
-                <w:iCs w:val="false"/>
-                <w:sz w:val="19"/>
-                <w:szCs w:val="19"/>
-              </w:rPr>
-              <w:t xml:space="preserve"/>
-            </w:r>
-          </w:p>
-        </w:tc>
-        <w:tc>
-          <w:tcPr>
-            <w:tcW w:type="dxa" w:w="1050"/>
-            <w:tcMar>
-              <w:top w:type="dxa" w:w="60"/>
-              <w:left w:type="dxa" w:w="100"/>
-              <w:bottom w:type="dxa" w:w="60"/>
-              <w:right w:type="dxa" w:w="100"/>
-            </w:tcMar>
-          </w:tcPr>
-          <w:p>
-            <w:r>
-              <w:rPr>
-                <w:b w:val="false"/>
-                <w:bCs w:val="false"/>
-                <w:i w:val="false"/>
-                <w:iCs w:val="false"/>
-                <w:sz w:val="19"/>
-                <w:szCs w:val="19"/>
-              </w:rPr>
-              <w:t xml:space="preserve"/>
-            </w:r>
-          </w:p>
-        </w:tc>
-        <w:tc>
-          <w:tcPr>
-            <w:tcW w:type="dxa" w:w="1150"/>
-            <w:tcMar>
-              <w:top w:type="dxa" w:w="60"/>
-              <w:left w:type="dxa" w:w="100"/>
-              <w:bottom w:type="dxa" w:w="60"/>
-              <w:right w:type="dxa" w:w="100"/>
-            </w:tcMar>
-          </w:tcPr>
-          <w:p>
-            <w:r>
-              <w:rPr>
-                <w:b w:val="false"/>
-                <w:bCs w:val="false"/>
-                <w:i w:val="false"/>
-                <w:iCs w:val="false"/>
-                <w:sz w:val="19"/>
-                <w:szCs w:val="19"/>
-              </w:rPr>
-              <w:t xml:space="preserve"/>
-            </w:r>
-          </w:p>
-        </w:tc>
-        <w:tc>
-          <w:tcPr>
-            <w:tcW w:type="dxa" w:w="1400"/>
-            <w:tcMar>
-              <w:top w:type="dxa" w:w="60"/>
-              <w:left w:type="dxa" w:w="100"/>
-              <w:bottom w:type="dxa" w:w="60"/>
-              <w:right w:type="dxa" w:w="100"/>
-            </w:tcMar>
-          </w:tcPr>
-          <w:p>
-            <w:r>
-              <w:rPr>
-                <w:b w:val="false"/>
-                <w:bCs w:val="false"/>
-                <w:i w:val="false"/>
-                <w:iCs w:val="false"/>
-                <w:sz w:val="19"/>
-                <w:szCs w:val="19"/>
-              </w:rPr>
-              <w:t xml:space="preserve"/>
-            </w:r>
-          </w:p>
-        </w:tc>
-        <w:tc>
-          <w:tcPr>
-            <w:tcW w:type="dxa" w:w="1100"/>
-            <w:tcMar>
-              <w:top w:type="dxa" w:w="60"/>
-              <w:left w:type="dxa" w:w="100"/>
-              <w:bottom w:type="dxa" w:w="60"/>
-              <w:right w:type="dxa" w:w="100"/>
-            </w:tcMar>
-          </w:tcPr>
-          <w:p>
-            <w:r>
-              <w:rPr>
-                <w:b w:val="false"/>
-                <w:bCs w:val="false"/>
-                <w:i w:val="false"/>
-                <w:iCs w:val="false"/>
-                <w:sz w:val="19"/>
-                <w:szCs w:val="19"/>
-              </w:rPr>
-              <w:t xml:space="preserve"/>
-            </w:r>
-          </w:p>
-        </w:tc>
-        <w:tc>
-          <w:tcPr>
-            <w:tcW w:type="dxa" w:w="1526"/>
+            <w:tcW w:type="dxa" w:w="1200"/>
+            <w:tcMar>
+              <w:top w:type="dxa" w:w="60"/>
+              <w:left w:type="dxa" w:w="100"/>
+              <w:bottom w:type="dxa" w:w="60"/>
+              <w:right w:type="dxa" w:w="100"/>
+            </w:tcMar>
+          </w:tcPr>
+          <w:p>
+            <w:r>
+              <w:rPr>
+                <w:b w:val="false"/>
+                <w:bCs w:val="false"/>
+                <w:i w:val="false"/>
+                <w:iCs w:val="false"/>
+                <w:sz w:val="19"/>
+                <w:szCs w:val="19"/>
+              </w:rPr>
+              <w:t xml:space="preserve"/>
+            </w:r>
+          </w:p>
+        </w:tc>
+        <w:tc>
+          <w:tcPr>
+            <w:tcW w:type="dxa" w:w="1350"/>
+            <w:tcMar>
+              <w:top w:type="dxa" w:w="60"/>
+              <w:left w:type="dxa" w:w="100"/>
+              <w:bottom w:type="dxa" w:w="60"/>
+              <w:right w:type="dxa" w:w="100"/>
+            </w:tcMar>
+          </w:tcPr>
+          <w:p>
+            <w:r>
+              <w:rPr>
+                <w:b w:val="false"/>
+                <w:bCs w:val="false"/>
+                <w:i w:val="false"/>
+                <w:iCs w:val="false"/>
+                <w:sz w:val="19"/>
+                <w:szCs w:val="19"/>
+              </w:rPr>
+              <w:t xml:space="preserve"/>
+            </w:r>
+          </w:p>
+        </w:tc>
+        <w:tc>
+          <w:tcPr>
+            <w:tcW w:type="dxa" w:w="1250"/>
+            <w:tcMar>
+              <w:top w:type="dxa" w:w="60"/>
+              <w:left w:type="dxa" w:w="100"/>
+              <w:bottom w:type="dxa" w:w="60"/>
+              <w:right w:type="dxa" w:w="100"/>
+            </w:tcMar>
+          </w:tcPr>
+          <w:p>
+            <w:r>
+              <w:rPr>
+                <w:b w:val="false"/>
+                <w:bCs w:val="false"/>
+                <w:i w:val="false"/>
+                <w:iCs w:val="false"/>
+                <w:sz w:val="19"/>
+                <w:szCs w:val="19"/>
+              </w:rPr>
+              <w:t xml:space="preserve"/>
+            </w:r>
+          </w:p>
+        </w:tc>
+        <w:tc>
+          <w:tcPr>
+            <w:tcW w:type="dxa" w:w="1550"/>
+            <w:tcMar>
+              <w:top w:type="dxa" w:w="60"/>
+              <w:left w:type="dxa" w:w="100"/>
+              <w:bottom w:type="dxa" w:w="60"/>
+              <w:right w:type="dxa" w:w="100"/>
+            </w:tcMar>
+          </w:tcPr>
+          <w:p>
+            <w:r>
+              <w:rPr>
+                <w:b w:val="false"/>
+                <w:bCs w:val="false"/>
+                <w:i w:val="false"/>
+                <w:iCs w:val="false"/>
+                <w:sz w:val="19"/>
+                <w:szCs w:val="19"/>
+              </w:rPr>
+              <w:t xml:space="preserve"/>
+            </w:r>
+          </w:p>
+        </w:tc>
+        <w:tc>
+          <w:tcPr>
+            <w:tcW w:type="dxa" w:w="1300"/>
+            <w:tcMar>
+              <w:top w:type="dxa" w:w="60"/>
+              <w:left w:type="dxa" w:w="100"/>
+              <w:bottom w:type="dxa" w:w="60"/>
+              <w:right w:type="dxa" w:w="100"/>
+            </w:tcMar>
+          </w:tcPr>
+          <w:p>
+            <w:r>
+              <w:rPr>
+                <w:b w:val="false"/>
+                <w:bCs w:val="false"/>
+                <w:i w:val="false"/>
+                <w:iCs w:val="false"/>
+                <w:sz w:val="19"/>
+                <w:szCs w:val="19"/>
+              </w:rPr>
+              <w:t xml:space="preserve"/>
+            </w:r>
+          </w:p>
+        </w:tc>
+        <w:tc>
+          <w:tcPr>
+            <w:tcW w:type="dxa" w:w="1576"/>
             <w:tcMar>
               <w:top w:type="dxa" w:w="60"/>
               <w:left w:type="dxa" w:w="100"/>
@@ -22201,7 +21623,7 @@
         </w:trPr>
         <w:tc>
           <w:tcPr>
-            <w:tcW w:type="dxa" w:w="650"/>
+            <w:tcW w:type="dxa" w:w="800"/>
             <w:tcMar>
               <w:top w:type="dxa" w:w="60"/>
               <w:left w:type="dxa" w:w="100"/>
@@ -22225,151 +21647,127 @@
         </w:tc>
         <w:tc>
           <w:tcPr>
-            <w:tcW w:type="dxa" w:w="1000"/>
-            <w:tcMar>
-              <w:top w:type="dxa" w:w="60"/>
-              <w:left w:type="dxa" w:w="100"/>
-              <w:bottom w:type="dxa" w:w="60"/>
-              <w:right w:type="dxa" w:w="100"/>
-            </w:tcMar>
-          </w:tcPr>
-          <w:p>
-            <w:r>
-              <w:rPr>
-                <w:b w:val="false"/>
-                <w:bCs w:val="false"/>
-                <w:i w:val="false"/>
-                <w:iCs w:val="false"/>
-                <w:sz w:val="19"/>
-                <w:szCs w:val="19"/>
-              </w:rPr>
-              <w:t xml:space="preserve"/>
-            </w:r>
-          </w:p>
-        </w:tc>
-        <w:tc>
-          <w:tcPr>
-            <w:tcW w:type="dxa" w:w="1150"/>
-            <w:tcMar>
-              <w:top w:type="dxa" w:w="60"/>
-              <w:left w:type="dxa" w:w="100"/>
-              <w:bottom w:type="dxa" w:w="60"/>
-              <w:right w:type="dxa" w:w="100"/>
-            </w:tcMar>
-          </w:tcPr>
-          <w:p>
-            <w:r>
-              <w:rPr>
-                <w:b w:val="false"/>
-                <w:bCs w:val="false"/>
-                <w:i w:val="false"/>
-                <w:iCs w:val="false"/>
-                <w:sz w:val="19"/>
-                <w:szCs w:val="19"/>
-              </w:rPr>
-              <w:t xml:space="preserve"/>
-            </w:r>
-          </w:p>
-        </w:tc>
-        <w:tc>
-          <w:tcPr>
-            <w:tcW w:type="dxa" w:w="1050"/>
-            <w:tcMar>
-              <w:top w:type="dxa" w:w="60"/>
-              <w:left w:type="dxa" w:w="100"/>
-              <w:bottom w:type="dxa" w:w="60"/>
-              <w:right w:type="dxa" w:w="100"/>
-            </w:tcMar>
-          </w:tcPr>
-          <w:p>
-            <w:r>
-              <w:rPr>
-                <w:b w:val="false"/>
-                <w:bCs w:val="false"/>
-                <w:i w:val="false"/>
-                <w:iCs w:val="false"/>
-                <w:sz w:val="19"/>
-                <w:szCs w:val="19"/>
-              </w:rPr>
-              <w:t xml:space="preserve"/>
-            </w:r>
-          </w:p>
-        </w:tc>
-        <w:tc>
-          <w:tcPr>
-            <w:tcW w:type="dxa" w:w="1150"/>
-            <w:tcMar>
-              <w:top w:type="dxa" w:w="60"/>
-              <w:left w:type="dxa" w:w="100"/>
-              <w:bottom w:type="dxa" w:w="60"/>
-              <w:right w:type="dxa" w:w="100"/>
-            </w:tcMar>
-          </w:tcPr>
-          <w:p>
-            <w:r>
-              <w:rPr>
-                <w:b w:val="false"/>
-                <w:bCs w:val="false"/>
-                <w:i w:val="false"/>
-                <w:iCs w:val="false"/>
-                <w:sz w:val="19"/>
-                <w:szCs w:val="19"/>
-              </w:rPr>
-              <w:t xml:space="preserve"/>
-            </w:r>
-          </w:p>
-        </w:tc>
-        <w:tc>
-          <w:tcPr>
-            <w:tcW w:type="dxa" w:w="1400"/>
-            <w:tcMar>
-              <w:top w:type="dxa" w:w="60"/>
-              <w:left w:type="dxa" w:w="100"/>
-              <w:bottom w:type="dxa" w:w="60"/>
-              <w:right w:type="dxa" w:w="100"/>
-            </w:tcMar>
-          </w:tcPr>
-          <w:p>
-            <w:r>
-              <w:rPr>
-                <w:b w:val="false"/>
-                <w:bCs w:val="false"/>
-                <w:i w:val="false"/>
-                <w:iCs w:val="false"/>
-                <w:sz w:val="19"/>
-                <w:szCs w:val="19"/>
-              </w:rPr>
-              <w:t xml:space="preserve"/>
-            </w:r>
-          </w:p>
-        </w:tc>
-        <w:tc>
-          <w:tcPr>
-            <w:tcW w:type="dxa" w:w="1100"/>
-            <w:tcMar>
-              <w:top w:type="dxa" w:w="60"/>
-              <w:left w:type="dxa" w:w="100"/>
-              <w:bottom w:type="dxa" w:w="60"/>
-              <w:right w:type="dxa" w:w="100"/>
-            </w:tcMar>
-          </w:tcPr>
-          <w:p>
-            <w:r>
-              <w:rPr>
-                <w:b w:val="false"/>
-                <w:bCs w:val="false"/>
-                <w:i w:val="false"/>
-                <w:iCs w:val="false"/>
-                <w:sz w:val="19"/>
-                <w:szCs w:val="19"/>
-              </w:rPr>
-              <w:t xml:space="preserve"/>
-            </w:r>
-          </w:p>
-        </w:tc>
-        <w:tc>
-          <w:tcPr>
-            <w:tcW w:type="dxa" w:w="1526"/>
+            <w:tcW w:type="dxa" w:w="1200"/>
+            <w:tcMar>
+              <w:top w:type="dxa" w:w="60"/>
+              <w:left w:type="dxa" w:w="100"/>
+              <w:bottom w:type="dxa" w:w="60"/>
+              <w:right w:type="dxa" w:w="100"/>
+            </w:tcMar>
+          </w:tcPr>
+          <w:p>
+            <w:r>
+              <w:rPr>
+                <w:b w:val="false"/>
+                <w:bCs w:val="false"/>
+                <w:i w:val="false"/>
+                <w:iCs w:val="false"/>
+                <w:sz w:val="19"/>
+                <w:szCs w:val="19"/>
+              </w:rPr>
+              <w:t xml:space="preserve"/>
+            </w:r>
+          </w:p>
+        </w:tc>
+        <w:tc>
+          <w:tcPr>
+            <w:tcW w:type="dxa" w:w="1350"/>
+            <w:tcMar>
+              <w:top w:type="dxa" w:w="60"/>
+              <w:left w:type="dxa" w:w="100"/>
+              <w:bottom w:type="dxa" w:w="60"/>
+              <w:right w:type="dxa" w:w="100"/>
+            </w:tcMar>
+          </w:tcPr>
+          <w:p>
+            <w:r>
+              <w:rPr>
+                <w:b w:val="false"/>
+                <w:bCs w:val="false"/>
+                <w:i w:val="false"/>
+                <w:iCs w:val="false"/>
+                <w:sz w:val="19"/>
+                <w:szCs w:val="19"/>
+              </w:rPr>
+              <w:t xml:space="preserve"/>
+            </w:r>
+          </w:p>
+        </w:tc>
+        <w:tc>
+          <w:tcPr>
+            <w:tcW w:type="dxa" w:w="1250"/>
+            <w:tcMar>
+              <w:top w:type="dxa" w:w="60"/>
+              <w:left w:type="dxa" w:w="100"/>
+              <w:bottom w:type="dxa" w:w="60"/>
+              <w:right w:type="dxa" w:w="100"/>
+            </w:tcMar>
+          </w:tcPr>
+          <w:p>
+            <w:r>
+              <w:rPr>
+                <w:b w:val="false"/>
+                <w:bCs w:val="false"/>
+                <w:i w:val="false"/>
+                <w:iCs w:val="false"/>
+                <w:sz w:val="19"/>
+                <w:szCs w:val="19"/>
+              </w:rPr>
+              <w:t xml:space="preserve"/>
+            </w:r>
+          </w:p>
+        </w:tc>
+        <w:tc>
+          <w:tcPr>
+            <w:tcW w:type="dxa" w:w="1550"/>
+            <w:tcMar>
+              <w:top w:type="dxa" w:w="60"/>
+              <w:left w:type="dxa" w:w="100"/>
+              <w:bottom w:type="dxa" w:w="60"/>
+              <w:right w:type="dxa" w:w="100"/>
+            </w:tcMar>
+          </w:tcPr>
+          <w:p>
+            <w:r>
+              <w:rPr>
+                <w:b w:val="false"/>
+                <w:bCs w:val="false"/>
+                <w:i w:val="false"/>
+                <w:iCs w:val="false"/>
+                <w:sz w:val="19"/>
+                <w:szCs w:val="19"/>
+              </w:rPr>
+              <w:t xml:space="preserve"/>
+            </w:r>
+          </w:p>
+        </w:tc>
+        <w:tc>
+          <w:tcPr>
+            <w:tcW w:type="dxa" w:w="1300"/>
+            <w:tcMar>
+              <w:top w:type="dxa" w:w="60"/>
+              <w:left w:type="dxa" w:w="100"/>
+              <w:bottom w:type="dxa" w:w="60"/>
+              <w:right w:type="dxa" w:w="100"/>
+            </w:tcMar>
+          </w:tcPr>
+          <w:p>
+            <w:r>
+              <w:rPr>
+                <w:b w:val="false"/>
+                <w:bCs w:val="false"/>
+                <w:i w:val="false"/>
+                <w:iCs w:val="false"/>
+                <w:sz w:val="19"/>
+                <w:szCs w:val="19"/>
+              </w:rPr>
+              <w:t xml:space="preserve"/>
+            </w:r>
+          </w:p>
+        </w:tc>
+        <w:tc>
+          <w:tcPr>
+            <w:tcW w:type="dxa" w:w="1576"/>
             <w:tcMar>
               <w:top w:type="dxa" w:w="60"/>
               <w:left w:type="dxa" w:w="100"/>
